--- a/hw/P1.docx
+++ b/hw/P1.docx
@@ -3101,6 +3101,202 @@
     </w:p>
     <w:p>
       <w:pPr>
+        <w:spacing w:before="200" w:after="100"/>
+      </w:pPr>
+      <w:r>
+        <w:rPr>
+          <w:rFonts w:ascii="Arial" w:hAnsi="Arial"/>
+          <w:b/>
+          <w:color w:val="0F172A"/>
+          <w:sz w:val="30"/>
+        </w:rPr>
+        <w:t>Bonus – max. +2 P</w:t>
+      </w:r>
+    </w:p>
+    <w:p>
+      <w:pPr>
+        <w:spacing w:before="0" w:after="120"/>
+      </w:pPr>
+      <w:r>
+        <w:rPr>
+          <w:rFonts w:ascii="Arial" w:hAnsi="Arial"/>
+          <w:b w:val="0"/>
+          <w:color w:val="64748B"/>
+          <w:sz w:val="19"/>
+        </w:rPr>
+        <w:t>Zwei freiwillige Transferfragen. Jede richtige Lösung gibt +1 Bonuspunkt.</w:t>
+      </w:r>
+    </w:p>
+    <w:p>
+      <w:pPr>
+        <w:spacing w:before="80" w:after="60"/>
+      </w:pPr>
+      <w:r>
+        <w:rPr>
+          <w:rFonts w:ascii="Arial" w:hAnsi="Arial"/>
+          <w:b/>
+          <w:color w:val="1D4ED8"/>
+          <w:sz w:val="23"/>
+        </w:rPr>
+        <w:t>Bonus 1 – Hardware Detective (+1 P)</w:t>
+      </w:r>
+    </w:p>
+    <w:p>
+      <w:pPr>
+        <w:spacing w:before="0" w:after="60"/>
+      </w:pPr>
+      <w:r>
+        <w:rPr>
+          <w:rFonts w:ascii="Arial" w:hAnsi="Arial"/>
+          <w:b w:val="0"/>
+          <w:color w:val="0F172A"/>
+          <w:sz w:val="18"/>
+        </w:rPr>
+        <w:t>Ein Schüler sagt: „Mein PC ist langsam, also brauche ich sicher eine neue Grafikkarte.“</w:t>
+      </w:r>
+    </w:p>
+    <w:p>
+      <w:pPr>
+        <w:spacing w:before="0" w:after="80"/>
+      </w:pPr>
+      <w:r>
+        <w:rPr>
+          <w:rFonts w:ascii="Arial" w:hAnsi="Arial"/>
+          <w:b w:val="0"/>
+          <w:color w:val="64748B"/>
+          <w:sz w:val="18"/>
+        </w:rPr>
+        <w:t>Der PC hat: 4 GB RAM · HDD · CPU 35 % · GPU 8 % · 17 Browser-Tabs geöffnet</w:t>
+      </w:r>
+    </w:p>
+    <w:p>
+      <w:pPr>
+        <w:spacing w:before="0" w:after="60"/>
+      </w:pPr>
+      <w:r>
+        <w:rPr>
+          <w:rFonts w:ascii="Arial" w:hAnsi="Arial"/>
+          <w:b/>
+          <w:color w:val="0F172A"/>
+          <w:sz w:val="18"/>
+        </w:rPr>
+        <w:t>Was würdest du zuerst ändern – und warum?</w:t>
+      </w:r>
+    </w:p>
+    <w:p>
+      <w:pPr>
+        <w:spacing w:before="0" w:after="60"/>
+      </w:pPr>
+      <w:r>
+        <w:rPr>
+          <w:rFonts w:ascii="Arial" w:hAnsi="Arial"/>
+          <w:b w:val="0"/>
+          <w:color w:val="94A3B8"/>
+          <w:sz w:val="18"/>
+        </w:rPr>
+        <w:t>________________________________________________________________________________</w:t>
+      </w:r>
+    </w:p>
+    <w:p>
+      <w:pPr>
+        <w:spacing w:before="0" w:after="60"/>
+      </w:pPr>
+      <w:r>
+        <w:rPr>
+          <w:rFonts w:ascii="Arial" w:hAnsi="Arial"/>
+          <w:b w:val="0"/>
+          <w:color w:val="94A3B8"/>
+          <w:sz w:val="18"/>
+        </w:rPr>
+        <w:t>________________________________________________________________________________</w:t>
+      </w:r>
+    </w:p>
+    <w:p>
+      <w:pPr>
+        <w:spacing w:before="100" w:after="60"/>
+      </w:pPr>
+      <w:r>
+        <w:rPr>
+          <w:rFonts w:ascii="Arial" w:hAnsi="Arial"/>
+          <w:b/>
+          <w:color w:val="1D4ED8"/>
+          <w:sz w:val="23"/>
+        </w:rPr>
+        <w:t>Bonus 2 – Flaschenhals (+1 P)</w:t>
+      </w:r>
+    </w:p>
+    <w:p>
+      <w:pPr>
+        <w:spacing w:before="0" w:after="80"/>
+      </w:pPr>
+      <w:r>
+        <w:rPr>
+          <w:rFonts w:ascii="Arial" w:hAnsi="Arial"/>
+          <w:b w:val="0"/>
+          <w:color w:val="0F172A"/>
+          <w:sz w:val="18"/>
+        </w:rPr>
+        <w:t>Ein PC hat: 32 GB RAM · starke CPU · starke Grafikkarte · 5400-rpm-HDD · Windows startet in 2 Minuten</w:t>
+      </w:r>
+    </w:p>
+    <w:p>
+      <w:pPr>
+        <w:spacing w:before="0" w:after="60"/>
+      </w:pPr>
+      <w:r>
+        <w:rPr>
+          <w:rFonts w:ascii="Arial" w:hAnsi="Arial"/>
+          <w:b/>
+          <w:color w:val="0F172A"/>
+          <w:sz w:val="18"/>
+        </w:rPr>
+        <w:t>Welche Komponente ist der wahrscheinlichste Flaschenhals? Begründe kurz.</w:t>
+      </w:r>
+    </w:p>
+    <w:p>
+      <w:pPr>
+        <w:spacing w:before="0" w:after="60"/>
+      </w:pPr>
+      <w:r>
+        <w:rPr>
+          <w:rFonts w:ascii="Arial" w:hAnsi="Arial"/>
+          <w:b w:val="0"/>
+          <w:color w:val="94A3B8"/>
+          <w:sz w:val="18"/>
+        </w:rPr>
+        <w:t>________________________________________________________________________________</w:t>
+      </w:r>
+    </w:p>
+    <w:p>
+      <w:pPr>
+        <w:spacing w:before="0" w:after="60"/>
+      </w:pPr>
+      <w:r>
+        <w:rPr>
+          <w:rFonts w:ascii="Arial" w:hAnsi="Arial"/>
+          <w:b w:val="0"/>
+          <w:color w:val="94A3B8"/>
+          <w:sz w:val="18"/>
+        </w:rPr>
+        <w:t>________________________________________________________________________________</w:t>
+      </w:r>
+    </w:p>
+    <w:p>
+      <w:pPr>
+        <w:spacing w:before="60" w:after="140"/>
+      </w:pPr>
+      <w:r>
+        <w:rPr>
+          <w:rFonts w:ascii="Arial" w:hAnsi="Arial"/>
+          <w:b w:val="0"/>
+          <w:color w:val="64748B"/>
+          <w:sz w:val="16"/>
+        </w:rPr>
+        <w:t>Bonuspunkte zählen zusätzlich zu den 41 regulären Punkten. Maximalnote: 6.0.</w:t>
+      </w:r>
+    </w:p>
+    <w:p>
+      <w:pPr>
         <w:spacing w:before="240"/>
         <w:jc w:val="center"/>
       </w:pPr>

--- a/hw/P1.docx
+++ b/hw/P1.docx
@@ -4,18 +4,21 @@
   <w:body>
     <w:tbl>
       <w:tblPr>
-        <w:tblW w:type="auto" w:w="0"/>
+        <w:tblW w:type="dxa" w:w="9751"/>
         <w:jc w:val="center"/>
         <w:tblLayout w:type="fixed"/>
         <w:tblLook w:firstColumn="1" w:firstRow="1" w:lastColumn="0" w:lastRow="0" w:noHBand="0" w:noVBand="1" w:val="04A0"/>
       </w:tblPr>
       <w:tblGrid>
-        <w:gridCol w:w="10148"/>
+        <w:gridCol w:w="9751"/>
       </w:tblGrid>
       <w:tr>
+        <w:trPr>
+          <w:cantSplit/>
+        </w:trPr>
         <w:tc>
           <w:tcPr>
-            <w:tcW w:type="dxa" w:w="10148"/>
+            <w:tcW w:type="dxa" w:w="9751"/>
             <w:shd w:fill="0F172A"/>
             <w:tcMar>
               <w:top w:w="190" w:type="dxa"/>
@@ -61,20 +64,23 @@
     </w:p>
     <w:tbl>
       <w:tblPr>
-        <w:tblW w:type="auto" w:w="0"/>
+        <w:tblW w:type="dxa" w:w="9751"/>
         <w:jc w:val="center"/>
         <w:tblLayout w:type="fixed"/>
         <w:tblLook w:firstColumn="1" w:firstRow="1" w:lastColumn="0" w:lastRow="0" w:noHBand="0" w:noVBand="1" w:val="04A0"/>
       </w:tblPr>
       <w:tblGrid>
-        <w:gridCol w:w="3383"/>
-        <w:gridCol w:w="3383"/>
-        <w:gridCol w:w="3383"/>
+        <w:gridCol w:w="4479"/>
+        <w:gridCol w:w="2268"/>
+        <w:gridCol w:w="3005"/>
       </w:tblGrid>
       <w:tr>
+        <w:trPr>
+          <w:cantSplit/>
+        </w:trPr>
         <w:tc>
           <w:tcPr>
-            <w:tcW w:type="dxa" w:w="4706"/>
+            <w:tcW w:type="dxa" w:w="4479"/>
             <w:vAlign w:val="center"/>
             <w:tcMar>
               <w:top w:w="110" w:type="dxa"/>
@@ -99,19 +105,21 @@
           <w:p>
             <w:pPr>
               <w:spacing w:before="100" w:after="0"/>
+              <w:pBdr>
+                <w:bottom w:val="single" w:sz="6" w:space="1" w:color="94A3B8"/>
+              </w:pBdr>
             </w:pPr>
             <w:r>
               <w:rPr>
-                <w:color w:val="94A3B8"/>
                 <w:sz w:val="16"/>
               </w:rPr>
-              <w:t>____________________________</w:t>
+              <w:t xml:space="preserve"> </w:t>
             </w:r>
           </w:p>
         </w:tc>
         <w:tc>
           <w:tcPr>
-            <w:tcW w:type="dxa" w:w="2381"/>
+            <w:tcW w:type="dxa" w:w="2268"/>
             <w:vAlign w:val="center"/>
             <w:tcMar>
               <w:top w:w="110" w:type="dxa"/>
@@ -136,19 +144,21 @@
           <w:p>
             <w:pPr>
               <w:spacing w:before="100" w:after="0"/>
+              <w:pBdr>
+                <w:bottom w:val="single" w:sz="6" w:space="1" w:color="94A3B8"/>
+              </w:pBdr>
             </w:pPr>
             <w:r>
               <w:rPr>
-                <w:color w:val="94A3B8"/>
                 <w:sz w:val="16"/>
               </w:rPr>
-              <w:t>____________________________</w:t>
+              <w:t xml:space="preserve"> </w:t>
             </w:r>
           </w:p>
         </w:tc>
         <w:tc>
           <w:tcPr>
-            <w:tcW w:type="dxa" w:w="3061"/>
+            <w:tcW w:type="dxa" w:w="3005"/>
             <w:vAlign w:val="center"/>
             <w:tcMar>
               <w:top w:w="110" w:type="dxa"/>
@@ -173,13 +183,15 @@
           <w:p>
             <w:pPr>
               <w:spacing w:before="100" w:after="0"/>
+              <w:pBdr>
+                <w:bottom w:val="single" w:sz="6" w:space="1" w:color="94A3B8"/>
+              </w:pBdr>
             </w:pPr>
             <w:r>
               <w:rPr>
-                <w:color w:val="94A3B8"/>
                 <w:sz w:val="16"/>
               </w:rPr>
-              <w:t>____________________________</w:t>
+              <w:t xml:space="preserve"> </w:t>
             </w:r>
           </w:p>
         </w:tc>
@@ -187,20 +199,23 @@
     </w:tbl>
     <w:tbl>
       <w:tblPr>
-        <w:tblW w:type="auto" w:w="0"/>
+        <w:tblW w:type="dxa" w:w="9751"/>
         <w:jc w:val="center"/>
         <w:tblLayout w:type="fixed"/>
         <w:tblLook w:firstColumn="1" w:firstRow="1" w:lastColumn="0" w:lastRow="0" w:noHBand="0" w:noVBand="1" w:val="04A0"/>
       </w:tblPr>
       <w:tblGrid>
-        <w:gridCol w:w="3383"/>
-        <w:gridCol w:w="3383"/>
-        <w:gridCol w:w="3383"/>
+        <w:gridCol w:w="4479"/>
+        <w:gridCol w:w="2268"/>
+        <w:gridCol w:w="3005"/>
       </w:tblGrid>
       <w:tr>
+        <w:trPr>
+          <w:cantSplit/>
+        </w:trPr>
         <w:tc>
           <w:tcPr>
-            <w:tcW w:type="dxa" w:w="4706"/>
+            <w:tcW w:type="dxa" w:w="4479"/>
             <w:shd w:fill="EFF6FF"/>
             <w:tcMar>
               <w:top w:w="120" w:type="dxa"/>
@@ -240,7 +255,7 @@
         </w:tc>
         <w:tc>
           <w:tcPr>
-            <w:tcW w:type="dxa" w:w="2381"/>
+            <w:tcW w:type="dxa" w:w="2268"/>
             <w:shd w:fill="EFF6FF"/>
             <w:tcMar>
               <w:top w:w="120" w:type="dxa"/>
@@ -280,7 +295,7 @@
         </w:tc>
         <w:tc>
           <w:tcPr>
-            <w:tcW w:type="dxa" w:w="3061"/>
+            <w:tcW w:type="dxa" w:w="3005"/>
             <w:shd w:fill="ECFDF5"/>
             <w:tcMar>
               <w:top w:w="120" w:type="dxa"/>
@@ -335,23 +350,26 @@
     </w:p>
     <w:tbl>
       <w:tblPr>
-        <w:tblW w:type="auto" w:w="0"/>
+        <w:tblW w:type="dxa" w:w="9729"/>
         <w:jc w:val="center"/>
         <w:tblLayout w:type="fixed"/>
         <w:tblLook w:firstColumn="1" w:firstRow="1" w:lastColumn="0" w:lastRow="0" w:noHBand="0" w:noVBand="1" w:val="04A0"/>
       </w:tblPr>
       <w:tblGrid>
-        <w:gridCol w:w="1691"/>
-        <w:gridCol w:w="1691"/>
-        <w:gridCol w:w="1691"/>
-        <w:gridCol w:w="1691"/>
-        <w:gridCol w:w="1691"/>
-        <w:gridCol w:w="1691"/>
+        <w:gridCol w:w="1621"/>
+        <w:gridCol w:w="1621"/>
+        <w:gridCol w:w="1621"/>
+        <w:gridCol w:w="1621"/>
+        <w:gridCol w:w="1621"/>
+        <w:gridCol w:w="1621"/>
       </w:tblGrid>
       <w:tr>
+        <w:trPr>
+          <w:cantSplit/>
+        </w:trPr>
         <w:tc>
           <w:tcPr>
-            <w:tcW w:type="dxa" w:w="1672"/>
+            <w:tcW w:type="dxa" w:w="1621"/>
             <w:tcMar>
               <w:top w:w="65" w:type="dxa"/>
               <w:start w:w="50" w:type="dxa"/>
@@ -383,7 +401,7 @@
         </w:tc>
         <w:tc>
           <w:tcPr>
-            <w:tcW w:type="dxa" w:w="1672"/>
+            <w:tcW w:type="dxa" w:w="1621"/>
             <w:tcMar>
               <w:top w:w="65" w:type="dxa"/>
               <w:start w:w="50" w:type="dxa"/>
@@ -415,7 +433,7 @@
         </w:tc>
         <w:tc>
           <w:tcPr>
-            <w:tcW w:type="dxa" w:w="1672"/>
+            <w:tcW w:type="dxa" w:w="1621"/>
             <w:tcMar>
               <w:top w:w="65" w:type="dxa"/>
               <w:start w:w="50" w:type="dxa"/>
@@ -447,7 +465,7 @@
         </w:tc>
         <w:tc>
           <w:tcPr>
-            <w:tcW w:type="dxa" w:w="1672"/>
+            <w:tcW w:type="dxa" w:w="1621"/>
             <w:tcMar>
               <w:top w:w="65" w:type="dxa"/>
               <w:start w:w="50" w:type="dxa"/>
@@ -479,7 +497,7 @@
         </w:tc>
         <w:tc>
           <w:tcPr>
-            <w:tcW w:type="dxa" w:w="1672"/>
+            <w:tcW w:type="dxa" w:w="1621"/>
             <w:tcMar>
               <w:top w:w="65" w:type="dxa"/>
               <w:start w:w="50" w:type="dxa"/>
@@ -511,7 +529,7 @@
         </w:tc>
         <w:tc>
           <w:tcPr>
-            <w:tcW w:type="dxa" w:w="1672"/>
+            <w:tcW w:type="dxa" w:w="1621"/>
             <w:tcMar>
               <w:top w:w="65" w:type="dxa"/>
               <w:start w:w="50" w:type="dxa"/>
@@ -543,9 +561,12 @@
         </w:tc>
       </w:tr>
       <w:tr>
+        <w:trPr>
+          <w:cantSplit/>
+        </w:trPr>
         <w:tc>
           <w:tcPr>
-            <w:tcW w:type="dxa" w:w="1672"/>
+            <w:tcW w:type="dxa" w:w="1621"/>
             <w:tcMar>
               <w:top w:w="65" w:type="dxa"/>
               <w:start w:w="50" w:type="dxa"/>
@@ -576,7 +597,7 @@
         </w:tc>
         <w:tc>
           <w:tcPr>
-            <w:tcW w:type="dxa" w:w="1672"/>
+            <w:tcW w:type="dxa" w:w="1621"/>
             <w:tcMar>
               <w:top w:w="65" w:type="dxa"/>
               <w:start w:w="50" w:type="dxa"/>
@@ -607,7 +628,7 @@
         </w:tc>
         <w:tc>
           <w:tcPr>
-            <w:tcW w:type="dxa" w:w="1672"/>
+            <w:tcW w:type="dxa" w:w="1621"/>
             <w:tcMar>
               <w:top w:w="65" w:type="dxa"/>
               <w:start w:w="50" w:type="dxa"/>
@@ -638,7 +659,7 @@
         </w:tc>
         <w:tc>
           <w:tcPr>
-            <w:tcW w:type="dxa" w:w="1672"/>
+            <w:tcW w:type="dxa" w:w="1621"/>
             <w:tcMar>
               <w:top w:w="65" w:type="dxa"/>
               <w:start w:w="50" w:type="dxa"/>
@@ -669,7 +690,7 @@
         </w:tc>
         <w:tc>
           <w:tcPr>
-            <w:tcW w:type="dxa" w:w="1672"/>
+            <w:tcW w:type="dxa" w:w="1621"/>
             <w:tcMar>
               <w:top w:w="65" w:type="dxa"/>
               <w:start w:w="50" w:type="dxa"/>
@@ -700,7 +721,7 @@
         </w:tc>
         <w:tc>
           <w:tcPr>
-            <w:tcW w:type="dxa" w:w="1672"/>
+            <w:tcW w:type="dxa" w:w="1621"/>
             <w:tcMar>
               <w:top w:w="65" w:type="dxa"/>
               <w:start w:w="50" w:type="dxa"/>
@@ -1265,22 +1286,23 @@
     </w:p>
     <w:tbl>
       <w:tblPr>
-        <w:tblW w:type="auto" w:w="0"/>
+        <w:tblW w:type="dxa" w:w="9751"/>
         <w:jc w:val="center"/>
         <w:tblLayout w:type="fixed"/>
         <w:tblLook w:firstColumn="1" w:firstRow="1" w:lastColumn="0" w:lastRow="0" w:noHBand="0" w:noVBand="1" w:val="04A0"/>
       </w:tblPr>
       <w:tblGrid>
-        <w:gridCol w:w="8164"/>
-        <w:gridCol w:w="1928"/>
+        <w:gridCol w:w="7767"/>
+        <w:gridCol w:w="1984"/>
       </w:tblGrid>
       <w:tr>
         <w:trPr>
           <w:tblHeader w:val="true"/>
+          <w:cantSplit/>
         </w:trPr>
         <w:tc>
           <w:tcPr>
-            <w:tcW w:type="dxa" w:w="5074"/>
+            <w:tcW w:type="dxa" w:w="7767"/>
             <w:shd w:fill="0F172A"/>
             <w:tcMar>
               <w:top w:w="90" w:type="dxa"/>
@@ -1302,7 +1324,7 @@
         </w:tc>
         <w:tc>
           <w:tcPr>
-            <w:tcW w:type="dxa" w:w="5074"/>
+            <w:tcW w:type="dxa" w:w="1984"/>
             <w:shd w:fill="0F172A"/>
             <w:tcMar>
               <w:top w:w="90" w:type="dxa"/>
@@ -1324,9 +1346,12 @@
         </w:tc>
       </w:tr>
       <w:tr>
+        <w:trPr>
+          <w:cantSplit/>
+        </w:trPr>
         <w:tc>
           <w:tcPr>
-            <w:tcW w:type="dxa" w:w="8164"/>
+            <w:tcW w:type="dxa" w:w="7767"/>
             <w:tcMar>
               <w:top w:w="90" w:type="dxa"/>
               <w:start w:w="90" w:type="dxa"/>
@@ -1348,7 +1373,7 @@
         </w:tc>
         <w:tc>
           <w:tcPr>
-            <w:tcW w:type="dxa" w:w="1928"/>
+            <w:tcW w:type="dxa" w:w="1984"/>
             <w:tcMar>
               <w:top w:w="90" w:type="dxa"/>
               <w:start w:w="90" w:type="dxa"/>
@@ -1373,9 +1398,12 @@
         </w:tc>
       </w:tr>
       <w:tr>
+        <w:trPr>
+          <w:cantSplit/>
+        </w:trPr>
         <w:tc>
           <w:tcPr>
-            <w:tcW w:type="dxa" w:w="8164"/>
+            <w:tcW w:type="dxa" w:w="7767"/>
             <w:tcMar>
               <w:top w:w="90" w:type="dxa"/>
               <w:start w:w="90" w:type="dxa"/>
@@ -1397,7 +1425,7 @@
         </w:tc>
         <w:tc>
           <w:tcPr>
-            <w:tcW w:type="dxa" w:w="1928"/>
+            <w:tcW w:type="dxa" w:w="1984"/>
             <w:tcMar>
               <w:top w:w="90" w:type="dxa"/>
               <w:start w:w="90" w:type="dxa"/>
@@ -1422,9 +1450,12 @@
         </w:tc>
       </w:tr>
       <w:tr>
+        <w:trPr>
+          <w:cantSplit/>
+        </w:trPr>
         <w:tc>
           <w:tcPr>
-            <w:tcW w:type="dxa" w:w="8164"/>
+            <w:tcW w:type="dxa" w:w="7767"/>
             <w:tcMar>
               <w:top w:w="90" w:type="dxa"/>
               <w:start w:w="90" w:type="dxa"/>
@@ -1446,7 +1477,7 @@
         </w:tc>
         <w:tc>
           <w:tcPr>
-            <w:tcW w:type="dxa" w:w="1928"/>
+            <w:tcW w:type="dxa" w:w="1984"/>
             <w:tcMar>
               <w:top w:w="90" w:type="dxa"/>
               <w:start w:w="90" w:type="dxa"/>
@@ -1471,9 +1502,12 @@
         </w:tc>
       </w:tr>
       <w:tr>
+        <w:trPr>
+          <w:cantSplit/>
+        </w:trPr>
         <w:tc>
           <w:tcPr>
-            <w:tcW w:type="dxa" w:w="8164"/>
+            <w:tcW w:type="dxa" w:w="7767"/>
             <w:tcMar>
               <w:top w:w="90" w:type="dxa"/>
               <w:start w:w="90" w:type="dxa"/>
@@ -1495,7 +1529,7 @@
         </w:tc>
         <w:tc>
           <w:tcPr>
-            <w:tcW w:type="dxa" w:w="1928"/>
+            <w:tcW w:type="dxa" w:w="1984"/>
             <w:tcMar>
               <w:top w:w="90" w:type="dxa"/>
               <w:start w:w="90" w:type="dxa"/>
@@ -1520,9 +1554,12 @@
         </w:tc>
       </w:tr>
       <w:tr>
+        <w:trPr>
+          <w:cantSplit/>
+        </w:trPr>
         <w:tc>
           <w:tcPr>
-            <w:tcW w:type="dxa" w:w="8164"/>
+            <w:tcW w:type="dxa" w:w="7767"/>
             <w:tcMar>
               <w:top w:w="90" w:type="dxa"/>
               <w:start w:w="90" w:type="dxa"/>
@@ -1544,7 +1581,7 @@
         </w:tc>
         <w:tc>
           <w:tcPr>
-            <w:tcW w:type="dxa" w:w="1928"/>
+            <w:tcW w:type="dxa" w:w="1984"/>
             <w:tcMar>
               <w:top w:w="90" w:type="dxa"/>
               <w:start w:w="90" w:type="dxa"/>
@@ -1569,9 +1606,12 @@
         </w:tc>
       </w:tr>
       <w:tr>
+        <w:trPr>
+          <w:cantSplit/>
+        </w:trPr>
         <w:tc>
           <w:tcPr>
-            <w:tcW w:type="dxa" w:w="8164"/>
+            <w:tcW w:type="dxa" w:w="7767"/>
             <w:tcMar>
               <w:top w:w="90" w:type="dxa"/>
               <w:start w:w="90" w:type="dxa"/>
@@ -1593,7 +1633,7 @@
         </w:tc>
         <w:tc>
           <w:tcPr>
-            <w:tcW w:type="dxa" w:w="1928"/>
+            <w:tcW w:type="dxa" w:w="1984"/>
             <w:tcMar>
               <w:top w:w="90" w:type="dxa"/>
               <w:start w:w="90" w:type="dxa"/>
@@ -1652,50 +1692,46 @@
     </w:p>
     <w:p>
       <w:pPr>
+        <w:tabs>
+          <w:tab w:pos="9751" w:val="right" w:leader="underscore"/>
+        </w:tabs>
         <w:spacing w:after="60"/>
       </w:pPr>
       <w:r>
-        <w:rPr>
-          <w:color w:val="94A3B8"/>
-          <w:sz w:val="18"/>
-        </w:rPr>
-        <w:t>________________________________________________________________________________</w:t>
+        <w:tab/>
       </w:r>
     </w:p>
     <w:p>
       <w:pPr>
+        <w:tabs>
+          <w:tab w:pos="9751" w:val="right" w:leader="underscore"/>
+        </w:tabs>
         <w:spacing w:after="60"/>
       </w:pPr>
       <w:r>
-        <w:rPr>
-          <w:color w:val="94A3B8"/>
-          <w:sz w:val="18"/>
-        </w:rPr>
-        <w:t>________________________________________________________________________________</w:t>
+        <w:tab/>
       </w:r>
     </w:p>
     <w:p>
       <w:pPr>
+        <w:tabs>
+          <w:tab w:pos="9751" w:val="right" w:leader="underscore"/>
+        </w:tabs>
         <w:spacing w:after="60"/>
       </w:pPr>
       <w:r>
-        <w:rPr>
-          <w:color w:val="94A3B8"/>
-          <w:sz w:val="18"/>
-        </w:rPr>
-        <w:t>________________________________________________________________________________</w:t>
+        <w:tab/>
       </w:r>
     </w:p>
     <w:p>
       <w:pPr>
+        <w:tabs>
+          <w:tab w:pos="9751" w:val="right" w:leader="underscore"/>
+        </w:tabs>
         <w:spacing w:after="60"/>
       </w:pPr>
       <w:r>
-        <w:rPr>
-          <w:color w:val="94A3B8"/>
-          <w:sz w:val="18"/>
-        </w:rPr>
-        <w:t>________________________________________________________________________________</w:t>
+        <w:tab/>
       </w:r>
     </w:p>
     <w:p>
@@ -1744,19 +1780,22 @@
     </w:p>
     <w:tbl>
       <w:tblPr>
-        <w:tblW w:type="auto" w:w="0"/>
+        <w:tblW w:type="dxa" w:w="9751"/>
         <w:jc w:val="center"/>
         <w:tblLayout w:type="fixed"/>
         <w:tblLook w:firstColumn="1" w:firstRow="1" w:lastColumn="0" w:lastRow="0" w:noHBand="0" w:noVBand="1" w:val="04A0"/>
       </w:tblPr>
       <w:tblGrid>
-        <w:gridCol w:w="8050"/>
+        <w:gridCol w:w="7710"/>
         <w:gridCol w:w="2041"/>
       </w:tblGrid>
       <w:tr>
+        <w:trPr>
+          <w:cantSplit/>
+        </w:trPr>
         <w:tc>
           <w:tcPr>
-            <w:tcW w:type="dxa" w:w="8050"/>
+            <w:tcW w:type="dxa" w:w="7710"/>
             <w:tcMar>
               <w:top w:w="75" w:type="dxa"/>
               <w:start w:w="90" w:type="dxa"/>
@@ -1790,19 +1829,27 @@
             </w:tcBorders>
           </w:tcPr>
           <w:p>
+            <w:pPr>
+              <w:pBdr>
+                <w:bottom w:val="single" w:sz="6" w:space="1" w:color="94A3B8"/>
+              </w:pBdr>
+            </w:pPr>
             <w:r>
               <w:rPr>
-                <w:sz w:val="18"/>
+                <w:sz w:val="16"/>
               </w:rPr>
-              <w:t>________________</w:t>
+              <w:t xml:space="preserve"> </w:t>
             </w:r>
           </w:p>
         </w:tc>
       </w:tr>
       <w:tr>
+        <w:trPr>
+          <w:cantSplit/>
+        </w:trPr>
         <w:tc>
           <w:tcPr>
-            <w:tcW w:type="dxa" w:w="8050"/>
+            <w:tcW w:type="dxa" w:w="7710"/>
             <w:tcMar>
               <w:top w:w="75" w:type="dxa"/>
               <w:start w:w="90" w:type="dxa"/>
@@ -1836,19 +1883,27 @@
             </w:tcBorders>
           </w:tcPr>
           <w:p>
+            <w:pPr>
+              <w:pBdr>
+                <w:bottom w:val="single" w:sz="6" w:space="1" w:color="94A3B8"/>
+              </w:pBdr>
+            </w:pPr>
             <w:r>
               <w:rPr>
-                <w:sz w:val="18"/>
+                <w:sz w:val="16"/>
               </w:rPr>
-              <w:t>________________</w:t>
+              <w:t xml:space="preserve"> </w:t>
             </w:r>
           </w:p>
         </w:tc>
       </w:tr>
       <w:tr>
+        <w:trPr>
+          <w:cantSplit/>
+        </w:trPr>
         <w:tc>
           <w:tcPr>
-            <w:tcW w:type="dxa" w:w="8050"/>
+            <w:tcW w:type="dxa" w:w="7710"/>
             <w:tcMar>
               <w:top w:w="75" w:type="dxa"/>
               <w:start w:w="90" w:type="dxa"/>
@@ -1882,19 +1937,27 @@
             </w:tcBorders>
           </w:tcPr>
           <w:p>
+            <w:pPr>
+              <w:pBdr>
+                <w:bottom w:val="single" w:sz="6" w:space="1" w:color="94A3B8"/>
+              </w:pBdr>
+            </w:pPr>
             <w:r>
               <w:rPr>
-                <w:sz w:val="18"/>
+                <w:sz w:val="16"/>
               </w:rPr>
-              <w:t>________________</w:t>
+              <w:t xml:space="preserve"> </w:t>
             </w:r>
           </w:p>
         </w:tc>
       </w:tr>
       <w:tr>
+        <w:trPr>
+          <w:cantSplit/>
+        </w:trPr>
         <w:tc>
           <w:tcPr>
-            <w:tcW w:type="dxa" w:w="8050"/>
+            <w:tcW w:type="dxa" w:w="7710"/>
             <w:tcMar>
               <w:top w:w="75" w:type="dxa"/>
               <w:start w:w="90" w:type="dxa"/>
@@ -1928,19 +1991,27 @@
             </w:tcBorders>
           </w:tcPr>
           <w:p>
+            <w:pPr>
+              <w:pBdr>
+                <w:bottom w:val="single" w:sz="6" w:space="1" w:color="94A3B8"/>
+              </w:pBdr>
+            </w:pPr>
             <w:r>
               <w:rPr>
-                <w:sz w:val="18"/>
+                <w:sz w:val="16"/>
               </w:rPr>
-              <w:t>________________</w:t>
+              <w:t xml:space="preserve"> </w:t>
             </w:r>
           </w:p>
         </w:tc>
       </w:tr>
       <w:tr>
+        <w:trPr>
+          <w:cantSplit/>
+        </w:trPr>
         <w:tc>
           <w:tcPr>
-            <w:tcW w:type="dxa" w:w="8050"/>
+            <w:tcW w:type="dxa" w:w="7710"/>
             <w:tcMar>
               <w:top w:w="75" w:type="dxa"/>
               <w:start w:w="90" w:type="dxa"/>
@@ -1974,19 +2045,27 @@
             </w:tcBorders>
           </w:tcPr>
           <w:p>
+            <w:pPr>
+              <w:pBdr>
+                <w:bottom w:val="single" w:sz="6" w:space="1" w:color="94A3B8"/>
+              </w:pBdr>
+            </w:pPr>
             <w:r>
               <w:rPr>
-                <w:sz w:val="18"/>
+                <w:sz w:val="16"/>
               </w:rPr>
-              <w:t>________________</w:t>
+              <w:t xml:space="preserve"> </w:t>
             </w:r>
           </w:p>
         </w:tc>
       </w:tr>
       <w:tr>
+        <w:trPr>
+          <w:cantSplit/>
+        </w:trPr>
         <w:tc>
           <w:tcPr>
-            <w:tcW w:type="dxa" w:w="8050"/>
+            <w:tcW w:type="dxa" w:w="7710"/>
             <w:tcMar>
               <w:top w:w="75" w:type="dxa"/>
               <w:start w:w="90" w:type="dxa"/>
@@ -2020,11 +2099,16 @@
             </w:tcBorders>
           </w:tcPr>
           <w:p>
+            <w:pPr>
+              <w:pBdr>
+                <w:bottom w:val="single" w:sz="6" w:space="1" w:color="94A3B8"/>
+              </w:pBdr>
+            </w:pPr>
             <w:r>
               <w:rPr>
-                <w:sz w:val="18"/>
+                <w:sz w:val="16"/>
               </w:rPr>
-              <w:t>________________</w:t>
+              <w:t xml:space="preserve"> </w:t>
             </w:r>
           </w:p>
         </w:tc>
@@ -2144,14 +2228,13 @@
     </w:p>
     <w:p>
       <w:pPr>
+        <w:tabs>
+          <w:tab w:pos="9751" w:val="right" w:leader="underscore"/>
+        </w:tabs>
         <w:spacing w:after="60"/>
       </w:pPr>
       <w:r>
-        <w:rPr>
-          <w:color w:val="94A3B8"/>
-          <w:sz w:val="18"/>
-        </w:rPr>
-        <w:t>________________________________________________________________________________</w:t>
+        <w:tab/>
       </w:r>
     </w:p>
     <w:p>
@@ -2164,14 +2247,13 @@
     </w:p>
     <w:p>
       <w:pPr>
+        <w:tabs>
+          <w:tab w:pos="9751" w:val="right" w:leader="underscore"/>
+        </w:tabs>
         <w:spacing w:after="60"/>
       </w:pPr>
       <w:r>
-        <w:rPr>
-          <w:color w:val="94A3B8"/>
-          <w:sz w:val="18"/>
-        </w:rPr>
-        <w:t>________________________________________________________________________________</w:t>
+        <w:tab/>
       </w:r>
     </w:p>
     <w:p>
@@ -2208,19 +2290,22 @@
     </w:p>
     <w:tbl>
       <w:tblPr>
-        <w:tblW w:type="auto" w:w="0"/>
+        <w:tblW w:type="dxa" w:w="9751"/>
         <w:jc w:val="center"/>
         <w:tblLayout w:type="fixed"/>
         <w:tblLook w:firstColumn="1" w:firstRow="1" w:lastColumn="0" w:lastRow="0" w:noHBand="0" w:noVBand="1" w:val="04A0"/>
       </w:tblPr>
       <w:tblGrid>
-        <w:gridCol w:w="4932"/>
-        <w:gridCol w:w="4932"/>
+        <w:gridCol w:w="4876"/>
+        <w:gridCol w:w="4876"/>
       </w:tblGrid>
       <w:tr>
+        <w:trPr>
+          <w:cantSplit/>
+        </w:trPr>
         <w:tc>
           <w:tcPr>
-            <w:tcW w:type="dxa" w:w="5074"/>
+            <w:tcW w:type="dxa" w:w="4876"/>
             <w:shd w:fill="1D4ED8"/>
             <w:tcMar>
               <w:top w:w="90" w:type="dxa"/>
@@ -2245,7 +2330,7 @@
         </w:tc>
         <w:tc>
           <w:tcPr>
-            <w:tcW w:type="dxa" w:w="5074"/>
+            <w:tcW w:type="dxa" w:w="4876"/>
             <w:shd w:fill="15803D"/>
             <w:tcMar>
               <w:top w:w="90" w:type="dxa"/>
@@ -2270,9 +2355,12 @@
         </w:tc>
       </w:tr>
       <w:tr>
+        <w:trPr>
+          <w:cantSplit/>
+        </w:trPr>
         <w:tc>
           <w:tcPr>
-            <w:tcW w:type="dxa" w:w="5074"/>
+            <w:tcW w:type="dxa" w:w="4876"/>
             <w:shd w:fill="F8FAFC"/>
             <w:tcMar>
               <w:top w:w="120" w:type="dxa"/>
@@ -2302,7 +2390,7 @@
         </w:tc>
         <w:tc>
           <w:tcPr>
-            <w:tcW w:type="dxa" w:w="5074"/>
+            <w:tcW w:type="dxa" w:w="4876"/>
             <w:shd w:fill="F8FAFC"/>
             <w:tcMar>
               <w:top w:w="120" w:type="dxa"/>
@@ -2345,62 +2433,57 @@
     </w:p>
     <w:p>
       <w:pPr>
+        <w:tabs>
+          <w:tab w:pos="9751" w:val="right" w:leader="underscore"/>
+        </w:tabs>
         <w:spacing w:after="60"/>
       </w:pPr>
       <w:r>
-        <w:rPr>
-          <w:color w:val="94A3B8"/>
-          <w:sz w:val="18"/>
-        </w:rPr>
-        <w:t>________________________________________________________________________________</w:t>
+        <w:tab/>
       </w:r>
     </w:p>
     <w:p>
       <w:pPr>
+        <w:tabs>
+          <w:tab w:pos="9751" w:val="right" w:leader="underscore"/>
+        </w:tabs>
         <w:spacing w:after="60"/>
       </w:pPr>
       <w:r>
-        <w:rPr>
-          <w:color w:val="94A3B8"/>
-          <w:sz w:val="18"/>
-        </w:rPr>
-        <w:t>________________________________________________________________________________</w:t>
+        <w:tab/>
       </w:r>
     </w:p>
     <w:p>
       <w:pPr>
+        <w:tabs>
+          <w:tab w:pos="9751" w:val="right" w:leader="underscore"/>
+        </w:tabs>
         <w:spacing w:after="60"/>
       </w:pPr>
       <w:r>
-        <w:rPr>
-          <w:color w:val="94A3B8"/>
-          <w:sz w:val="18"/>
-        </w:rPr>
-        <w:t>________________________________________________________________________________</w:t>
+        <w:tab/>
       </w:r>
     </w:p>
     <w:p>
       <w:pPr>
+        <w:tabs>
+          <w:tab w:pos="9751" w:val="right" w:leader="underscore"/>
+        </w:tabs>
         <w:spacing w:after="60"/>
       </w:pPr>
       <w:r>
-        <w:rPr>
-          <w:color w:val="94A3B8"/>
-          <w:sz w:val="18"/>
-        </w:rPr>
-        <w:t>________________________________________________________________________________</w:t>
+        <w:tab/>
       </w:r>
     </w:p>
     <w:p>
       <w:pPr>
+        <w:tabs>
+          <w:tab w:pos="9751" w:val="right" w:leader="underscore"/>
+        </w:tabs>
         <w:spacing w:after="60"/>
       </w:pPr>
       <w:r>
-        <w:rPr>
-          <w:color w:val="94A3B8"/>
-          <w:sz w:val="18"/>
-        </w:rPr>
-        <w:t>________________________________________________________________________________</w:t>
+        <w:tab/>
       </w:r>
     </w:p>
     <w:p>
@@ -2446,19 +2529,22 @@
     </w:p>
     <w:tbl>
       <w:tblPr>
-        <w:tblW w:type="auto" w:w="0"/>
+        <w:tblW w:type="dxa" w:w="9751"/>
         <w:jc w:val="left"/>
         <w:tblLayout w:type="fixed"/>
         <w:tblLook w:firstColumn="1" w:firstRow="1" w:lastColumn="0" w:lastRow="0" w:noHBand="0" w:noVBand="1" w:val="04A0"/>
       </w:tblPr>
       <w:tblGrid>
-        <w:gridCol w:w="5046"/>
-        <w:gridCol w:w="5046"/>
+        <w:gridCol w:w="4876"/>
+        <w:gridCol w:w="4876"/>
       </w:tblGrid>
       <w:tr>
+        <w:trPr>
+          <w:cantSplit/>
+        </w:trPr>
         <w:tc>
           <w:tcPr>
-            <w:tcW w:type="dxa" w:w="5046"/>
+            <w:tcW w:type="dxa" w:w="4876"/>
             <w:tcMar>
               <w:top w:w="55" w:type="dxa"/>
               <w:start w:w="60" w:type="dxa"/>
@@ -2480,7 +2566,7 @@
         </w:tc>
         <w:tc>
           <w:tcPr>
-            <w:tcW w:type="dxa" w:w="5046"/>
+            <w:tcW w:type="dxa" w:w="4876"/>
             <w:tcMar>
               <w:top w:w="55" w:type="dxa"/>
               <w:start w:w="60" w:type="dxa"/>
@@ -2502,9 +2588,12 @@
         </w:tc>
       </w:tr>
       <w:tr>
+        <w:trPr>
+          <w:cantSplit/>
+        </w:trPr>
         <w:tc>
           <w:tcPr>
-            <w:tcW w:type="dxa" w:w="5046"/>
+            <w:tcW w:type="dxa" w:w="4876"/>
             <w:tcMar>
               <w:top w:w="55" w:type="dxa"/>
               <w:start w:w="60" w:type="dxa"/>
@@ -2526,7 +2615,7 @@
         </w:tc>
         <w:tc>
           <w:tcPr>
-            <w:tcW w:type="dxa" w:w="5046"/>
+            <w:tcW w:type="dxa" w:w="4876"/>
             <w:tcMar>
               <w:top w:w="55" w:type="dxa"/>
               <w:start w:w="60" w:type="dxa"/>
@@ -2548,9 +2637,12 @@
         </w:tc>
       </w:tr>
       <w:tr>
+        <w:trPr>
+          <w:cantSplit/>
+        </w:trPr>
         <w:tc>
           <w:tcPr>
-            <w:tcW w:type="dxa" w:w="5046"/>
+            <w:tcW w:type="dxa" w:w="4876"/>
             <w:tcMar>
               <w:top w:w="55" w:type="dxa"/>
               <w:start w:w="60" w:type="dxa"/>
@@ -2572,7 +2664,7 @@
         </w:tc>
         <w:tc>
           <w:tcPr>
-            <w:tcW w:type="dxa" w:w="5046"/>
+            <w:tcW w:type="dxa" w:w="4876"/>
             <w:tcMar>
               <w:top w:w="55" w:type="dxa"/>
               <w:start w:w="60" w:type="dxa"/>
@@ -2605,19 +2697,22 @@
     </w:p>
     <w:tbl>
       <w:tblPr>
-        <w:tblW w:type="auto" w:w="0"/>
+        <w:tblW w:type="dxa" w:w="9751"/>
         <w:jc w:val="left"/>
         <w:tblLayout w:type="fixed"/>
         <w:tblLook w:firstColumn="1" w:firstRow="1" w:lastColumn="0" w:lastRow="0" w:noHBand="0" w:noVBand="1" w:val="04A0"/>
       </w:tblPr>
       <w:tblGrid>
-        <w:gridCol w:w="5046"/>
-        <w:gridCol w:w="5046"/>
+        <w:gridCol w:w="4876"/>
+        <w:gridCol w:w="4876"/>
       </w:tblGrid>
       <w:tr>
+        <w:trPr>
+          <w:cantSplit/>
+        </w:trPr>
         <w:tc>
           <w:tcPr>
-            <w:tcW w:type="dxa" w:w="5046"/>
+            <w:tcW w:type="dxa" w:w="4876"/>
             <w:tcMar>
               <w:top w:w="55" w:type="dxa"/>
               <w:start w:w="60" w:type="dxa"/>
@@ -2639,7 +2734,7 @@
         </w:tc>
         <w:tc>
           <w:tcPr>
-            <w:tcW w:type="dxa" w:w="5046"/>
+            <w:tcW w:type="dxa" w:w="4876"/>
             <w:tcMar>
               <w:top w:w="55" w:type="dxa"/>
               <w:start w:w="60" w:type="dxa"/>
@@ -2661,9 +2756,12 @@
         </w:tc>
       </w:tr>
       <w:tr>
+        <w:trPr>
+          <w:cantSplit/>
+        </w:trPr>
         <w:tc>
           <w:tcPr>
-            <w:tcW w:type="dxa" w:w="5046"/>
+            <w:tcW w:type="dxa" w:w="4876"/>
             <w:tcMar>
               <w:top w:w="55" w:type="dxa"/>
               <w:start w:w="60" w:type="dxa"/>
@@ -2685,7 +2783,7 @@
         </w:tc>
         <w:tc>
           <w:tcPr>
-            <w:tcW w:type="dxa" w:w="5046"/>
+            <w:tcW w:type="dxa" w:w="4876"/>
             <w:tcMar>
               <w:top w:w="55" w:type="dxa"/>
               <w:start w:w="60" w:type="dxa"/>
@@ -2707,9 +2805,12 @@
         </w:tc>
       </w:tr>
       <w:tr>
+        <w:trPr>
+          <w:cantSplit/>
+        </w:trPr>
         <w:tc>
           <w:tcPr>
-            <w:tcW w:type="dxa" w:w="5046"/>
+            <w:tcW w:type="dxa" w:w="4876"/>
             <w:tcMar>
               <w:top w:w="55" w:type="dxa"/>
               <w:start w:w="60" w:type="dxa"/>
@@ -2731,7 +2832,7 @@
         </w:tc>
         <w:tc>
           <w:tcPr>
-            <w:tcW w:type="dxa" w:w="5046"/>
+            <w:tcW w:type="dxa" w:w="4876"/>
             <w:tcMar>
               <w:top w:w="55" w:type="dxa"/>
               <w:start w:w="60" w:type="dxa"/>
@@ -2764,19 +2865,22 @@
     </w:p>
     <w:tbl>
       <w:tblPr>
-        <w:tblW w:type="auto" w:w="0"/>
+        <w:tblW w:type="dxa" w:w="9751"/>
         <w:jc w:val="left"/>
         <w:tblLayout w:type="fixed"/>
         <w:tblLook w:firstColumn="1" w:firstRow="1" w:lastColumn="0" w:lastRow="0" w:noHBand="0" w:noVBand="1" w:val="04A0"/>
       </w:tblPr>
       <w:tblGrid>
-        <w:gridCol w:w="5046"/>
-        <w:gridCol w:w="5046"/>
+        <w:gridCol w:w="4876"/>
+        <w:gridCol w:w="4876"/>
       </w:tblGrid>
       <w:tr>
+        <w:trPr>
+          <w:cantSplit/>
+        </w:trPr>
         <w:tc>
           <w:tcPr>
-            <w:tcW w:type="dxa" w:w="5046"/>
+            <w:tcW w:type="dxa" w:w="4876"/>
             <w:tcMar>
               <w:top w:w="55" w:type="dxa"/>
               <w:start w:w="60" w:type="dxa"/>
@@ -2798,7 +2902,7 @@
         </w:tc>
         <w:tc>
           <w:tcPr>
-            <w:tcW w:type="dxa" w:w="5046"/>
+            <w:tcW w:type="dxa" w:w="4876"/>
             <w:tcMar>
               <w:top w:w="55" w:type="dxa"/>
               <w:start w:w="60" w:type="dxa"/>
@@ -2820,9 +2924,12 @@
         </w:tc>
       </w:tr>
       <w:tr>
+        <w:trPr>
+          <w:cantSplit/>
+        </w:trPr>
         <w:tc>
           <w:tcPr>
-            <w:tcW w:type="dxa" w:w="5046"/>
+            <w:tcW w:type="dxa" w:w="4876"/>
             <w:tcMar>
               <w:top w:w="55" w:type="dxa"/>
               <w:start w:w="60" w:type="dxa"/>
@@ -2844,7 +2951,7 @@
         </w:tc>
         <w:tc>
           <w:tcPr>
-            <w:tcW w:type="dxa" w:w="5046"/>
+            <w:tcW w:type="dxa" w:w="4876"/>
             <w:tcMar>
               <w:top w:w="55" w:type="dxa"/>
               <w:start w:w="60" w:type="dxa"/>
@@ -2866,9 +2973,12 @@
         </w:tc>
       </w:tr>
       <w:tr>
+        <w:trPr>
+          <w:cantSplit/>
+        </w:trPr>
         <w:tc>
           <w:tcPr>
-            <w:tcW w:type="dxa" w:w="5046"/>
+            <w:tcW w:type="dxa" w:w="4876"/>
             <w:tcMar>
               <w:top w:w="55" w:type="dxa"/>
               <w:start w:w="60" w:type="dxa"/>
@@ -2890,7 +3000,7 @@
         </w:tc>
         <w:tc>
           <w:tcPr>
-            <w:tcW w:type="dxa" w:w="5046"/>
+            <w:tcW w:type="dxa" w:w="4876"/>
             <w:tcMar>
               <w:top w:w="55" w:type="dxa"/>
               <w:start w:w="60" w:type="dxa"/>
@@ -2913,14 +3023,10 @@
       </w:tr>
     </w:tbl>
     <w:p>
-      <w:r>
-        <w:br w:type="page"/>
-      </w:r>
-    </w:p>
-    <w:p>
       <w:pPr>
         <w:pStyle w:val="Heading1"/>
         <w:keepNext w:val="1"/>
+        <w:pageBreakBefore/>
       </w:pPr>
       <w:r>
         <w:rPr>
@@ -2978,62 +3084,57 @@
     </w:p>
     <w:p>
       <w:pPr>
+        <w:tabs>
+          <w:tab w:pos="9751" w:val="right" w:leader="underscore"/>
+        </w:tabs>
         <w:spacing w:after="60"/>
       </w:pPr>
       <w:r>
-        <w:rPr>
-          <w:color w:val="94A3B8"/>
-          <w:sz w:val="18"/>
-        </w:rPr>
-        <w:t>________________________________________________________________________________</w:t>
+        <w:tab/>
       </w:r>
     </w:p>
     <w:p>
       <w:pPr>
+        <w:tabs>
+          <w:tab w:pos="9751" w:val="right" w:leader="underscore"/>
+        </w:tabs>
         <w:spacing w:after="60"/>
       </w:pPr>
       <w:r>
-        <w:rPr>
-          <w:color w:val="94A3B8"/>
-          <w:sz w:val="18"/>
-        </w:rPr>
-        <w:t>________________________________________________________________________________</w:t>
+        <w:tab/>
       </w:r>
     </w:p>
     <w:p>
       <w:pPr>
+        <w:tabs>
+          <w:tab w:pos="9751" w:val="right" w:leader="underscore"/>
+        </w:tabs>
         <w:spacing w:after="60"/>
       </w:pPr>
       <w:r>
-        <w:rPr>
-          <w:color w:val="94A3B8"/>
-          <w:sz w:val="18"/>
-        </w:rPr>
-        <w:t>________________________________________________________________________________</w:t>
+        <w:tab/>
       </w:r>
     </w:p>
     <w:p>
       <w:pPr>
+        <w:tabs>
+          <w:tab w:pos="9751" w:val="right" w:leader="underscore"/>
+        </w:tabs>
         <w:spacing w:after="60"/>
       </w:pPr>
       <w:r>
-        <w:rPr>
-          <w:color w:val="94A3B8"/>
-          <w:sz w:val="18"/>
-        </w:rPr>
-        <w:t>________________________________________________________________________________</w:t>
+        <w:tab/>
       </w:r>
     </w:p>
     <w:p>
       <w:pPr>
+        <w:tabs>
+          <w:tab w:pos="9751" w:val="right" w:leader="underscore"/>
+        </w:tabs>
         <w:spacing w:after="60"/>
       </w:pPr>
       <w:r>
-        <w:rPr>
-          <w:color w:val="94A3B8"/>
-          <w:sz w:val="18"/>
-        </w:rPr>
-        <w:t>________________________________________________________________________________</w:t>
+        <w:tab/>
       </w:r>
     </w:p>
     <w:p>
@@ -3046,38 +3147,35 @@
     </w:p>
     <w:p>
       <w:pPr>
+        <w:tabs>
+          <w:tab w:pos="9751" w:val="right" w:leader="underscore"/>
+        </w:tabs>
         <w:spacing w:after="60"/>
       </w:pPr>
       <w:r>
-        <w:rPr>
-          <w:color w:val="94A3B8"/>
-          <w:sz w:val="18"/>
-        </w:rPr>
-        <w:t>________________________________________________________________________________</w:t>
+        <w:tab/>
       </w:r>
     </w:p>
     <w:p>
       <w:pPr>
+        <w:tabs>
+          <w:tab w:pos="9751" w:val="right" w:leader="underscore"/>
+        </w:tabs>
         <w:spacing w:after="60"/>
       </w:pPr>
       <w:r>
-        <w:rPr>
-          <w:color w:val="94A3B8"/>
-          <w:sz w:val="18"/>
-        </w:rPr>
-        <w:t>________________________________________________________________________________</w:t>
+        <w:tab/>
       </w:r>
     </w:p>
     <w:p>
       <w:pPr>
+        <w:tabs>
+          <w:tab w:pos="9751" w:val="right" w:leader="underscore"/>
+        </w:tabs>
         <w:spacing w:after="60"/>
       </w:pPr>
       <w:r>
-        <w:rPr>
-          <w:color w:val="94A3B8"/>
-          <w:sz w:val="18"/>
-        </w:rPr>
-        <w:t>________________________________________________________________________________</w:t>
+        <w:tab/>
       </w:r>
     </w:p>
     <w:p>
@@ -3185,30 +3283,24 @@
     </w:p>
     <w:p>
       <w:pPr>
+        <w:tabs>
+          <w:tab w:pos="9751" w:val="right" w:leader="underscore"/>
+        </w:tabs>
         <w:spacing w:before="0" w:after="60"/>
       </w:pPr>
       <w:r>
-        <w:rPr>
-          <w:rFonts w:ascii="Arial" w:hAnsi="Arial"/>
-          <w:b w:val="0"/>
-          <w:color w:val="94A3B8"/>
-          <w:sz w:val="18"/>
-        </w:rPr>
-        <w:t>________________________________________________________________________________</w:t>
+        <w:tab/>
       </w:r>
     </w:p>
     <w:p>
       <w:pPr>
+        <w:tabs>
+          <w:tab w:pos="9751" w:val="right" w:leader="underscore"/>
+        </w:tabs>
         <w:spacing w:before="0" w:after="60"/>
       </w:pPr>
       <w:r>
-        <w:rPr>
-          <w:rFonts w:ascii="Arial" w:hAnsi="Arial"/>
-          <w:b w:val="0"/>
-          <w:color w:val="94A3B8"/>
-          <w:sz w:val="18"/>
-        </w:rPr>
-        <w:t>________________________________________________________________________________</w:t>
+        <w:tab/>
       </w:r>
     </w:p>
     <w:p>
@@ -3255,30 +3347,24 @@
     </w:p>
     <w:p>
       <w:pPr>
+        <w:tabs>
+          <w:tab w:pos="9751" w:val="right" w:leader="underscore"/>
+        </w:tabs>
         <w:spacing w:before="0" w:after="60"/>
       </w:pPr>
       <w:r>
-        <w:rPr>
-          <w:rFonts w:ascii="Arial" w:hAnsi="Arial"/>
-          <w:b w:val="0"/>
-          <w:color w:val="94A3B8"/>
-          <w:sz w:val="18"/>
-        </w:rPr>
-        <w:t>________________________________________________________________________________</w:t>
+        <w:tab/>
       </w:r>
     </w:p>
     <w:p>
       <w:pPr>
+        <w:tabs>
+          <w:tab w:pos="9751" w:val="right" w:leader="underscore"/>
+        </w:tabs>
         <w:spacing w:before="0" w:after="60"/>
       </w:pPr>
       <w:r>
-        <w:rPr>
-          <w:rFonts w:ascii="Arial" w:hAnsi="Arial"/>
-          <w:b w:val="0"/>
-          <w:color w:val="94A3B8"/>
-          <w:sz w:val="18"/>
-        </w:rPr>
-        <w:t>________________________________________________________________________________</w:t>
+        <w:tab/>
       </w:r>
     </w:p>
     <w:p>

--- a/hw/P1.docx
+++ b/hw/P1.docx
@@ -1687,7 +1687,18 @@
           <w:color w:val="64748B"/>
           <w:sz w:val="19"/>
         </w:rPr>
-        <w:t>Ein Schüler sagt: „Der Monitor verarbeitet die Daten, weil er das Bild erzeugt.“ Erkläre, warum diese Aussage nicht stimmt.</w:t>
+        <w:t>Ein Schüler sagt: „Der Monitor verarbeitet die Daten, weil er das Bild erzeugt.“ Beantworte die drei Teilfragen. Jede Teilfrage gibt 1 Punkt.</w:t>
+      </w:r>
+    </w:p>
+    <w:p>
+      <w:pPr>
+        <w:spacing w:after="20"/>
+      </w:pPr>
+      <w:r>
+        <w:rPr>
+          <w:sz w:val="18"/>
+        </w:rPr>
+        <w:t>1. Welche Rolle hat der Monitor im EVA-Prinzip: Eingabe, Verarbeitung oder Ausgabe?</w:t>
       </w:r>
     </w:p>
     <w:p>
@@ -1703,6 +1714,17 @@
     </w:p>
     <w:p>
       <w:pPr>
+        <w:spacing w:after="20"/>
+      </w:pPr>
+      <w:r>
+        <w:rPr>
+          <w:sz w:val="18"/>
+        </w:rPr>
+        <w:t>2. Welche Komponente verarbeitet bzw. berechnet die Bildinformationen hauptsächlich?</w:t>
+      </w:r>
+    </w:p>
+    <w:p>
+      <w:pPr>
         <w:tabs>
           <w:tab w:pos="9751" w:val="right" w:leader="underscore"/>
         </w:tabs>
@@ -1714,13 +1736,13 @@
     </w:p>
     <w:p>
       <w:pPr>
-        <w:tabs>
-          <w:tab w:pos="9751" w:val="right" w:leader="underscore"/>
-        </w:tabs>
-        <w:spacing w:after="60"/>
+        <w:spacing w:after="20"/>
       </w:pPr>
       <w:r>
-        <w:tab/>
+        <w:rPr>
+          <w:sz w:val="18"/>
+        </w:rPr>
+        <w:t>3. Was macht der Monitor mit dem bereits berechneten Ergebnis?</w:t>
       </w:r>
     </w:p>
     <w:p>
@@ -1763,7 +1785,7 @@
           <w:color w:val="64748B"/>
           <w:sz w:val="19"/>
         </w:rPr>
-        <w:t>Wähle den passendsten Anschluss aus der Auswahl und schreibe ihn hin.</w:t>
+        <w:t>Wähle den passendsten Anschluss aus der Auswahl und schreibe ihn hin. Jeder Anschluss wird genau einmal verwendet.</w:t>
       </w:r>
     </w:p>
     <w:p>
@@ -1973,7 +1995,7 @@
               <w:rPr>
                 <w:sz w:val="18"/>
               </w:rPr>
-              <w:t>4. Moderner USB-Stick oder Smartphone</w:t>
+              <w:t>4. Modernes Smartphone mit USB-C-Anschluss zum Laden und zur Datenübertragung</w:t>
             </w:r>
           </w:p>
         </w:tc>
@@ -2202,7 +2224,7 @@
         <w:rPr>
           <w:sz w:val="18"/>
         </w:rPr>
-        <w:t>3. Ein Schüler öffnet gleichzeitig Browser, Teams, PowerPoint und ein Bildbearbeitungsprogramm. Der PC wird dabei langsam.</w:t>
+        <w:t>3. Ein Schüler hat nur 4 GB RAM. Beim gleichzeitigen Arbeiten mit Browser, Teams, PowerPoint und Bildbearbeitung zeigt der Task-Manager 95 % RAM-Auslastung, während der Datenträger nur bei 20 % liegt. Welche Aufrüstung hilft hier am direktesten?</w:t>
       </w:r>
     </w:p>
     <w:p>
@@ -2428,7 +2450,16 @@
         <w:rPr>
           <w:b/>
         </w:rPr>
-        <w:t>Welchen Laptop würdest du empfehlen? Begründe mit mindestens zwei sinnvollen Argumenten.</w:t>
+        <w:t>Welchen Laptop würdest du empfehlen? Nenne drei kurze, sinnvolle Gründe für deine Entscheidung.</w:t>
+      </w:r>
+    </w:p>
+    <w:p>
+      <w:r>
+        <w:rPr>
+          <w:color w:val="64748B"/>
+          <w:sz w:val="17"/>
+        </w:rPr>
+        <w:t>Entscheidung: 1 P · Gründe: je 1 P, max. 3 P</w:t>
       </w:r>
     </w:p>
     <w:p>
@@ -2515,7 +2546,7 @@
           <w:color w:val="64748B"/>
           <w:sz w:val="19"/>
         </w:rPr>
-        <w:t>Bei jedem Fall gehören zwei Aktionen nicht zu einem sinnvollen ersten Troubleshooting-Ablauf. Streiche diese zwei Aktionen.</w:t>
+        <w:t>Bei jedem Fall gehören zwei Aktionen nicht zu den sinnvollen ersten Troubleshooting-Schritten. Streiche diese zwei Aktionen.</w:t>
       </w:r>
     </w:p>
     <w:p>
@@ -2524,7 +2555,19 @@
         <w:keepNext w:val="1"/>
       </w:pPr>
       <w:r>
-        <w:t>A) PC startet nicht – 2 P</w:t>
+        <w:t>A) PC reagiert gar nicht – 2 P</w:t>
+      </w:r>
+    </w:p>
+    <w:p>
+      <w:pPr>
+        <w:spacing w:after="60"/>
+      </w:pPr>
+      <w:r>
+        <w:rPr>
+          <w:color w:val="64748B"/>
+          <w:sz w:val="17"/>
+        </w:rPr>
+        <w:t>Beim Drücken des Einschaltknopfs passiert nichts: keine LEDs, keine Lüfter, kein Geräusch.</w:t>
       </w:r>
     </w:p>
     <w:tbl>
@@ -2631,7 +2674,7 @@
               <w:rPr>
                 <w:sz w:val="17"/>
               </w:rPr>
-              <w:t>□  Windows neu installieren</w:t>
+              <w:t>□  HDMI-/DisplayPort-Kabel zum Monitor prüfen</w:t>
             </w:r>
           </w:p>
         </w:tc>
@@ -2658,7 +2701,7 @@
               <w:rPr>
                 <w:sz w:val="17"/>
               </w:rPr>
-              <w:t>□  Monitor heller stellen</w:t>
+              <w:t>□  andere Steckdose testen</w:t>
             </w:r>
           </w:p>
         </w:tc>
@@ -2680,7 +2723,7 @@
               <w:rPr>
                 <w:sz w:val="17"/>
               </w:rPr>
-              <w:t>□  andere Steckdose testen</w:t>
+              <w:t>□  Windows-Startreparatur ausführen</w:t>
             </w:r>
           </w:p>
         </w:tc>
@@ -2692,7 +2735,19 @@
         <w:keepNext w:val="1"/>
       </w:pPr>
       <w:r>
-        <w:t>B) Monitor zeigt kein Bild – 2 P</w:t>
+        <w:t>B) Monitor meldet „Kein Signal“ – 2 P</w:t>
+      </w:r>
+    </w:p>
+    <w:p>
+      <w:pPr>
+        <w:spacing w:after="60"/>
+      </w:pPr>
+      <w:r>
+        <w:rPr>
+          <w:color w:val="64748B"/>
+          <w:sz w:val="17"/>
+        </w:rPr>
+        <w:t>Der PC läuft: LEDs und Lüfter sind an, aber der Monitor meldet direkt beim Einschalten „Kein Signal“.</w:t>
       </w:r>
     </w:p>
     <w:tbl>
@@ -2799,7 +2854,7 @@
               <w:rPr>
                 <w:sz w:val="17"/>
               </w:rPr>
-              <w:t>□  Tastatur austauschen</w:t>
+              <w:t>□  Windows-Anzeigeeinstellungen ändern</w:t>
             </w:r>
           </w:p>
         </w:tc>
@@ -2826,7 +2881,7 @@
               <w:rPr>
                 <w:sz w:val="17"/>
               </w:rPr>
-              <w:t>□  Druckertreiber installieren</w:t>
+              <w:t>□  Grafiktreiber neu installieren</w:t>
             </w:r>
           </w:p>
         </w:tc>
@@ -2863,6 +2918,18 @@
         <w:t>C) Kein Internet über Netzwerkkabel – 2 P</w:t>
       </w:r>
     </w:p>
+    <w:p>
+      <w:pPr>
+        <w:spacing w:after="60"/>
+      </w:pPr>
+      <w:r>
+        <w:rPr>
+          <w:color w:val="64748B"/>
+          <w:sz w:val="17"/>
+        </w:rPr>
+        <w:t>Am PC steht „Netzwerkkabel nicht angeschlossen“.</w:t>
+      </w:r>
+    </w:p>
     <w:tbl>
       <w:tblPr>
         <w:tblW w:type="dxa" w:w="9751"/>
@@ -2896,7 +2963,7 @@
               <w:rPr>
                 <w:sz w:val="17"/>
               </w:rPr>
-              <w:t>□  RJ45-Kabel prüfen</w:t>
+              <w:t>□  RJ45-Kabel an PC und Router/Switch prüfen</w:t>
             </w:r>
           </w:p>
         </w:tc>
@@ -2918,7 +2985,7 @@
               <w:rPr>
                 <w:sz w:val="17"/>
               </w:rPr>
-              <w:t>□  prüfen, ob das Kabel am Router/Switch steckt</w:t>
+              <w:t>□  anderes Netzwerkkabel testen</w:t>
             </w:r>
           </w:p>
         </w:tc>
@@ -2945,7 +3012,7 @@
               <w:rPr>
                 <w:sz w:val="17"/>
               </w:rPr>
-              <w:t>□  anderen Netzwerkanschluss testen</w:t>
+              <w:t>□  anderen Netzwerkanschluss am Router/Switch testen</w:t>
             </w:r>
           </w:p>
         </w:tc>
@@ -2967,7 +3034,7 @@
               <w:rPr>
                 <w:sz w:val="17"/>
               </w:rPr>
-              <w:t>□  Grafikkarte ausbauen</w:t>
+              <w:t>□  DNS-Serveradresse ändern</w:t>
             </w:r>
           </w:p>
         </w:tc>
@@ -2994,7 +3061,7 @@
               <w:rPr>
                 <w:sz w:val="17"/>
               </w:rPr>
-              <w:t>□  Audiokabel ersetzen</w:t>
+              <w:t>□  WLAN-Passwort neu eingeben</w:t>
             </w:r>
           </w:p>
         </w:tc>
@@ -3016,7 +3083,7 @@
               <w:rPr>
                 <w:sz w:val="17"/>
               </w:rPr>
-              <w:t>□  Router bzw. Netzwerkstatus prüfen</w:t>
+              <w:t>□  Netzwerkstatus bzw. Link-Anzeige am Anschluss prüfen</w:t>
             </w:r>
           </w:p>
         </w:tc>

--- a/hw/P1.docx
+++ b/hw/P1.docx
@@ -1995,7 +1995,7 @@
               <w:rPr>
                 <w:sz w:val="18"/>
               </w:rPr>
-              <w:t>4. Modernes Smartphone mit USB-C-Anschluss zum Laden und zur Datenübertragung</w:t>
+              <w:t>4. Modernes Smartphone mit einem kleinen, beidseitig einsteckbaren Anschluss zum Laden und zur Datenübertragung</w:t>
             </w:r>
           </w:p>
         </w:tc>

--- a/hw/P1.docx
+++ b/hw/P1.docx
@@ -104,17 +104,11 @@
           </w:p>
           <w:p>
             <w:pPr>
-              <w:spacing w:before="100" w:after="0"/>
+              <w:spacing w:before="20" w:after="20" w:line="240" w:lineRule="auto"/>
               <w:pBdr>
-                <w:bottom w:val="single" w:sz="6" w:space="1" w:color="94A3B8"/>
+                <w:bottom w:val="single" w:sz="5" w:space="1" w:color="CBD5E1"/>
               </w:pBdr>
             </w:pPr>
-            <w:r>
-              <w:rPr>
-                <w:sz w:val="16"/>
-              </w:rPr>
-              <w:t xml:space="preserve"> </w:t>
-            </w:r>
           </w:p>
         </w:tc>
         <w:tc>
@@ -143,17 +137,11 @@
           </w:p>
           <w:p>
             <w:pPr>
-              <w:spacing w:before="100" w:after="0"/>
+              <w:spacing w:before="20" w:after="20" w:line="240" w:lineRule="auto"/>
               <w:pBdr>
-                <w:bottom w:val="single" w:sz="6" w:space="1" w:color="94A3B8"/>
+                <w:bottom w:val="single" w:sz="5" w:space="1" w:color="CBD5E1"/>
               </w:pBdr>
             </w:pPr>
-            <w:r>
-              <w:rPr>
-                <w:sz w:val="16"/>
-              </w:rPr>
-              <w:t xml:space="preserve"> </w:t>
-            </w:r>
           </w:p>
         </w:tc>
         <w:tc>
@@ -182,17 +170,11 @@
           </w:p>
           <w:p>
             <w:pPr>
-              <w:spacing w:before="100" w:after="0"/>
+              <w:spacing w:before="20" w:after="20" w:line="240" w:lineRule="auto"/>
               <w:pBdr>
-                <w:bottom w:val="single" w:sz="6" w:space="1" w:color="94A3B8"/>
+                <w:bottom w:val="single" w:sz="5" w:space="1" w:color="CBD5E1"/>
               </w:pBdr>
             </w:pPr>
-            <w:r>
-              <w:rPr>
-                <w:sz w:val="16"/>
-              </w:rPr>
-              <w:t xml:space="preserve"> </w:t>
-            </w:r>
           </w:p>
         </w:tc>
       </w:tr>
@@ -769,6 +751,7 @@
       <w:pPr>
         <w:pStyle w:val="Heading1"/>
         <w:keepNext w:val="1"/>
+        <w:spacing w:before="140" w:after="80"/>
       </w:pPr>
       <w:r>
         <w:rPr>
@@ -801,6 +784,7 @@
       <w:pPr>
         <w:pStyle w:val="Heading2"/>
         <w:keepNext w:val="1"/>
+        <w:spacing w:before="80" w:after="40"/>
       </w:pPr>
       <w:r>
         <w:t>CPU</w:t>
@@ -866,6 +850,7 @@
       <w:pPr>
         <w:pStyle w:val="Heading2"/>
         <w:keepNext w:val="1"/>
+        <w:spacing w:before="80" w:after="40"/>
       </w:pPr>
       <w:r>
         <w:t>RAM</w:t>
@@ -931,6 +916,7 @@
       <w:pPr>
         <w:pStyle w:val="Heading2"/>
         <w:keepNext w:val="1"/>
+        <w:spacing w:before="80" w:after="40"/>
       </w:pPr>
       <w:r>
         <w:t>SSD</w:t>
@@ -996,6 +982,7 @@
       <w:pPr>
         <w:pStyle w:val="Heading2"/>
         <w:keepNext w:val="1"/>
+        <w:spacing w:before="80" w:after="40"/>
       </w:pPr>
       <w:r>
         <w:t>HDD</w:t>
@@ -1061,6 +1048,7 @@
       <w:pPr>
         <w:pStyle w:val="Heading2"/>
         <w:keepNext w:val="1"/>
+        <w:spacing w:before="80" w:after="40"/>
       </w:pPr>
       <w:r>
         <w:t>Mainboard</w:t>
@@ -1126,6 +1114,7 @@
       <w:pPr>
         <w:pStyle w:val="Heading2"/>
         <w:keepNext w:val="1"/>
+        <w:spacing w:before="80" w:after="40"/>
       </w:pPr>
       <w:r>
         <w:t>Netzteil</w:t>
@@ -1191,6 +1180,7 @@
       <w:pPr>
         <w:pStyle w:val="Heading2"/>
         <w:keepNext w:val="1"/>
+        <w:spacing w:before="80" w:after="40"/>
       </w:pPr>
       <w:r>
         <w:t>Grafikkarte</w:t>
@@ -1256,6 +1246,7 @@
       <w:pPr>
         <w:pStyle w:val="Heading1"/>
         <w:keepNext w:val="1"/>
+        <w:spacing w:before="140" w:after="80"/>
       </w:pPr>
       <w:r>
         <w:rPr>
@@ -1365,9 +1356,10 @@
           <w:p>
             <w:r>
               <w:rPr>
+                <w:rFonts w:ascii="Arial" w:hAnsi="Arial"/>
                 <w:sz w:val="18"/>
               </w:rPr>
-              <w:t>1. Du bewegst die Maus.</w:t>
+              <w:t>1. Der Preis erscheint auf dem Display.</w:t>
             </w:r>
           </w:p>
         </w:tc>
@@ -1386,14 +1378,12 @@
           </w:tcPr>
           <w:p>
             <w:pPr>
+              <w:spacing w:before="20" w:after="20" w:line="240" w:lineRule="auto"/>
               <w:jc w:val="center"/>
+              <w:pBdr>
+                <w:bottom w:val="single" w:sz="5" w:space="1" w:color="CBD5E1"/>
+              </w:pBdr>
             </w:pPr>
-            <w:r>
-              <w:rPr>
-                <w:sz w:val="20"/>
-              </w:rPr>
-              <w:t>________</w:t>
-            </w:r>
           </w:p>
         </w:tc>
       </w:tr>
@@ -1417,9 +1407,10 @@
           <w:p>
             <w:r>
               <w:rPr>
+                <w:rFonts w:ascii="Arial" w:hAnsi="Arial"/>
                 <w:sz w:val="18"/>
               </w:rPr>
-              <w:t>2. Der Computer berechnet die neue Position des Mauszeigers.</w:t>
+              <w:t>2. Du bewegst die Maus.</w:t>
             </w:r>
           </w:p>
         </w:tc>
@@ -1438,14 +1429,12 @@
           </w:tcPr>
           <w:p>
             <w:pPr>
+              <w:spacing w:before="20" w:after="20" w:line="240" w:lineRule="auto"/>
               <w:jc w:val="center"/>
+              <w:pBdr>
+                <w:bottom w:val="single" w:sz="5" w:space="1" w:color="CBD5E1"/>
+              </w:pBdr>
             </w:pPr>
-            <w:r>
-              <w:rPr>
-                <w:sz w:val="20"/>
-              </w:rPr>
-              <w:t>________</w:t>
-            </w:r>
           </w:p>
         </w:tc>
       </w:tr>
@@ -1469,9 +1458,10 @@
           <w:p>
             <w:r>
               <w:rPr>
+                <w:rFonts w:ascii="Arial" w:hAnsi="Arial"/>
                 <w:sz w:val="18"/>
               </w:rPr>
-              <w:t>3. Der Mauszeiger erscheint an einer neuen Stelle auf dem Bildschirm.</w:t>
+              <w:t>3. Das Kassensystem berechnet den Gesamtpreis.</w:t>
             </w:r>
           </w:p>
         </w:tc>
@@ -1490,14 +1480,12 @@
           </w:tcPr>
           <w:p>
             <w:pPr>
+              <w:spacing w:before="20" w:after="20" w:line="240" w:lineRule="auto"/>
               <w:jc w:val="center"/>
+              <w:pBdr>
+                <w:bottom w:val="single" w:sz="5" w:space="1" w:color="CBD5E1"/>
+              </w:pBdr>
             </w:pPr>
-            <w:r>
-              <w:rPr>
-                <w:sz w:val="20"/>
-              </w:rPr>
-              <w:t>________</w:t>
-            </w:r>
           </w:p>
         </w:tc>
       </w:tr>
@@ -1521,6 +1509,7 @@
           <w:p>
             <w:r>
               <w:rPr>
+                <w:rFonts w:ascii="Arial" w:hAnsi="Arial"/>
                 <w:sz w:val="18"/>
               </w:rPr>
               <w:t>4. Ein Barcode wird an der Kasse eingescannt.</w:t>
@@ -1542,14 +1531,12 @@
           </w:tcPr>
           <w:p>
             <w:pPr>
+              <w:spacing w:before="20" w:after="20" w:line="240" w:lineRule="auto"/>
               <w:jc w:val="center"/>
+              <w:pBdr>
+                <w:bottom w:val="single" w:sz="5" w:space="1" w:color="CBD5E1"/>
+              </w:pBdr>
             </w:pPr>
-            <w:r>
-              <w:rPr>
-                <w:sz w:val="20"/>
-              </w:rPr>
-              <w:t>________</w:t>
-            </w:r>
           </w:p>
         </w:tc>
       </w:tr>
@@ -1573,9 +1560,10 @@
           <w:p>
             <w:r>
               <w:rPr>
+                <w:rFonts w:ascii="Arial" w:hAnsi="Arial"/>
                 <w:sz w:val="18"/>
               </w:rPr>
-              <w:t>5. Das Kassensystem berechnet den Gesamtpreis.</w:t>
+              <w:t>5. Der Mauszeiger erscheint an einer neuen Stelle auf dem Bildschirm.</w:t>
             </w:r>
           </w:p>
         </w:tc>
@@ -1594,14 +1582,12 @@
           </w:tcPr>
           <w:p>
             <w:pPr>
+              <w:spacing w:before="20" w:after="20" w:line="240" w:lineRule="auto"/>
               <w:jc w:val="center"/>
+              <w:pBdr>
+                <w:bottom w:val="single" w:sz="5" w:space="1" w:color="CBD5E1"/>
+              </w:pBdr>
             </w:pPr>
-            <w:r>
-              <w:rPr>
-                <w:sz w:val="20"/>
-              </w:rPr>
-              <w:t>________</w:t>
-            </w:r>
           </w:p>
         </w:tc>
       </w:tr>
@@ -1625,9 +1611,10 @@
           <w:p>
             <w:r>
               <w:rPr>
+                <w:rFonts w:ascii="Arial" w:hAnsi="Arial"/>
                 <w:sz w:val="18"/>
               </w:rPr>
-              <w:t>6. Der Preis erscheint auf dem Display.</w:t>
+              <w:t>6. Der Computer berechnet die neue Position des Mauszeigers.</w:t>
             </w:r>
           </w:p>
         </w:tc>
@@ -1646,14 +1633,12 @@
           </w:tcPr>
           <w:p>
             <w:pPr>
+              <w:spacing w:before="20" w:after="20" w:line="240" w:lineRule="auto"/>
               <w:jc w:val="center"/>
+              <w:pBdr>
+                <w:bottom w:val="single" w:sz="5" w:space="1" w:color="CBD5E1"/>
+              </w:pBdr>
             </w:pPr>
-            <w:r>
-              <w:rPr>
-                <w:sz w:val="20"/>
-              </w:rPr>
-              <w:t>________</w:t>
-            </w:r>
           </w:p>
         </w:tc>
       </w:tr>
@@ -1662,6 +1647,7 @@
       <w:pPr>
         <w:pStyle w:val="Heading1"/>
         <w:keepNext w:val="1"/>
+        <w:spacing w:before="140" w:after="80"/>
       </w:pPr>
       <w:r>
         <w:rPr>
@@ -1703,14 +1689,11 @@
     </w:p>
     <w:p>
       <w:pPr>
-        <w:tabs>
-          <w:tab w:pos="9751" w:val="right" w:leader="underscore"/>
-        </w:tabs>
-        <w:spacing w:after="60"/>
+        <w:spacing w:after="80" w:before="20" w:line="240" w:lineRule="auto"/>
+        <w:pBdr>
+          <w:bottom w:val="single" w:sz="5" w:space="1" w:color="94A3B8"/>
+        </w:pBdr>
       </w:pPr>
-      <w:r>
-        <w:tab/>
-      </w:r>
     </w:p>
     <w:p>
       <w:pPr>
@@ -1725,14 +1708,11 @@
     </w:p>
     <w:p>
       <w:pPr>
-        <w:tabs>
-          <w:tab w:pos="9751" w:val="right" w:leader="underscore"/>
-        </w:tabs>
-        <w:spacing w:after="60"/>
+        <w:spacing w:after="80" w:before="20" w:line="240" w:lineRule="auto"/>
+        <w:pBdr>
+          <w:bottom w:val="single" w:sz="5" w:space="1" w:color="94A3B8"/>
+        </w:pBdr>
       </w:pPr>
-      <w:r>
-        <w:tab/>
-      </w:r>
     </w:p>
     <w:p>
       <w:pPr>
@@ -1740,26 +1720,25 @@
       </w:pPr>
       <w:r>
         <w:rPr>
+          <w:rFonts w:ascii="Arial" w:hAnsi="Arial"/>
           <w:sz w:val="18"/>
         </w:rPr>
-        <w:t>3. Was macht der Monitor mit dem bereits berechneten Ergebnis?</w:t>
+        <w:t>3. Nenne ein passendes Beispiel für die Eingabe dieser EVA-Kette: Grafikkarte/CPU verarbeitet → Monitor zeigt das Ergebnis.</w:t>
       </w:r>
     </w:p>
     <w:p>
       <w:pPr>
-        <w:tabs>
-          <w:tab w:pos="9751" w:val="right" w:leader="underscore"/>
-        </w:tabs>
-        <w:spacing w:after="60"/>
+        <w:spacing w:after="80" w:before="20" w:line="240" w:lineRule="auto"/>
+        <w:pBdr>
+          <w:bottom w:val="single" w:sz="5" w:space="1" w:color="94A3B8"/>
+        </w:pBdr>
       </w:pPr>
-      <w:r>
-        <w:tab/>
-      </w:r>
     </w:p>
     <w:p>
       <w:pPr>
         <w:pStyle w:val="Heading1"/>
         <w:keepNext w:val="1"/>
+        <w:spacing w:before="140" w:after="80"/>
       </w:pPr>
       <w:r>
         <w:rPr>
@@ -1852,16 +1831,11 @@
           </w:tcPr>
           <w:p>
             <w:pPr>
+              <w:spacing w:before="20" w:after="20" w:line="240" w:lineRule="auto"/>
               <w:pBdr>
-                <w:bottom w:val="single" w:sz="6" w:space="1" w:color="94A3B8"/>
+                <w:bottom w:val="single" w:sz="5" w:space="1" w:color="CBD5E1"/>
               </w:pBdr>
             </w:pPr>
-            <w:r>
-              <w:rPr>
-                <w:sz w:val="16"/>
-              </w:rPr>
-              <w:t xml:space="preserve"> </w:t>
-            </w:r>
           </w:p>
         </w:tc>
       </w:tr>
@@ -1906,16 +1880,11 @@
           </w:tcPr>
           <w:p>
             <w:pPr>
+              <w:spacing w:before="20" w:after="20" w:line="240" w:lineRule="auto"/>
               <w:pBdr>
-                <w:bottom w:val="single" w:sz="6" w:space="1" w:color="94A3B8"/>
+                <w:bottom w:val="single" w:sz="5" w:space="1" w:color="CBD5E1"/>
               </w:pBdr>
             </w:pPr>
-            <w:r>
-              <w:rPr>
-                <w:sz w:val="16"/>
-              </w:rPr>
-              <w:t xml:space="preserve"> </w:t>
-            </w:r>
           </w:p>
         </w:tc>
       </w:tr>
@@ -1960,16 +1929,11 @@
           </w:tcPr>
           <w:p>
             <w:pPr>
+              <w:spacing w:before="20" w:after="20" w:line="240" w:lineRule="auto"/>
               <w:pBdr>
-                <w:bottom w:val="single" w:sz="6" w:space="1" w:color="94A3B8"/>
+                <w:bottom w:val="single" w:sz="5" w:space="1" w:color="CBD5E1"/>
               </w:pBdr>
             </w:pPr>
-            <w:r>
-              <w:rPr>
-                <w:sz w:val="16"/>
-              </w:rPr>
-              <w:t xml:space="preserve"> </w:t>
-            </w:r>
           </w:p>
         </w:tc>
       </w:tr>
@@ -2014,16 +1978,11 @@
           </w:tcPr>
           <w:p>
             <w:pPr>
+              <w:spacing w:before="20" w:after="20" w:line="240" w:lineRule="auto"/>
               <w:pBdr>
-                <w:bottom w:val="single" w:sz="6" w:space="1" w:color="94A3B8"/>
+                <w:bottom w:val="single" w:sz="5" w:space="1" w:color="CBD5E1"/>
               </w:pBdr>
             </w:pPr>
-            <w:r>
-              <w:rPr>
-                <w:sz w:val="16"/>
-              </w:rPr>
-              <w:t xml:space="preserve"> </w:t>
-            </w:r>
           </w:p>
         </w:tc>
       </w:tr>
@@ -2068,16 +2027,11 @@
           </w:tcPr>
           <w:p>
             <w:pPr>
+              <w:spacing w:before="20" w:after="20" w:line="240" w:lineRule="auto"/>
               <w:pBdr>
-                <w:bottom w:val="single" w:sz="6" w:space="1" w:color="94A3B8"/>
+                <w:bottom w:val="single" w:sz="5" w:space="1" w:color="CBD5E1"/>
               </w:pBdr>
             </w:pPr>
-            <w:r>
-              <w:rPr>
-                <w:sz w:val="16"/>
-              </w:rPr>
-              <w:t xml:space="preserve"> </w:t>
-            </w:r>
           </w:p>
         </w:tc>
       </w:tr>
@@ -2122,16 +2076,11 @@
           </w:tcPr>
           <w:p>
             <w:pPr>
+              <w:spacing w:before="20" w:after="20" w:line="240" w:lineRule="auto"/>
               <w:pBdr>
-                <w:bottom w:val="single" w:sz="6" w:space="1" w:color="94A3B8"/>
+                <w:bottom w:val="single" w:sz="5" w:space="1" w:color="CBD5E1"/>
               </w:pBdr>
             </w:pPr>
-            <w:r>
-              <w:rPr>
-                <w:sz w:val="16"/>
-              </w:rPr>
-              <w:t xml:space="preserve"> </w:t>
-            </w:r>
           </w:p>
         </w:tc>
       </w:tr>
@@ -2140,6 +2089,7 @@
       <w:pPr>
         <w:pStyle w:val="Heading1"/>
         <w:keepNext w:val="1"/>
+        <w:spacing w:before="140" w:after="80"/>
       </w:pPr>
       <w:r>
         <w:rPr>
@@ -2250,14 +2200,11 @@
     </w:p>
     <w:p>
       <w:pPr>
-        <w:tabs>
-          <w:tab w:pos="9751" w:val="right" w:leader="underscore"/>
-        </w:tabs>
-        <w:spacing w:after="60"/>
+        <w:spacing w:after="80" w:before="20" w:line="240" w:lineRule="auto"/>
+        <w:pBdr>
+          <w:bottom w:val="single" w:sz="5" w:space="1" w:color="94A3B8"/>
+        </w:pBdr>
       </w:pPr>
-      <w:r>
-        <w:tab/>
-      </w:r>
     </w:p>
     <w:p>
       <w:r>
@@ -2269,19 +2216,17 @@
     </w:p>
     <w:p>
       <w:pPr>
-        <w:tabs>
-          <w:tab w:pos="9751" w:val="right" w:leader="underscore"/>
-        </w:tabs>
-        <w:spacing w:after="60"/>
+        <w:spacing w:after="80" w:before="20" w:line="240" w:lineRule="auto"/>
+        <w:pBdr>
+          <w:bottom w:val="single" w:sz="5" w:space="1" w:color="94A3B8"/>
+        </w:pBdr>
       </w:pPr>
-      <w:r>
-        <w:tab/>
-      </w:r>
     </w:p>
     <w:p>
       <w:pPr>
         <w:pStyle w:val="Heading1"/>
         <w:keepNext w:val="1"/>
+        <w:spacing w:before="140" w:after="80"/>
       </w:pPr>
       <w:r>
         <w:rPr>
@@ -2464,63 +2409,25 @@
     </w:p>
     <w:p>
       <w:pPr>
-        <w:tabs>
-          <w:tab w:pos="9751" w:val="right" w:leader="underscore"/>
-        </w:tabs>
-        <w:spacing w:after="60"/>
+        <w:spacing w:after="80" w:before="20" w:line="240" w:lineRule="auto"/>
+        <w:pBdr>
+          <w:bottom w:val="single" w:sz="5" w:space="1" w:color="94A3B8"/>
+        </w:pBdr>
       </w:pPr>
-      <w:r>
-        <w:tab/>
-      </w:r>
     </w:p>
     <w:p>
       <w:pPr>
-        <w:tabs>
-          <w:tab w:pos="9751" w:val="right" w:leader="underscore"/>
-        </w:tabs>
-        <w:spacing w:after="60"/>
+        <w:spacing w:after="80" w:before="20" w:line="240" w:lineRule="auto"/>
+        <w:pBdr>
+          <w:bottom w:val="single" w:sz="5" w:space="1" w:color="94A3B8"/>
+        </w:pBdr>
       </w:pPr>
-      <w:r>
-        <w:tab/>
-      </w:r>
-    </w:p>
-    <w:p>
-      <w:pPr>
-        <w:tabs>
-          <w:tab w:pos="9751" w:val="right" w:leader="underscore"/>
-        </w:tabs>
-        <w:spacing w:after="60"/>
-      </w:pPr>
-      <w:r>
-        <w:tab/>
-      </w:r>
-    </w:p>
-    <w:p>
-      <w:pPr>
-        <w:tabs>
-          <w:tab w:pos="9751" w:val="right" w:leader="underscore"/>
-        </w:tabs>
-        <w:spacing w:after="60"/>
-      </w:pPr>
-      <w:r>
-        <w:tab/>
-      </w:r>
-    </w:p>
-    <w:p>
-      <w:pPr>
-        <w:tabs>
-          <w:tab w:pos="9751" w:val="right" w:leader="underscore"/>
-        </w:tabs>
-        <w:spacing w:after="60"/>
-      </w:pPr>
-      <w:r>
-        <w:tab/>
-      </w:r>
     </w:p>
     <w:p>
       <w:pPr>
         <w:pStyle w:val="Heading1"/>
         <w:keepNext w:val="1"/>
+        <w:spacing w:before="140" w:after="80"/>
       </w:pPr>
       <w:r>
         <w:rPr>
@@ -2543,16 +2450,17 @@
       </w:pPr>
       <w:r>
         <w:rPr>
-          <w:color w:val="64748B"/>
+          <w:rFonts w:ascii="Arial" w:hAnsi="Arial"/>
           <w:sz w:val="19"/>
         </w:rPr>
-        <w:t>Bei jedem Fall gehören zwei Aktionen nicht zu den sinnvollen ersten Troubleshooting-Schritten. Streiche diese zwei Aktionen.</w:t>
+        <w:t>Kreuze bei jedem Fall genau zwei sinnvolle erste Troubleshooting-Schritte an. Je korrekt gewähltem Schritt 1 P. Werden in einem Fall mehr als zwei Schritte angekreuzt, gibt dieser Fall 0 P.</w:t>
       </w:r>
     </w:p>
     <w:p>
       <w:pPr>
         <w:pStyle w:val="Heading2"/>
         <w:keepNext w:val="1"/>
+        <w:spacing w:before="80" w:after="40"/>
       </w:pPr>
       <w:r>
         <w:t>A) PC reagiert gar nicht – 2 P</w:t>
@@ -2601,9 +2509,10 @@
           <w:p>
             <w:r>
               <w:rPr>
+                <w:rFonts w:ascii="Arial" w:hAnsi="Arial"/>
                 <w:sz w:val="17"/>
               </w:rPr>
-              <w:t>□  Steckdose prüfen</w:t>
+              <w:t>□  Prüfen, ob das Stromkabel fest am PC und an der Steckdose steckt</w:t>
             </w:r>
           </w:p>
         </w:tc>
@@ -2623,9 +2532,10 @@
           <w:p>
             <w:r>
               <w:rPr>
+                <w:rFonts w:ascii="Arial" w:hAnsi="Arial"/>
                 <w:sz w:val="17"/>
               </w:rPr>
-              <w:t>□  Stromkabel prüfen</w:t>
+              <w:t>□  Eine andere Steckdose testen</w:t>
             </w:r>
           </w:p>
         </w:tc>
@@ -2650,9 +2560,10 @@
           <w:p>
             <w:r>
               <w:rPr>
+                <w:rFonts w:ascii="Arial" w:hAnsi="Arial"/>
                 <w:sz w:val="17"/>
               </w:rPr>
-              <w:t>□  Netzschalter am Netzteil prüfen</w:t>
+              <w:t>□  HDMI-/DisplayPort-Kabel zum Monitor prüfen</w:t>
             </w:r>
           </w:p>
         </w:tc>
@@ -2672,9 +2583,10 @@
           <w:p>
             <w:r>
               <w:rPr>
+                <w:rFonts w:ascii="Arial" w:hAnsi="Arial"/>
                 <w:sz w:val="17"/>
               </w:rPr>
-              <w:t>□  HDMI-/DisplayPort-Kabel zum Monitor prüfen</w:t>
+              <w:t>□  Maus an einem anderen USB-Anschluss testen</w:t>
             </w:r>
           </w:p>
         </w:tc>
@@ -2699,9 +2611,10 @@
           <w:p>
             <w:r>
               <w:rPr>
+                <w:rFonts w:ascii="Arial" w:hAnsi="Arial"/>
                 <w:sz w:val="17"/>
               </w:rPr>
-              <w:t>□  andere Steckdose testen</w:t>
+              <w:t>□  Netzwerkkabel austauschen</w:t>
             </w:r>
           </w:p>
         </w:tc>
@@ -2721,9 +2634,10 @@
           <w:p>
             <w:r>
               <w:rPr>
+                <w:rFonts w:ascii="Arial" w:hAnsi="Arial"/>
                 <w:sz w:val="17"/>
               </w:rPr>
-              <w:t>□  Windows-Startreparatur ausführen</w:t>
+              <w:t>□  Browser neu öffnen</w:t>
             </w:r>
           </w:p>
         </w:tc>
@@ -2733,6 +2647,7 @@
       <w:pPr>
         <w:pStyle w:val="Heading2"/>
         <w:keepNext w:val="1"/>
+        <w:spacing w:before="80" w:after="40"/>
       </w:pPr>
       <w:r>
         <w:t>B) Monitor meldet „Kein Signal“ – 2 P</w:t>
@@ -2781,9 +2696,10 @@
           <w:p>
             <w:r>
               <w:rPr>
+                <w:rFonts w:ascii="Arial" w:hAnsi="Arial"/>
                 <w:sz w:val="17"/>
               </w:rPr>
-              <w:t>□  Prüfen, ob der Monitor eingeschaltet ist</w:t>
+              <w:t>□  HDMI-/DisplayPort-Kabel prüfen</w:t>
             </w:r>
           </w:p>
         </w:tc>
@@ -2803,9 +2719,10 @@
           <w:p>
             <w:r>
               <w:rPr>
+                <w:rFonts w:ascii="Arial" w:hAnsi="Arial"/>
                 <w:sz w:val="17"/>
               </w:rPr>
-              <w:t>□  HDMI-/DisplayPort-Kabel prüfen</w:t>
+              <w:t>□  Richtigen Eingang am Monitor auswählen</w:t>
             </w:r>
           </w:p>
         </w:tc>
@@ -2830,9 +2747,10 @@
           <w:p>
             <w:r>
               <w:rPr>
+                <w:rFonts w:ascii="Arial" w:hAnsi="Arial"/>
                 <w:sz w:val="17"/>
               </w:rPr>
-              <w:t>□  richtigen Eingang am Monitor auswählen</w:t>
+              <w:t>□  Netzwerkkabel zum Router prüfen</w:t>
             </w:r>
           </w:p>
         </w:tc>
@@ -2852,9 +2770,10 @@
           <w:p>
             <w:r>
               <w:rPr>
+                <w:rFonts w:ascii="Arial" w:hAnsi="Arial"/>
                 <w:sz w:val="17"/>
               </w:rPr>
-              <w:t>□  Windows-Anzeigeeinstellungen ändern</w:t>
+              <w:t>□  Maus neu anschliessen</w:t>
             </w:r>
           </w:p>
         </w:tc>
@@ -2879,9 +2798,10 @@
           <w:p>
             <w:r>
               <w:rPr>
+                <w:rFonts w:ascii="Arial" w:hAnsi="Arial"/>
                 <w:sz w:val="17"/>
               </w:rPr>
-              <w:t>□  Grafiktreiber neu installieren</w:t>
+              <w:t>□  Drucker aus- und einschalten</w:t>
             </w:r>
           </w:p>
         </w:tc>
@@ -2901,9 +2821,10 @@
           <w:p>
             <w:r>
               <w:rPr>
+                <w:rFonts w:ascii="Arial" w:hAnsi="Arial"/>
                 <w:sz w:val="17"/>
               </w:rPr>
-              <w:t>□  Kabel an einem anderen Anschluss testen</w:t>
+              <w:t>□  Eine andere Webseite öffnen</w:t>
             </w:r>
           </w:p>
         </w:tc>
@@ -2913,6 +2834,7 @@
       <w:pPr>
         <w:pStyle w:val="Heading2"/>
         <w:keepNext w:val="1"/>
+        <w:spacing w:before="80" w:after="40"/>
       </w:pPr>
       <w:r>
         <w:t>C) Kein Internet über Netzwerkkabel – 2 P</w:t>
@@ -2961,9 +2883,10 @@
           <w:p>
             <w:r>
               <w:rPr>
+                <w:rFonts w:ascii="Arial" w:hAnsi="Arial"/>
                 <w:sz w:val="17"/>
               </w:rPr>
-              <w:t>□  RJ45-Kabel an PC und Router/Switch prüfen</w:t>
+              <w:t>□  Prüfen, ob das RJ45-Kabel am PC und am Router/Switch richtig steckt</w:t>
             </w:r>
           </w:p>
         </w:tc>
@@ -2983,9 +2906,10 @@
           <w:p>
             <w:r>
               <w:rPr>
+                <w:rFonts w:ascii="Arial" w:hAnsi="Arial"/>
                 <w:sz w:val="17"/>
               </w:rPr>
-              <w:t>□  anderes Netzwerkkabel testen</w:t>
+              <w:t>□  Ein anderes Netzwerkkabel testen</w:t>
             </w:r>
           </w:p>
         </w:tc>
@@ -3010,9 +2934,10 @@
           <w:p>
             <w:r>
               <w:rPr>
+                <w:rFonts w:ascii="Arial" w:hAnsi="Arial"/>
                 <w:sz w:val="17"/>
               </w:rPr>
-              <w:t>□  anderen Netzwerkanschluss am Router/Switch testen</w:t>
+              <w:t>□  HDMI-/DisplayPort-Kabel zum Monitor prüfen</w:t>
             </w:r>
           </w:p>
         </w:tc>
@@ -3032,9 +2957,10 @@
           <w:p>
             <w:r>
               <w:rPr>
+                <w:rFonts w:ascii="Arial" w:hAnsi="Arial"/>
                 <w:sz w:val="17"/>
               </w:rPr>
-              <w:t>□  DNS-Serveradresse ändern</w:t>
+              <w:t>□  WLAN-Passwort neu eingeben</w:t>
             </w:r>
           </w:p>
         </w:tc>
@@ -3059,9 +2985,10 @@
           <w:p>
             <w:r>
               <w:rPr>
+                <w:rFonts w:ascii="Arial" w:hAnsi="Arial"/>
                 <w:sz w:val="17"/>
               </w:rPr>
-              <w:t>□  WLAN-Passwort neu eingeben</w:t>
+              <w:t>□  Lautsprecher neu anschliessen</w:t>
             </w:r>
           </w:p>
         </w:tc>
@@ -3081,9 +3008,10 @@
           <w:p>
             <w:r>
               <w:rPr>
+                <w:rFonts w:ascii="Arial" w:hAnsi="Arial"/>
                 <w:sz w:val="17"/>
               </w:rPr>
-              <w:t>□  Netzwerkstatus bzw. Link-Anzeige am Anschluss prüfen</w:t>
+              <w:t>□  Bildschirmhelligkeit ändern</w:t>
             </w:r>
           </w:p>
         </w:tc>
@@ -3093,7 +3021,8 @@
       <w:pPr>
         <w:pStyle w:val="Heading1"/>
         <w:keepNext w:val="1"/>
-        <w:pageBreakBefore/>
+        <w:pageBreakBefore w:val="0"/>
+        <w:spacing w:before="140" w:after="80"/>
       </w:pPr>
       <w:r>
         <w:rPr>
@@ -3151,58 +3080,19 @@
     </w:p>
     <w:p>
       <w:pPr>
-        <w:tabs>
-          <w:tab w:pos="9751" w:val="right" w:leader="underscore"/>
-        </w:tabs>
-        <w:spacing w:after="60"/>
+        <w:spacing w:after="80" w:before="20" w:line="240" w:lineRule="auto"/>
+        <w:pBdr>
+          <w:bottom w:val="single" w:sz="5" w:space="1" w:color="94A3B8"/>
+        </w:pBdr>
       </w:pPr>
-      <w:r>
-        <w:tab/>
-      </w:r>
     </w:p>
     <w:p>
       <w:pPr>
-        <w:tabs>
-          <w:tab w:pos="9751" w:val="right" w:leader="underscore"/>
-        </w:tabs>
-        <w:spacing w:after="60"/>
+        <w:spacing w:after="80" w:before="20" w:line="240" w:lineRule="auto"/>
+        <w:pBdr>
+          <w:bottom w:val="single" w:sz="5" w:space="1" w:color="94A3B8"/>
+        </w:pBdr>
       </w:pPr>
-      <w:r>
-        <w:tab/>
-      </w:r>
-    </w:p>
-    <w:p>
-      <w:pPr>
-        <w:tabs>
-          <w:tab w:pos="9751" w:val="right" w:leader="underscore"/>
-        </w:tabs>
-        <w:spacing w:after="60"/>
-      </w:pPr>
-      <w:r>
-        <w:tab/>
-      </w:r>
-    </w:p>
-    <w:p>
-      <w:pPr>
-        <w:tabs>
-          <w:tab w:pos="9751" w:val="right" w:leader="underscore"/>
-        </w:tabs>
-        <w:spacing w:after="60"/>
-      </w:pPr>
-      <w:r>
-        <w:tab/>
-      </w:r>
-    </w:p>
-    <w:p>
-      <w:pPr>
-        <w:tabs>
-          <w:tab w:pos="9751" w:val="right" w:leader="underscore"/>
-        </w:tabs>
-        <w:spacing w:after="60"/>
-      </w:pPr>
-      <w:r>
-        <w:tab/>
-      </w:r>
     </w:p>
     <w:p>
       <w:r>
@@ -3214,36 +3104,11 @@
     </w:p>
     <w:p>
       <w:pPr>
-        <w:tabs>
-          <w:tab w:pos="9751" w:val="right" w:leader="underscore"/>
-        </w:tabs>
-        <w:spacing w:after="60"/>
+        <w:spacing w:after="80" w:before="20" w:line="240" w:lineRule="auto"/>
+        <w:pBdr>
+          <w:bottom w:val="single" w:sz="5" w:space="1" w:color="94A3B8"/>
+        </w:pBdr>
       </w:pPr>
-      <w:r>
-        <w:tab/>
-      </w:r>
-    </w:p>
-    <w:p>
-      <w:pPr>
-        <w:tabs>
-          <w:tab w:pos="9751" w:val="right" w:leader="underscore"/>
-        </w:tabs>
-        <w:spacing w:after="60"/>
-      </w:pPr>
-      <w:r>
-        <w:tab/>
-      </w:r>
-    </w:p>
-    <w:p>
-      <w:pPr>
-        <w:tabs>
-          <w:tab w:pos="9751" w:val="right" w:leader="underscore"/>
-        </w:tabs>
-        <w:spacing w:after="60"/>
-      </w:pPr>
-      <w:r>
-        <w:tab/>
-      </w:r>
     </w:p>
     <w:p>
       <w:r>
@@ -3350,25 +3215,11 @@
     </w:p>
     <w:p>
       <w:pPr>
-        <w:tabs>
-          <w:tab w:pos="9751" w:val="right" w:leader="underscore"/>
-        </w:tabs>
-        <w:spacing w:before="0" w:after="60"/>
+        <w:spacing w:before="20" w:after="80" w:line="240" w:lineRule="auto"/>
+        <w:pBdr>
+          <w:bottom w:val="single" w:sz="5" w:space="1" w:color="94A3B8"/>
+        </w:pBdr>
       </w:pPr>
-      <w:r>
-        <w:tab/>
-      </w:r>
-    </w:p>
-    <w:p>
-      <w:pPr>
-        <w:tabs>
-          <w:tab w:pos="9751" w:val="right" w:leader="underscore"/>
-        </w:tabs>
-        <w:spacing w:before="0" w:after="60"/>
-      </w:pPr>
-      <w:r>
-        <w:tab/>
-      </w:r>
     </w:p>
     <w:p>
       <w:pPr>
@@ -3414,25 +3265,11 @@
     </w:p>
     <w:p>
       <w:pPr>
-        <w:tabs>
-          <w:tab w:pos="9751" w:val="right" w:leader="underscore"/>
-        </w:tabs>
-        <w:spacing w:before="0" w:after="60"/>
+        <w:spacing w:before="20" w:after="80" w:line="240" w:lineRule="auto"/>
+        <w:pBdr>
+          <w:bottom w:val="single" w:sz="5" w:space="1" w:color="94A3B8"/>
+        </w:pBdr>
       </w:pPr>
-      <w:r>
-        <w:tab/>
-      </w:r>
-    </w:p>
-    <w:p>
-      <w:pPr>
-        <w:tabs>
-          <w:tab w:pos="9751" w:val="right" w:leader="underscore"/>
-        </w:tabs>
-        <w:spacing w:before="0" w:after="60"/>
-      </w:pPr>
-      <w:r>
-        <w:tab/>
-      </w:r>
     </w:p>
     <w:p>
       <w:pPr>

--- a/hw/P1.docx
+++ b/hw/P1.docx
@@ -2089,6 +2089,7 @@
       <w:pPr>
         <w:pStyle w:val="Heading1"/>
         <w:keepNext w:val="1"/>
+        <w:pageBreakBefore/>
         <w:spacing w:before="140" w:after="80"/>
       </w:pPr>
       <w:r>

--- a/hw/P1.docx
+++ b/hw/P1.docx
@@ -25,6 +25,8 @@
               <w:start w:w="220" w:type="dxa"/>
               <w:bottom w:w="190" w:type="dxa"/>
               <w:end w:w="220" w:type="dxa"/>
+              <w:left w:w="220" w:type="dxa"/>
+              <w:right w:w="220" w:type="dxa"/>
             </w:tcMar>
           </w:tcPr>
           <w:p>
@@ -87,6 +89,8 @@
               <w:start w:w="120" w:type="dxa"/>
               <w:bottom w:w="120" w:type="dxa"/>
               <w:end w:w="120" w:type="dxa"/>
+              <w:left w:w="120" w:type="dxa"/>
+              <w:right w:w="120" w:type="dxa"/>
             </w:tcMar>
             <w:tcBorders>
               <w:bottom w:val="single" w:sz="8" w:color="CBD5E1"/>
@@ -120,6 +124,8 @@
               <w:start w:w="120" w:type="dxa"/>
               <w:bottom w:w="120" w:type="dxa"/>
               <w:end w:w="120" w:type="dxa"/>
+              <w:left w:w="120" w:type="dxa"/>
+              <w:right w:w="120" w:type="dxa"/>
             </w:tcMar>
             <w:tcBorders>
               <w:bottom w:val="single" w:sz="8" w:color="CBD5E1"/>
@@ -153,6 +159,8 @@
               <w:start w:w="120" w:type="dxa"/>
               <w:bottom w:w="120" w:type="dxa"/>
               <w:end w:w="120" w:type="dxa"/>
+              <w:left w:w="120" w:type="dxa"/>
+              <w:right w:w="120" w:type="dxa"/>
             </w:tcMar>
             <w:tcBorders>
               <w:bottom w:val="single" w:sz="8" w:color="CBD5E1"/>
@@ -204,6 +212,8 @@
               <w:start w:w="120" w:type="dxa"/>
               <w:bottom w:w="120" w:type="dxa"/>
               <w:end w:w="120" w:type="dxa"/>
+              <w:left w:w="120" w:type="dxa"/>
+              <w:right w:w="120" w:type="dxa"/>
             </w:tcMar>
             <w:tcBorders>
               <w:top w:val="single" w:sz="5" w:color="BFDBFE"/>
@@ -244,6 +254,8 @@
               <w:start w:w="120" w:type="dxa"/>
               <w:bottom w:w="120" w:type="dxa"/>
               <w:end w:w="120" w:type="dxa"/>
+              <w:left w:w="120" w:type="dxa"/>
+              <w:right w:w="120" w:type="dxa"/>
             </w:tcMar>
             <w:tcBorders>
               <w:top w:val="single" w:sz="5" w:color="BFDBFE"/>
@@ -284,6 +296,8 @@
               <w:start w:w="120" w:type="dxa"/>
               <w:bottom w:w="120" w:type="dxa"/>
               <w:end w:w="120" w:type="dxa"/>
+              <w:left w:w="120" w:type="dxa"/>
+              <w:right w:w="120" w:type="dxa"/>
             </w:tcMar>
             <w:tcBorders>
               <w:top w:val="single" w:sz="5" w:color="BFDBFE"/>
@@ -357,6 +371,8 @@
               <w:start w:w="50" w:type="dxa"/>
               <w:bottom w:w="65" w:type="dxa"/>
               <w:end w:w="50" w:type="dxa"/>
+              <w:left w:w="50" w:type="dxa"/>
+              <w:right w:w="50" w:type="dxa"/>
             </w:tcMar>
             <w:vAlign w:val="center"/>
             <w:tcBorders>
@@ -389,6 +405,8 @@
               <w:start w:w="50" w:type="dxa"/>
               <w:bottom w:w="65" w:type="dxa"/>
               <w:end w:w="50" w:type="dxa"/>
+              <w:left w:w="50" w:type="dxa"/>
+              <w:right w:w="50" w:type="dxa"/>
             </w:tcMar>
             <w:vAlign w:val="center"/>
             <w:tcBorders>
@@ -421,6 +439,8 @@
               <w:start w:w="50" w:type="dxa"/>
               <w:bottom w:w="65" w:type="dxa"/>
               <w:end w:w="50" w:type="dxa"/>
+              <w:left w:w="50" w:type="dxa"/>
+              <w:right w:w="50" w:type="dxa"/>
             </w:tcMar>
             <w:vAlign w:val="center"/>
             <w:tcBorders>
@@ -453,6 +473,8 @@
               <w:start w:w="50" w:type="dxa"/>
               <w:bottom w:w="65" w:type="dxa"/>
               <w:end w:w="50" w:type="dxa"/>
+              <w:left w:w="50" w:type="dxa"/>
+              <w:right w:w="50" w:type="dxa"/>
             </w:tcMar>
             <w:vAlign w:val="center"/>
             <w:tcBorders>
@@ -485,6 +507,8 @@
               <w:start w:w="50" w:type="dxa"/>
               <w:bottom w:w="65" w:type="dxa"/>
               <w:end w:w="50" w:type="dxa"/>
+              <w:left w:w="50" w:type="dxa"/>
+              <w:right w:w="50" w:type="dxa"/>
             </w:tcMar>
             <w:vAlign w:val="center"/>
             <w:tcBorders>
@@ -517,6 +541,8 @@
               <w:start w:w="50" w:type="dxa"/>
               <w:bottom w:w="65" w:type="dxa"/>
               <w:end w:w="50" w:type="dxa"/>
+              <w:left w:w="50" w:type="dxa"/>
+              <w:right w:w="50" w:type="dxa"/>
             </w:tcMar>
             <w:vAlign w:val="center"/>
             <w:tcBorders>
@@ -554,6 +580,8 @@
               <w:start w:w="50" w:type="dxa"/>
               <w:bottom w:w="65" w:type="dxa"/>
               <w:end w:w="50" w:type="dxa"/>
+              <w:left w:w="50" w:type="dxa"/>
+              <w:right w:w="50" w:type="dxa"/>
             </w:tcMar>
             <w:vAlign w:val="center"/>
             <w:tcBorders>
@@ -585,6 +613,8 @@
               <w:start w:w="50" w:type="dxa"/>
               <w:bottom w:w="65" w:type="dxa"/>
               <w:end w:w="50" w:type="dxa"/>
+              <w:left w:w="50" w:type="dxa"/>
+              <w:right w:w="50" w:type="dxa"/>
             </w:tcMar>
             <w:vAlign w:val="center"/>
             <w:tcBorders>
@@ -616,6 +646,8 @@
               <w:start w:w="50" w:type="dxa"/>
               <w:bottom w:w="65" w:type="dxa"/>
               <w:end w:w="50" w:type="dxa"/>
+              <w:left w:w="50" w:type="dxa"/>
+              <w:right w:w="50" w:type="dxa"/>
             </w:tcMar>
             <w:vAlign w:val="center"/>
             <w:tcBorders>
@@ -647,6 +679,8 @@
               <w:start w:w="50" w:type="dxa"/>
               <w:bottom w:w="65" w:type="dxa"/>
               <w:end w:w="50" w:type="dxa"/>
+              <w:left w:w="50" w:type="dxa"/>
+              <w:right w:w="50" w:type="dxa"/>
             </w:tcMar>
             <w:vAlign w:val="center"/>
             <w:tcBorders>
@@ -678,6 +712,8 @@
               <w:start w:w="50" w:type="dxa"/>
               <w:bottom w:w="65" w:type="dxa"/>
               <w:end w:w="50" w:type="dxa"/>
+              <w:left w:w="50" w:type="dxa"/>
+              <w:right w:w="50" w:type="dxa"/>
             </w:tcMar>
             <w:vAlign w:val="center"/>
             <w:tcBorders>
@@ -709,6 +745,8 @@
               <w:start w:w="50" w:type="dxa"/>
               <w:bottom w:w="65" w:type="dxa"/>
               <w:end w:w="50" w:type="dxa"/>
+              <w:left w:w="50" w:type="dxa"/>
+              <w:right w:w="50" w:type="dxa"/>
             </w:tcMar>
             <w:vAlign w:val="center"/>
             <w:tcBorders>
@@ -1300,6 +1338,8 @@
               <w:start w:w="90" w:type="dxa"/>
               <w:bottom w:w="90" w:type="dxa"/>
               <w:end w:w="90" w:type="dxa"/>
+              <w:left w:w="90" w:type="dxa"/>
+              <w:right w:w="90" w:type="dxa"/>
             </w:tcMar>
           </w:tcPr>
           <w:p>
@@ -1322,6 +1362,8 @@
               <w:start w:w="90" w:type="dxa"/>
               <w:bottom w:w="90" w:type="dxa"/>
               <w:end w:w="90" w:type="dxa"/>
+              <w:left w:w="90" w:type="dxa"/>
+              <w:right w:w="90" w:type="dxa"/>
             </w:tcMar>
           </w:tcPr>
           <w:p>
@@ -1348,6 +1390,8 @@
               <w:start w:w="90" w:type="dxa"/>
               <w:bottom w:w="90" w:type="dxa"/>
               <w:end w:w="90" w:type="dxa"/>
+              <w:left w:w="90" w:type="dxa"/>
+              <w:right w:w="90" w:type="dxa"/>
             </w:tcMar>
             <w:tcBorders>
               <w:bottom w:val="single" w:sz="4" w:color="CBD5E1"/>
@@ -1371,6 +1415,8 @@
               <w:start w:w="90" w:type="dxa"/>
               <w:bottom w:w="90" w:type="dxa"/>
               <w:end w:w="90" w:type="dxa"/>
+              <w:left w:w="90" w:type="dxa"/>
+              <w:right w:w="90" w:type="dxa"/>
             </w:tcMar>
             <w:tcBorders>
               <w:bottom w:val="single" w:sz="4" w:color="CBD5E1"/>
@@ -1399,6 +1445,8 @@
               <w:start w:w="90" w:type="dxa"/>
               <w:bottom w:w="90" w:type="dxa"/>
               <w:end w:w="90" w:type="dxa"/>
+              <w:left w:w="90" w:type="dxa"/>
+              <w:right w:w="90" w:type="dxa"/>
             </w:tcMar>
             <w:tcBorders>
               <w:bottom w:val="single" w:sz="4" w:color="CBD5E1"/>
@@ -1422,6 +1470,8 @@
               <w:start w:w="90" w:type="dxa"/>
               <w:bottom w:w="90" w:type="dxa"/>
               <w:end w:w="90" w:type="dxa"/>
+              <w:left w:w="90" w:type="dxa"/>
+              <w:right w:w="90" w:type="dxa"/>
             </w:tcMar>
             <w:tcBorders>
               <w:bottom w:val="single" w:sz="4" w:color="CBD5E1"/>
@@ -1450,6 +1500,8 @@
               <w:start w:w="90" w:type="dxa"/>
               <w:bottom w:w="90" w:type="dxa"/>
               <w:end w:w="90" w:type="dxa"/>
+              <w:left w:w="90" w:type="dxa"/>
+              <w:right w:w="90" w:type="dxa"/>
             </w:tcMar>
             <w:tcBorders>
               <w:bottom w:val="single" w:sz="4" w:color="CBD5E1"/>
@@ -1473,6 +1525,8 @@
               <w:start w:w="90" w:type="dxa"/>
               <w:bottom w:w="90" w:type="dxa"/>
               <w:end w:w="90" w:type="dxa"/>
+              <w:left w:w="90" w:type="dxa"/>
+              <w:right w:w="90" w:type="dxa"/>
             </w:tcMar>
             <w:tcBorders>
               <w:bottom w:val="single" w:sz="4" w:color="CBD5E1"/>
@@ -1501,6 +1555,8 @@
               <w:start w:w="90" w:type="dxa"/>
               <w:bottom w:w="90" w:type="dxa"/>
               <w:end w:w="90" w:type="dxa"/>
+              <w:left w:w="90" w:type="dxa"/>
+              <w:right w:w="90" w:type="dxa"/>
             </w:tcMar>
             <w:tcBorders>
               <w:bottom w:val="single" w:sz="4" w:color="CBD5E1"/>
@@ -1524,6 +1580,8 @@
               <w:start w:w="90" w:type="dxa"/>
               <w:bottom w:w="90" w:type="dxa"/>
               <w:end w:w="90" w:type="dxa"/>
+              <w:left w:w="90" w:type="dxa"/>
+              <w:right w:w="90" w:type="dxa"/>
             </w:tcMar>
             <w:tcBorders>
               <w:bottom w:val="single" w:sz="4" w:color="CBD5E1"/>
@@ -1552,6 +1610,8 @@
               <w:start w:w="90" w:type="dxa"/>
               <w:bottom w:w="90" w:type="dxa"/>
               <w:end w:w="90" w:type="dxa"/>
+              <w:left w:w="90" w:type="dxa"/>
+              <w:right w:w="90" w:type="dxa"/>
             </w:tcMar>
             <w:tcBorders>
               <w:bottom w:val="single" w:sz="4" w:color="CBD5E1"/>
@@ -1575,6 +1635,8 @@
               <w:start w:w="90" w:type="dxa"/>
               <w:bottom w:w="90" w:type="dxa"/>
               <w:end w:w="90" w:type="dxa"/>
+              <w:left w:w="90" w:type="dxa"/>
+              <w:right w:w="90" w:type="dxa"/>
             </w:tcMar>
             <w:tcBorders>
               <w:bottom w:val="single" w:sz="4" w:color="CBD5E1"/>
@@ -1603,6 +1665,8 @@
               <w:start w:w="90" w:type="dxa"/>
               <w:bottom w:w="90" w:type="dxa"/>
               <w:end w:w="90" w:type="dxa"/>
+              <w:left w:w="90" w:type="dxa"/>
+              <w:right w:w="90" w:type="dxa"/>
             </w:tcMar>
             <w:tcBorders>
               <w:bottom w:val="single" w:sz="4" w:color="CBD5E1"/>
@@ -1626,6 +1690,8 @@
               <w:start w:w="90" w:type="dxa"/>
               <w:bottom w:w="90" w:type="dxa"/>
               <w:end w:w="90" w:type="dxa"/>
+              <w:left w:w="90" w:type="dxa"/>
+              <w:right w:w="90" w:type="dxa"/>
             </w:tcMar>
             <w:tcBorders>
               <w:bottom w:val="single" w:sz="4" w:color="CBD5E1"/>
@@ -1802,6 +1868,8 @@
               <w:start w:w="90" w:type="dxa"/>
               <w:bottom w:w="75" w:type="dxa"/>
               <w:end w:w="90" w:type="dxa"/>
+              <w:left w:w="90" w:type="dxa"/>
+              <w:right w:w="90" w:type="dxa"/>
             </w:tcMar>
             <w:tcBorders>
               <w:bottom w:val="single" w:sz="4" w:color="CBD5E1"/>
@@ -1824,6 +1892,8 @@
               <w:start w:w="90" w:type="dxa"/>
               <w:bottom w:w="75" w:type="dxa"/>
               <w:end w:w="90" w:type="dxa"/>
+              <w:left w:w="90" w:type="dxa"/>
+              <w:right w:w="90" w:type="dxa"/>
             </w:tcMar>
             <w:tcBorders>
               <w:bottom w:val="single" w:sz="4" w:color="CBD5E1"/>
@@ -1851,6 +1921,8 @@
               <w:start w:w="90" w:type="dxa"/>
               <w:bottom w:w="75" w:type="dxa"/>
               <w:end w:w="90" w:type="dxa"/>
+              <w:left w:w="90" w:type="dxa"/>
+              <w:right w:w="90" w:type="dxa"/>
             </w:tcMar>
             <w:tcBorders>
               <w:bottom w:val="single" w:sz="4" w:color="CBD5E1"/>
@@ -1873,6 +1945,8 @@
               <w:start w:w="90" w:type="dxa"/>
               <w:bottom w:w="75" w:type="dxa"/>
               <w:end w:w="90" w:type="dxa"/>
+              <w:left w:w="90" w:type="dxa"/>
+              <w:right w:w="90" w:type="dxa"/>
             </w:tcMar>
             <w:tcBorders>
               <w:bottom w:val="single" w:sz="4" w:color="CBD5E1"/>
@@ -1900,6 +1974,8 @@
               <w:start w:w="90" w:type="dxa"/>
               <w:bottom w:w="75" w:type="dxa"/>
               <w:end w:w="90" w:type="dxa"/>
+              <w:left w:w="90" w:type="dxa"/>
+              <w:right w:w="90" w:type="dxa"/>
             </w:tcMar>
             <w:tcBorders>
               <w:bottom w:val="single" w:sz="4" w:color="CBD5E1"/>
@@ -1922,6 +1998,8 @@
               <w:start w:w="90" w:type="dxa"/>
               <w:bottom w:w="75" w:type="dxa"/>
               <w:end w:w="90" w:type="dxa"/>
+              <w:left w:w="90" w:type="dxa"/>
+              <w:right w:w="90" w:type="dxa"/>
             </w:tcMar>
             <w:tcBorders>
               <w:bottom w:val="single" w:sz="4" w:color="CBD5E1"/>
@@ -1949,6 +2027,8 @@
               <w:start w:w="90" w:type="dxa"/>
               <w:bottom w:w="75" w:type="dxa"/>
               <w:end w:w="90" w:type="dxa"/>
+              <w:left w:w="90" w:type="dxa"/>
+              <w:right w:w="90" w:type="dxa"/>
             </w:tcMar>
             <w:tcBorders>
               <w:bottom w:val="single" w:sz="4" w:color="CBD5E1"/>
@@ -1971,6 +2051,8 @@
               <w:start w:w="90" w:type="dxa"/>
               <w:bottom w:w="75" w:type="dxa"/>
               <w:end w:w="90" w:type="dxa"/>
+              <w:left w:w="90" w:type="dxa"/>
+              <w:right w:w="90" w:type="dxa"/>
             </w:tcMar>
             <w:tcBorders>
               <w:bottom w:val="single" w:sz="4" w:color="CBD5E1"/>
@@ -1998,6 +2080,8 @@
               <w:start w:w="90" w:type="dxa"/>
               <w:bottom w:w="75" w:type="dxa"/>
               <w:end w:w="90" w:type="dxa"/>
+              <w:left w:w="90" w:type="dxa"/>
+              <w:right w:w="90" w:type="dxa"/>
             </w:tcMar>
             <w:tcBorders>
               <w:bottom w:val="single" w:sz="4" w:color="CBD5E1"/>
@@ -2020,6 +2104,8 @@
               <w:start w:w="90" w:type="dxa"/>
               <w:bottom w:w="75" w:type="dxa"/>
               <w:end w:w="90" w:type="dxa"/>
+              <w:left w:w="90" w:type="dxa"/>
+              <w:right w:w="90" w:type="dxa"/>
             </w:tcMar>
             <w:tcBorders>
               <w:bottom w:val="single" w:sz="4" w:color="CBD5E1"/>
@@ -2047,6 +2133,8 @@
               <w:start w:w="90" w:type="dxa"/>
               <w:bottom w:w="75" w:type="dxa"/>
               <w:end w:w="90" w:type="dxa"/>
+              <w:left w:w="90" w:type="dxa"/>
+              <w:right w:w="90" w:type="dxa"/>
             </w:tcMar>
             <w:tcBorders>
               <w:bottom w:val="single" w:sz="4" w:color="CBD5E1"/>
@@ -2069,6 +2157,8 @@
               <w:start w:w="90" w:type="dxa"/>
               <w:bottom w:w="75" w:type="dxa"/>
               <w:end w:w="90" w:type="dxa"/>
+              <w:left w:w="90" w:type="dxa"/>
+              <w:right w:w="90" w:type="dxa"/>
             </w:tcMar>
             <w:tcBorders>
               <w:bottom w:val="single" w:sz="4" w:color="CBD5E1"/>
@@ -2280,6 +2370,8 @@
               <w:start w:w="100" w:type="dxa"/>
               <w:bottom w:w="90" w:type="dxa"/>
               <w:end w:w="100" w:type="dxa"/>
+              <w:left w:w="100" w:type="dxa"/>
+              <w:right w:w="100" w:type="dxa"/>
             </w:tcMar>
           </w:tcPr>
           <w:p>
@@ -2305,6 +2397,8 @@
               <w:start w:w="100" w:type="dxa"/>
               <w:bottom w:w="90" w:type="dxa"/>
               <w:end w:w="100" w:type="dxa"/>
+              <w:left w:w="100" w:type="dxa"/>
+              <w:right w:w="100" w:type="dxa"/>
             </w:tcMar>
           </w:tcPr>
           <w:p>
@@ -2335,6 +2429,8 @@
               <w:start w:w="140" w:type="dxa"/>
               <w:bottom w:w="120" w:type="dxa"/>
               <w:end w:w="140" w:type="dxa"/>
+              <w:left w:w="140" w:type="dxa"/>
+              <w:right w:w="140" w:type="dxa"/>
             </w:tcMar>
           </w:tcPr>
           <w:p>
@@ -2365,6 +2461,8 @@
               <w:start w:w="140" w:type="dxa"/>
               <w:bottom w:w="120" w:type="dxa"/>
               <w:end w:w="140" w:type="dxa"/>
+              <w:left w:w="140" w:type="dxa"/>
+              <w:right w:w="140" w:type="dxa"/>
             </w:tcMar>
           </w:tcPr>
           <w:p>
@@ -2502,6 +2600,8 @@
               <w:start w:w="60" w:type="dxa"/>
               <w:bottom w:w="55" w:type="dxa"/>
               <w:end w:w="60" w:type="dxa"/>
+              <w:left w:w="60" w:type="dxa"/>
+              <w:right w:w="60" w:type="dxa"/>
             </w:tcMar>
             <w:tcBorders>
               <w:bottom w:val="single" w:sz="3" w:color="E2E8F0"/>
@@ -2525,6 +2625,8 @@
               <w:start w:w="60" w:type="dxa"/>
               <w:bottom w:w="55" w:type="dxa"/>
               <w:end w:w="60" w:type="dxa"/>
+              <w:left w:w="60" w:type="dxa"/>
+              <w:right w:w="60" w:type="dxa"/>
             </w:tcMar>
             <w:tcBorders>
               <w:bottom w:val="single" w:sz="3" w:color="E2E8F0"/>
@@ -2553,6 +2655,8 @@
               <w:start w:w="60" w:type="dxa"/>
               <w:bottom w:w="55" w:type="dxa"/>
               <w:end w:w="60" w:type="dxa"/>
+              <w:left w:w="60" w:type="dxa"/>
+              <w:right w:w="60" w:type="dxa"/>
             </w:tcMar>
             <w:tcBorders>
               <w:bottom w:val="single" w:sz="3" w:color="E2E8F0"/>
@@ -2576,6 +2680,8 @@
               <w:start w:w="60" w:type="dxa"/>
               <w:bottom w:w="55" w:type="dxa"/>
               <w:end w:w="60" w:type="dxa"/>
+              <w:left w:w="60" w:type="dxa"/>
+              <w:right w:w="60" w:type="dxa"/>
             </w:tcMar>
             <w:tcBorders>
               <w:bottom w:val="single" w:sz="3" w:color="E2E8F0"/>
@@ -2604,6 +2710,8 @@
               <w:start w:w="60" w:type="dxa"/>
               <w:bottom w:w="55" w:type="dxa"/>
               <w:end w:w="60" w:type="dxa"/>
+              <w:left w:w="60" w:type="dxa"/>
+              <w:right w:w="60" w:type="dxa"/>
             </w:tcMar>
             <w:tcBorders>
               <w:bottom w:val="single" w:sz="3" w:color="E2E8F0"/>
@@ -2627,6 +2735,8 @@
               <w:start w:w="60" w:type="dxa"/>
               <w:bottom w:w="55" w:type="dxa"/>
               <w:end w:w="60" w:type="dxa"/>
+              <w:left w:w="60" w:type="dxa"/>
+              <w:right w:w="60" w:type="dxa"/>
             </w:tcMar>
             <w:tcBorders>
               <w:bottom w:val="single" w:sz="3" w:color="E2E8F0"/>
@@ -2689,6 +2799,8 @@
               <w:start w:w="60" w:type="dxa"/>
               <w:bottom w:w="55" w:type="dxa"/>
               <w:end w:w="60" w:type="dxa"/>
+              <w:left w:w="60" w:type="dxa"/>
+              <w:right w:w="60" w:type="dxa"/>
             </w:tcMar>
             <w:tcBorders>
               <w:bottom w:val="single" w:sz="3" w:color="E2E8F0"/>
@@ -2712,6 +2824,8 @@
               <w:start w:w="60" w:type="dxa"/>
               <w:bottom w:w="55" w:type="dxa"/>
               <w:end w:w="60" w:type="dxa"/>
+              <w:left w:w="60" w:type="dxa"/>
+              <w:right w:w="60" w:type="dxa"/>
             </w:tcMar>
             <w:tcBorders>
               <w:bottom w:val="single" w:sz="3" w:color="E2E8F0"/>
@@ -2740,6 +2854,8 @@
               <w:start w:w="60" w:type="dxa"/>
               <w:bottom w:w="55" w:type="dxa"/>
               <w:end w:w="60" w:type="dxa"/>
+              <w:left w:w="60" w:type="dxa"/>
+              <w:right w:w="60" w:type="dxa"/>
             </w:tcMar>
             <w:tcBorders>
               <w:bottom w:val="single" w:sz="3" w:color="E2E8F0"/>
@@ -2763,6 +2879,8 @@
               <w:start w:w="60" w:type="dxa"/>
               <w:bottom w:w="55" w:type="dxa"/>
               <w:end w:w="60" w:type="dxa"/>
+              <w:left w:w="60" w:type="dxa"/>
+              <w:right w:w="60" w:type="dxa"/>
             </w:tcMar>
             <w:tcBorders>
               <w:bottom w:val="single" w:sz="3" w:color="E2E8F0"/>
@@ -2791,6 +2909,8 @@
               <w:start w:w="60" w:type="dxa"/>
               <w:bottom w:w="55" w:type="dxa"/>
               <w:end w:w="60" w:type="dxa"/>
+              <w:left w:w="60" w:type="dxa"/>
+              <w:right w:w="60" w:type="dxa"/>
             </w:tcMar>
             <w:tcBorders>
               <w:bottom w:val="single" w:sz="3" w:color="E2E8F0"/>
@@ -2814,6 +2934,8 @@
               <w:start w:w="60" w:type="dxa"/>
               <w:bottom w:w="55" w:type="dxa"/>
               <w:end w:w="60" w:type="dxa"/>
+              <w:left w:w="60" w:type="dxa"/>
+              <w:right w:w="60" w:type="dxa"/>
             </w:tcMar>
             <w:tcBorders>
               <w:bottom w:val="single" w:sz="3" w:color="E2E8F0"/>
@@ -2876,6 +2998,8 @@
               <w:start w:w="60" w:type="dxa"/>
               <w:bottom w:w="55" w:type="dxa"/>
               <w:end w:w="60" w:type="dxa"/>
+              <w:left w:w="60" w:type="dxa"/>
+              <w:right w:w="60" w:type="dxa"/>
             </w:tcMar>
             <w:tcBorders>
               <w:bottom w:val="single" w:sz="3" w:color="E2E8F0"/>
@@ -2899,6 +3023,8 @@
               <w:start w:w="60" w:type="dxa"/>
               <w:bottom w:w="55" w:type="dxa"/>
               <w:end w:w="60" w:type="dxa"/>
+              <w:left w:w="60" w:type="dxa"/>
+              <w:right w:w="60" w:type="dxa"/>
             </w:tcMar>
             <w:tcBorders>
               <w:bottom w:val="single" w:sz="3" w:color="E2E8F0"/>
@@ -2927,6 +3053,8 @@
               <w:start w:w="60" w:type="dxa"/>
               <w:bottom w:w="55" w:type="dxa"/>
               <w:end w:w="60" w:type="dxa"/>
+              <w:left w:w="60" w:type="dxa"/>
+              <w:right w:w="60" w:type="dxa"/>
             </w:tcMar>
             <w:tcBorders>
               <w:bottom w:val="single" w:sz="3" w:color="E2E8F0"/>
@@ -2950,6 +3078,8 @@
               <w:start w:w="60" w:type="dxa"/>
               <w:bottom w:w="55" w:type="dxa"/>
               <w:end w:w="60" w:type="dxa"/>
+              <w:left w:w="60" w:type="dxa"/>
+              <w:right w:w="60" w:type="dxa"/>
             </w:tcMar>
             <w:tcBorders>
               <w:bottom w:val="single" w:sz="3" w:color="E2E8F0"/>
@@ -2978,6 +3108,8 @@
               <w:start w:w="60" w:type="dxa"/>
               <w:bottom w:w="55" w:type="dxa"/>
               <w:end w:w="60" w:type="dxa"/>
+              <w:left w:w="60" w:type="dxa"/>
+              <w:right w:w="60" w:type="dxa"/>
             </w:tcMar>
             <w:tcBorders>
               <w:bottom w:val="single" w:sz="3" w:color="E2E8F0"/>
@@ -3001,6 +3133,8 @@
               <w:start w:w="60" w:type="dxa"/>
               <w:bottom w:w="55" w:type="dxa"/>
               <w:end w:w="60" w:type="dxa"/>
+              <w:left w:w="60" w:type="dxa"/>
+              <w:right w:w="60" w:type="dxa"/>
             </w:tcMar>
             <w:tcBorders>
               <w:bottom w:val="single" w:sz="3" w:color="E2E8F0"/>

--- a/hw/P1.docx
+++ b/hw/P1.docx
@@ -22,10 +22,8 @@
             <w:shd w:fill="0F172A"/>
             <w:tcMar>
               <w:top w:w="190" w:type="dxa"/>
-              <w:start w:w="220" w:type="dxa"/>
+              <w:left w:w="220" w:type="dxa"/>
               <w:bottom w:w="190" w:type="dxa"/>
-              <w:end w:w="220" w:type="dxa"/>
-              <w:left w:w="220" w:type="dxa"/>
               <w:right w:w="220" w:type="dxa"/>
             </w:tcMar>
           </w:tcPr>
@@ -86,10 +84,8 @@
             <w:vAlign w:val="center"/>
             <w:tcMar>
               <w:top w:w="110" w:type="dxa"/>
-              <w:start w:w="120" w:type="dxa"/>
+              <w:left w:w="120" w:type="dxa"/>
               <w:bottom w:w="120" w:type="dxa"/>
-              <w:end w:w="120" w:type="dxa"/>
-              <w:left w:w="120" w:type="dxa"/>
               <w:right w:w="120" w:type="dxa"/>
             </w:tcMar>
             <w:tcBorders>
@@ -121,10 +117,8 @@
             <w:vAlign w:val="center"/>
             <w:tcMar>
               <w:top w:w="110" w:type="dxa"/>
-              <w:start w:w="120" w:type="dxa"/>
+              <w:left w:w="120" w:type="dxa"/>
               <w:bottom w:w="120" w:type="dxa"/>
-              <w:end w:w="120" w:type="dxa"/>
-              <w:left w:w="120" w:type="dxa"/>
               <w:right w:w="120" w:type="dxa"/>
             </w:tcMar>
             <w:tcBorders>
@@ -156,10 +150,8 @@
             <w:vAlign w:val="center"/>
             <w:tcMar>
               <w:top w:w="110" w:type="dxa"/>
-              <w:start w:w="120" w:type="dxa"/>
+              <w:left w:w="120" w:type="dxa"/>
               <w:bottom w:w="120" w:type="dxa"/>
-              <w:end w:w="120" w:type="dxa"/>
-              <w:left w:w="120" w:type="dxa"/>
               <w:right w:w="120" w:type="dxa"/>
             </w:tcMar>
             <w:tcBorders>
@@ -209,10 +201,8 @@
             <w:shd w:fill="EFF6FF"/>
             <w:tcMar>
               <w:top w:w="120" w:type="dxa"/>
-              <w:start w:w="120" w:type="dxa"/>
+              <w:left w:w="120" w:type="dxa"/>
               <w:bottom w:w="120" w:type="dxa"/>
-              <w:end w:w="120" w:type="dxa"/>
-              <w:left w:w="120" w:type="dxa"/>
               <w:right w:w="120" w:type="dxa"/>
             </w:tcMar>
             <w:tcBorders>
@@ -251,10 +241,8 @@
             <w:shd w:fill="EFF6FF"/>
             <w:tcMar>
               <w:top w:w="120" w:type="dxa"/>
-              <w:start w:w="120" w:type="dxa"/>
+              <w:left w:w="120" w:type="dxa"/>
               <w:bottom w:w="120" w:type="dxa"/>
-              <w:end w:w="120" w:type="dxa"/>
-              <w:left w:w="120" w:type="dxa"/>
               <w:right w:w="120" w:type="dxa"/>
             </w:tcMar>
             <w:tcBorders>
@@ -293,10 +281,8 @@
             <w:shd w:fill="ECFDF5"/>
             <w:tcMar>
               <w:top w:w="120" w:type="dxa"/>
-              <w:start w:w="120" w:type="dxa"/>
+              <w:left w:w="120" w:type="dxa"/>
               <w:bottom w:w="120" w:type="dxa"/>
-              <w:end w:w="120" w:type="dxa"/>
-              <w:left w:w="120" w:type="dxa"/>
               <w:right w:w="120" w:type="dxa"/>
             </w:tcMar>
             <w:tcBorders>
@@ -368,10 +354,8 @@
             <w:tcW w:type="dxa" w:w="1621"/>
             <w:tcMar>
               <w:top w:w="65" w:type="dxa"/>
-              <w:start w:w="50" w:type="dxa"/>
+              <w:left w:w="50" w:type="dxa"/>
               <w:bottom w:w="65" w:type="dxa"/>
-              <w:end w:w="50" w:type="dxa"/>
-              <w:left w:w="50" w:type="dxa"/>
               <w:right w:w="50" w:type="dxa"/>
             </w:tcMar>
             <w:vAlign w:val="center"/>
@@ -402,10 +386,8 @@
             <w:tcW w:type="dxa" w:w="1621"/>
             <w:tcMar>
               <w:top w:w="65" w:type="dxa"/>
-              <w:start w:w="50" w:type="dxa"/>
+              <w:left w:w="50" w:type="dxa"/>
               <w:bottom w:w="65" w:type="dxa"/>
-              <w:end w:w="50" w:type="dxa"/>
-              <w:left w:w="50" w:type="dxa"/>
               <w:right w:w="50" w:type="dxa"/>
             </w:tcMar>
             <w:vAlign w:val="center"/>
@@ -436,10 +418,8 @@
             <w:tcW w:type="dxa" w:w="1621"/>
             <w:tcMar>
               <w:top w:w="65" w:type="dxa"/>
-              <w:start w:w="50" w:type="dxa"/>
+              <w:left w:w="50" w:type="dxa"/>
               <w:bottom w:w="65" w:type="dxa"/>
-              <w:end w:w="50" w:type="dxa"/>
-              <w:left w:w="50" w:type="dxa"/>
               <w:right w:w="50" w:type="dxa"/>
             </w:tcMar>
             <w:vAlign w:val="center"/>
@@ -470,10 +450,8 @@
             <w:tcW w:type="dxa" w:w="1621"/>
             <w:tcMar>
               <w:top w:w="65" w:type="dxa"/>
-              <w:start w:w="50" w:type="dxa"/>
+              <w:left w:w="50" w:type="dxa"/>
               <w:bottom w:w="65" w:type="dxa"/>
-              <w:end w:w="50" w:type="dxa"/>
-              <w:left w:w="50" w:type="dxa"/>
               <w:right w:w="50" w:type="dxa"/>
             </w:tcMar>
             <w:vAlign w:val="center"/>
@@ -504,10 +482,8 @@
             <w:tcW w:type="dxa" w:w="1621"/>
             <w:tcMar>
               <w:top w:w="65" w:type="dxa"/>
-              <w:start w:w="50" w:type="dxa"/>
+              <w:left w:w="50" w:type="dxa"/>
               <w:bottom w:w="65" w:type="dxa"/>
-              <w:end w:w="50" w:type="dxa"/>
-              <w:left w:w="50" w:type="dxa"/>
               <w:right w:w="50" w:type="dxa"/>
             </w:tcMar>
             <w:vAlign w:val="center"/>
@@ -538,10 +514,8 @@
             <w:tcW w:type="dxa" w:w="1621"/>
             <w:tcMar>
               <w:top w:w="65" w:type="dxa"/>
-              <w:start w:w="50" w:type="dxa"/>
+              <w:left w:w="50" w:type="dxa"/>
               <w:bottom w:w="65" w:type="dxa"/>
-              <w:end w:w="50" w:type="dxa"/>
-              <w:left w:w="50" w:type="dxa"/>
               <w:right w:w="50" w:type="dxa"/>
             </w:tcMar>
             <w:vAlign w:val="center"/>
@@ -577,10 +551,8 @@
             <w:tcW w:type="dxa" w:w="1621"/>
             <w:tcMar>
               <w:top w:w="65" w:type="dxa"/>
-              <w:start w:w="50" w:type="dxa"/>
+              <w:left w:w="50" w:type="dxa"/>
               <w:bottom w:w="65" w:type="dxa"/>
-              <w:end w:w="50" w:type="dxa"/>
-              <w:left w:w="50" w:type="dxa"/>
               <w:right w:w="50" w:type="dxa"/>
             </w:tcMar>
             <w:vAlign w:val="center"/>
@@ -610,10 +582,8 @@
             <w:tcW w:type="dxa" w:w="1621"/>
             <w:tcMar>
               <w:top w:w="65" w:type="dxa"/>
-              <w:start w:w="50" w:type="dxa"/>
+              <w:left w:w="50" w:type="dxa"/>
               <w:bottom w:w="65" w:type="dxa"/>
-              <w:end w:w="50" w:type="dxa"/>
-              <w:left w:w="50" w:type="dxa"/>
               <w:right w:w="50" w:type="dxa"/>
             </w:tcMar>
             <w:vAlign w:val="center"/>
@@ -643,10 +613,8 @@
             <w:tcW w:type="dxa" w:w="1621"/>
             <w:tcMar>
               <w:top w:w="65" w:type="dxa"/>
-              <w:start w:w="50" w:type="dxa"/>
+              <w:left w:w="50" w:type="dxa"/>
               <w:bottom w:w="65" w:type="dxa"/>
-              <w:end w:w="50" w:type="dxa"/>
-              <w:left w:w="50" w:type="dxa"/>
               <w:right w:w="50" w:type="dxa"/>
             </w:tcMar>
             <w:vAlign w:val="center"/>
@@ -676,10 +644,8 @@
             <w:tcW w:type="dxa" w:w="1621"/>
             <w:tcMar>
               <w:top w:w="65" w:type="dxa"/>
-              <w:start w:w="50" w:type="dxa"/>
+              <w:left w:w="50" w:type="dxa"/>
               <w:bottom w:w="65" w:type="dxa"/>
-              <w:end w:w="50" w:type="dxa"/>
-              <w:left w:w="50" w:type="dxa"/>
               <w:right w:w="50" w:type="dxa"/>
             </w:tcMar>
             <w:vAlign w:val="center"/>
@@ -709,10 +675,8 @@
             <w:tcW w:type="dxa" w:w="1621"/>
             <w:tcMar>
               <w:top w:w="65" w:type="dxa"/>
-              <w:start w:w="50" w:type="dxa"/>
+              <w:left w:w="50" w:type="dxa"/>
               <w:bottom w:w="65" w:type="dxa"/>
-              <w:end w:w="50" w:type="dxa"/>
-              <w:left w:w="50" w:type="dxa"/>
               <w:right w:w="50" w:type="dxa"/>
             </w:tcMar>
             <w:vAlign w:val="center"/>
@@ -742,10 +706,8 @@
             <w:tcW w:type="dxa" w:w="1621"/>
             <w:tcMar>
               <w:top w:w="65" w:type="dxa"/>
-              <w:start w:w="50" w:type="dxa"/>
+              <w:left w:w="50" w:type="dxa"/>
               <w:bottom w:w="65" w:type="dxa"/>
-              <w:end w:w="50" w:type="dxa"/>
-              <w:left w:w="50" w:type="dxa"/>
               <w:right w:w="50" w:type="dxa"/>
             </w:tcMar>
             <w:vAlign w:val="center"/>
@@ -1335,10 +1297,8 @@
             <w:shd w:fill="0F172A"/>
             <w:tcMar>
               <w:top w:w="90" w:type="dxa"/>
-              <w:start w:w="90" w:type="dxa"/>
+              <w:left w:w="90" w:type="dxa"/>
               <w:bottom w:w="90" w:type="dxa"/>
-              <w:end w:w="90" w:type="dxa"/>
-              <w:left w:w="90" w:type="dxa"/>
               <w:right w:w="90" w:type="dxa"/>
             </w:tcMar>
           </w:tcPr>
@@ -1359,10 +1319,8 @@
             <w:shd w:fill="0F172A"/>
             <w:tcMar>
               <w:top w:w="90" w:type="dxa"/>
-              <w:start w:w="90" w:type="dxa"/>
+              <w:left w:w="90" w:type="dxa"/>
               <w:bottom w:w="90" w:type="dxa"/>
-              <w:end w:w="90" w:type="dxa"/>
-              <w:left w:w="90" w:type="dxa"/>
               <w:right w:w="90" w:type="dxa"/>
             </w:tcMar>
           </w:tcPr>
@@ -1387,10 +1345,8 @@
             <w:tcW w:type="dxa" w:w="7767"/>
             <w:tcMar>
               <w:top w:w="90" w:type="dxa"/>
-              <w:start w:w="90" w:type="dxa"/>
+              <w:left w:w="90" w:type="dxa"/>
               <w:bottom w:w="90" w:type="dxa"/>
-              <w:end w:w="90" w:type="dxa"/>
-              <w:left w:w="90" w:type="dxa"/>
               <w:right w:w="90" w:type="dxa"/>
             </w:tcMar>
             <w:tcBorders>
@@ -1412,10 +1368,8 @@
             <w:tcW w:type="dxa" w:w="1984"/>
             <w:tcMar>
               <w:top w:w="90" w:type="dxa"/>
-              <w:start w:w="90" w:type="dxa"/>
+              <w:left w:w="90" w:type="dxa"/>
               <w:bottom w:w="90" w:type="dxa"/>
-              <w:end w:w="90" w:type="dxa"/>
-              <w:left w:w="90" w:type="dxa"/>
               <w:right w:w="90" w:type="dxa"/>
             </w:tcMar>
             <w:tcBorders>
@@ -1442,10 +1396,8 @@
             <w:tcW w:type="dxa" w:w="7767"/>
             <w:tcMar>
               <w:top w:w="90" w:type="dxa"/>
-              <w:start w:w="90" w:type="dxa"/>
+              <w:left w:w="90" w:type="dxa"/>
               <w:bottom w:w="90" w:type="dxa"/>
-              <w:end w:w="90" w:type="dxa"/>
-              <w:left w:w="90" w:type="dxa"/>
               <w:right w:w="90" w:type="dxa"/>
             </w:tcMar>
             <w:tcBorders>
@@ -1467,10 +1419,8 @@
             <w:tcW w:type="dxa" w:w="1984"/>
             <w:tcMar>
               <w:top w:w="90" w:type="dxa"/>
-              <w:start w:w="90" w:type="dxa"/>
+              <w:left w:w="90" w:type="dxa"/>
               <w:bottom w:w="90" w:type="dxa"/>
-              <w:end w:w="90" w:type="dxa"/>
-              <w:left w:w="90" w:type="dxa"/>
               <w:right w:w="90" w:type="dxa"/>
             </w:tcMar>
             <w:tcBorders>
@@ -1497,10 +1447,8 @@
             <w:tcW w:type="dxa" w:w="7767"/>
             <w:tcMar>
               <w:top w:w="90" w:type="dxa"/>
-              <w:start w:w="90" w:type="dxa"/>
+              <w:left w:w="90" w:type="dxa"/>
               <w:bottom w:w="90" w:type="dxa"/>
-              <w:end w:w="90" w:type="dxa"/>
-              <w:left w:w="90" w:type="dxa"/>
               <w:right w:w="90" w:type="dxa"/>
             </w:tcMar>
             <w:tcBorders>
@@ -1522,10 +1470,8 @@
             <w:tcW w:type="dxa" w:w="1984"/>
             <w:tcMar>
               <w:top w:w="90" w:type="dxa"/>
-              <w:start w:w="90" w:type="dxa"/>
+              <w:left w:w="90" w:type="dxa"/>
               <w:bottom w:w="90" w:type="dxa"/>
-              <w:end w:w="90" w:type="dxa"/>
-              <w:left w:w="90" w:type="dxa"/>
               <w:right w:w="90" w:type="dxa"/>
             </w:tcMar>
             <w:tcBorders>
@@ -1552,10 +1498,8 @@
             <w:tcW w:type="dxa" w:w="7767"/>
             <w:tcMar>
               <w:top w:w="90" w:type="dxa"/>
-              <w:start w:w="90" w:type="dxa"/>
+              <w:left w:w="90" w:type="dxa"/>
               <w:bottom w:w="90" w:type="dxa"/>
-              <w:end w:w="90" w:type="dxa"/>
-              <w:left w:w="90" w:type="dxa"/>
               <w:right w:w="90" w:type="dxa"/>
             </w:tcMar>
             <w:tcBorders>
@@ -1577,10 +1521,8 @@
             <w:tcW w:type="dxa" w:w="1984"/>
             <w:tcMar>
               <w:top w:w="90" w:type="dxa"/>
-              <w:start w:w="90" w:type="dxa"/>
+              <w:left w:w="90" w:type="dxa"/>
               <w:bottom w:w="90" w:type="dxa"/>
-              <w:end w:w="90" w:type="dxa"/>
-              <w:left w:w="90" w:type="dxa"/>
               <w:right w:w="90" w:type="dxa"/>
             </w:tcMar>
             <w:tcBorders>
@@ -1607,10 +1549,8 @@
             <w:tcW w:type="dxa" w:w="7767"/>
             <w:tcMar>
               <w:top w:w="90" w:type="dxa"/>
-              <w:start w:w="90" w:type="dxa"/>
+              <w:left w:w="90" w:type="dxa"/>
               <w:bottom w:w="90" w:type="dxa"/>
-              <w:end w:w="90" w:type="dxa"/>
-              <w:left w:w="90" w:type="dxa"/>
               <w:right w:w="90" w:type="dxa"/>
             </w:tcMar>
             <w:tcBorders>
@@ -1632,10 +1572,8 @@
             <w:tcW w:type="dxa" w:w="1984"/>
             <w:tcMar>
               <w:top w:w="90" w:type="dxa"/>
-              <w:start w:w="90" w:type="dxa"/>
+              <w:left w:w="90" w:type="dxa"/>
               <w:bottom w:w="90" w:type="dxa"/>
-              <w:end w:w="90" w:type="dxa"/>
-              <w:left w:w="90" w:type="dxa"/>
               <w:right w:w="90" w:type="dxa"/>
             </w:tcMar>
             <w:tcBorders>
@@ -1662,10 +1600,8 @@
             <w:tcW w:type="dxa" w:w="7767"/>
             <w:tcMar>
               <w:top w:w="90" w:type="dxa"/>
-              <w:start w:w="90" w:type="dxa"/>
+              <w:left w:w="90" w:type="dxa"/>
               <w:bottom w:w="90" w:type="dxa"/>
-              <w:end w:w="90" w:type="dxa"/>
-              <w:left w:w="90" w:type="dxa"/>
               <w:right w:w="90" w:type="dxa"/>
             </w:tcMar>
             <w:tcBorders>
@@ -1687,10 +1623,8 @@
             <w:tcW w:type="dxa" w:w="1984"/>
             <w:tcMar>
               <w:top w:w="90" w:type="dxa"/>
-              <w:start w:w="90" w:type="dxa"/>
+              <w:left w:w="90" w:type="dxa"/>
               <w:bottom w:w="90" w:type="dxa"/>
-              <w:end w:w="90" w:type="dxa"/>
-              <w:left w:w="90" w:type="dxa"/>
               <w:right w:w="90" w:type="dxa"/>
             </w:tcMar>
             <w:tcBorders>
@@ -1865,10 +1799,8 @@
             <w:tcW w:type="dxa" w:w="7710"/>
             <w:tcMar>
               <w:top w:w="75" w:type="dxa"/>
-              <w:start w:w="90" w:type="dxa"/>
+              <w:left w:w="90" w:type="dxa"/>
               <w:bottom w:w="75" w:type="dxa"/>
-              <w:end w:w="90" w:type="dxa"/>
-              <w:left w:w="90" w:type="dxa"/>
               <w:right w:w="90" w:type="dxa"/>
             </w:tcMar>
             <w:tcBorders>
@@ -1889,10 +1821,8 @@
             <w:tcW w:type="dxa" w:w="2041"/>
             <w:tcMar>
               <w:top w:w="75" w:type="dxa"/>
-              <w:start w:w="90" w:type="dxa"/>
+              <w:left w:w="90" w:type="dxa"/>
               <w:bottom w:w="75" w:type="dxa"/>
-              <w:end w:w="90" w:type="dxa"/>
-              <w:left w:w="90" w:type="dxa"/>
               <w:right w:w="90" w:type="dxa"/>
             </w:tcMar>
             <w:tcBorders>
@@ -1918,10 +1848,8 @@
             <w:tcW w:type="dxa" w:w="7710"/>
             <w:tcMar>
               <w:top w:w="75" w:type="dxa"/>
-              <w:start w:w="90" w:type="dxa"/>
+              <w:left w:w="90" w:type="dxa"/>
               <w:bottom w:w="75" w:type="dxa"/>
-              <w:end w:w="90" w:type="dxa"/>
-              <w:left w:w="90" w:type="dxa"/>
               <w:right w:w="90" w:type="dxa"/>
             </w:tcMar>
             <w:tcBorders>
@@ -1942,10 +1870,8 @@
             <w:tcW w:type="dxa" w:w="2041"/>
             <w:tcMar>
               <w:top w:w="75" w:type="dxa"/>
-              <w:start w:w="90" w:type="dxa"/>
+              <w:left w:w="90" w:type="dxa"/>
               <w:bottom w:w="75" w:type="dxa"/>
-              <w:end w:w="90" w:type="dxa"/>
-              <w:left w:w="90" w:type="dxa"/>
               <w:right w:w="90" w:type="dxa"/>
             </w:tcMar>
             <w:tcBorders>
@@ -1971,10 +1897,8 @@
             <w:tcW w:type="dxa" w:w="7710"/>
             <w:tcMar>
               <w:top w:w="75" w:type="dxa"/>
-              <w:start w:w="90" w:type="dxa"/>
+              <w:left w:w="90" w:type="dxa"/>
               <w:bottom w:w="75" w:type="dxa"/>
-              <w:end w:w="90" w:type="dxa"/>
-              <w:left w:w="90" w:type="dxa"/>
               <w:right w:w="90" w:type="dxa"/>
             </w:tcMar>
             <w:tcBorders>
@@ -1995,10 +1919,8 @@
             <w:tcW w:type="dxa" w:w="2041"/>
             <w:tcMar>
               <w:top w:w="75" w:type="dxa"/>
-              <w:start w:w="90" w:type="dxa"/>
+              <w:left w:w="90" w:type="dxa"/>
               <w:bottom w:w="75" w:type="dxa"/>
-              <w:end w:w="90" w:type="dxa"/>
-              <w:left w:w="90" w:type="dxa"/>
               <w:right w:w="90" w:type="dxa"/>
             </w:tcMar>
             <w:tcBorders>
@@ -2024,10 +1946,8 @@
             <w:tcW w:type="dxa" w:w="7710"/>
             <w:tcMar>
               <w:top w:w="75" w:type="dxa"/>
-              <w:start w:w="90" w:type="dxa"/>
+              <w:left w:w="90" w:type="dxa"/>
               <w:bottom w:w="75" w:type="dxa"/>
-              <w:end w:w="90" w:type="dxa"/>
-              <w:left w:w="90" w:type="dxa"/>
               <w:right w:w="90" w:type="dxa"/>
             </w:tcMar>
             <w:tcBorders>
@@ -2048,10 +1968,8 @@
             <w:tcW w:type="dxa" w:w="2041"/>
             <w:tcMar>
               <w:top w:w="75" w:type="dxa"/>
-              <w:start w:w="90" w:type="dxa"/>
+              <w:left w:w="90" w:type="dxa"/>
               <w:bottom w:w="75" w:type="dxa"/>
-              <w:end w:w="90" w:type="dxa"/>
-              <w:left w:w="90" w:type="dxa"/>
               <w:right w:w="90" w:type="dxa"/>
             </w:tcMar>
             <w:tcBorders>
@@ -2077,10 +1995,8 @@
             <w:tcW w:type="dxa" w:w="7710"/>
             <w:tcMar>
               <w:top w:w="75" w:type="dxa"/>
-              <w:start w:w="90" w:type="dxa"/>
+              <w:left w:w="90" w:type="dxa"/>
               <w:bottom w:w="75" w:type="dxa"/>
-              <w:end w:w="90" w:type="dxa"/>
-              <w:left w:w="90" w:type="dxa"/>
               <w:right w:w="90" w:type="dxa"/>
             </w:tcMar>
             <w:tcBorders>
@@ -2101,10 +2017,8 @@
             <w:tcW w:type="dxa" w:w="2041"/>
             <w:tcMar>
               <w:top w:w="75" w:type="dxa"/>
-              <w:start w:w="90" w:type="dxa"/>
+              <w:left w:w="90" w:type="dxa"/>
               <w:bottom w:w="75" w:type="dxa"/>
-              <w:end w:w="90" w:type="dxa"/>
-              <w:left w:w="90" w:type="dxa"/>
               <w:right w:w="90" w:type="dxa"/>
             </w:tcMar>
             <w:tcBorders>
@@ -2130,10 +2044,8 @@
             <w:tcW w:type="dxa" w:w="7710"/>
             <w:tcMar>
               <w:top w:w="75" w:type="dxa"/>
-              <w:start w:w="90" w:type="dxa"/>
+              <w:left w:w="90" w:type="dxa"/>
               <w:bottom w:w="75" w:type="dxa"/>
-              <w:end w:w="90" w:type="dxa"/>
-              <w:left w:w="90" w:type="dxa"/>
               <w:right w:w="90" w:type="dxa"/>
             </w:tcMar>
             <w:tcBorders>
@@ -2154,10 +2066,8 @@
             <w:tcW w:type="dxa" w:w="2041"/>
             <w:tcMar>
               <w:top w:w="75" w:type="dxa"/>
-              <w:start w:w="90" w:type="dxa"/>
+              <w:left w:w="90" w:type="dxa"/>
               <w:bottom w:w="75" w:type="dxa"/>
-              <w:end w:w="90" w:type="dxa"/>
-              <w:left w:w="90" w:type="dxa"/>
               <w:right w:w="90" w:type="dxa"/>
             </w:tcMar>
             <w:tcBorders>
@@ -2367,10 +2277,8 @@
             <w:shd w:fill="1D4ED8"/>
             <w:tcMar>
               <w:top w:w="90" w:type="dxa"/>
-              <w:start w:w="100" w:type="dxa"/>
+              <w:left w:w="100" w:type="dxa"/>
               <w:bottom w:w="90" w:type="dxa"/>
-              <w:end w:w="100" w:type="dxa"/>
-              <w:left w:w="100" w:type="dxa"/>
               <w:right w:w="100" w:type="dxa"/>
             </w:tcMar>
           </w:tcPr>
@@ -2394,10 +2302,8 @@
             <w:shd w:fill="15803D"/>
             <w:tcMar>
               <w:top w:w="90" w:type="dxa"/>
-              <w:start w:w="100" w:type="dxa"/>
+              <w:left w:w="100" w:type="dxa"/>
               <w:bottom w:w="90" w:type="dxa"/>
-              <w:end w:w="100" w:type="dxa"/>
-              <w:left w:w="100" w:type="dxa"/>
               <w:right w:w="100" w:type="dxa"/>
             </w:tcMar>
           </w:tcPr>
@@ -2426,10 +2332,8 @@
             <w:shd w:fill="F8FAFC"/>
             <w:tcMar>
               <w:top w:w="120" w:type="dxa"/>
-              <w:start w:w="140" w:type="dxa"/>
+              <w:left w:w="140" w:type="dxa"/>
               <w:bottom w:w="120" w:type="dxa"/>
-              <w:end w:w="140" w:type="dxa"/>
-              <w:left w:w="140" w:type="dxa"/>
               <w:right w:w="140" w:type="dxa"/>
             </w:tcMar>
           </w:tcPr>
@@ -2458,10 +2362,8 @@
             <w:shd w:fill="F8FAFC"/>
             <w:tcMar>
               <w:top w:w="120" w:type="dxa"/>
-              <w:start w:w="140" w:type="dxa"/>
+              <w:left w:w="140" w:type="dxa"/>
               <w:bottom w:w="120" w:type="dxa"/>
-              <w:end w:w="140" w:type="dxa"/>
-              <w:left w:w="140" w:type="dxa"/>
               <w:right w:w="140" w:type="dxa"/>
             </w:tcMar>
           </w:tcPr>
@@ -2597,10 +2499,8 @@
             <w:tcW w:type="dxa" w:w="4876"/>
             <w:tcMar>
               <w:top w:w="55" w:type="dxa"/>
-              <w:start w:w="60" w:type="dxa"/>
+              <w:left w:w="60" w:type="dxa"/>
               <w:bottom w:w="55" w:type="dxa"/>
-              <w:end w:w="60" w:type="dxa"/>
-              <w:left w:w="60" w:type="dxa"/>
               <w:right w:w="60" w:type="dxa"/>
             </w:tcMar>
             <w:tcBorders>
@@ -2622,10 +2522,8 @@
             <w:tcW w:type="dxa" w:w="4876"/>
             <w:tcMar>
               <w:top w:w="55" w:type="dxa"/>
-              <w:start w:w="60" w:type="dxa"/>
+              <w:left w:w="60" w:type="dxa"/>
               <w:bottom w:w="55" w:type="dxa"/>
-              <w:end w:w="60" w:type="dxa"/>
-              <w:left w:w="60" w:type="dxa"/>
               <w:right w:w="60" w:type="dxa"/>
             </w:tcMar>
             <w:tcBorders>
@@ -2652,10 +2550,8 @@
             <w:tcW w:type="dxa" w:w="4876"/>
             <w:tcMar>
               <w:top w:w="55" w:type="dxa"/>
-              <w:start w:w="60" w:type="dxa"/>
+              <w:left w:w="60" w:type="dxa"/>
               <w:bottom w:w="55" w:type="dxa"/>
-              <w:end w:w="60" w:type="dxa"/>
-              <w:left w:w="60" w:type="dxa"/>
               <w:right w:w="60" w:type="dxa"/>
             </w:tcMar>
             <w:tcBorders>
@@ -2677,10 +2573,8 @@
             <w:tcW w:type="dxa" w:w="4876"/>
             <w:tcMar>
               <w:top w:w="55" w:type="dxa"/>
-              <w:start w:w="60" w:type="dxa"/>
+              <w:left w:w="60" w:type="dxa"/>
               <w:bottom w:w="55" w:type="dxa"/>
-              <w:end w:w="60" w:type="dxa"/>
-              <w:left w:w="60" w:type="dxa"/>
               <w:right w:w="60" w:type="dxa"/>
             </w:tcMar>
             <w:tcBorders>
@@ -2707,10 +2601,8 @@
             <w:tcW w:type="dxa" w:w="4876"/>
             <w:tcMar>
               <w:top w:w="55" w:type="dxa"/>
-              <w:start w:w="60" w:type="dxa"/>
+              <w:left w:w="60" w:type="dxa"/>
               <w:bottom w:w="55" w:type="dxa"/>
-              <w:end w:w="60" w:type="dxa"/>
-              <w:left w:w="60" w:type="dxa"/>
               <w:right w:w="60" w:type="dxa"/>
             </w:tcMar>
             <w:tcBorders>
@@ -2732,10 +2624,8 @@
             <w:tcW w:type="dxa" w:w="4876"/>
             <w:tcMar>
               <w:top w:w="55" w:type="dxa"/>
-              <w:start w:w="60" w:type="dxa"/>
+              <w:left w:w="60" w:type="dxa"/>
               <w:bottom w:w="55" w:type="dxa"/>
-              <w:end w:w="60" w:type="dxa"/>
-              <w:left w:w="60" w:type="dxa"/>
               <w:right w:w="60" w:type="dxa"/>
             </w:tcMar>
             <w:tcBorders>
@@ -2796,10 +2686,8 @@
             <w:tcW w:type="dxa" w:w="4876"/>
             <w:tcMar>
               <w:top w:w="55" w:type="dxa"/>
-              <w:start w:w="60" w:type="dxa"/>
+              <w:left w:w="60" w:type="dxa"/>
               <w:bottom w:w="55" w:type="dxa"/>
-              <w:end w:w="60" w:type="dxa"/>
-              <w:left w:w="60" w:type="dxa"/>
               <w:right w:w="60" w:type="dxa"/>
             </w:tcMar>
             <w:tcBorders>
@@ -2821,10 +2709,8 @@
             <w:tcW w:type="dxa" w:w="4876"/>
             <w:tcMar>
               <w:top w:w="55" w:type="dxa"/>
-              <w:start w:w="60" w:type="dxa"/>
+              <w:left w:w="60" w:type="dxa"/>
               <w:bottom w:w="55" w:type="dxa"/>
-              <w:end w:w="60" w:type="dxa"/>
-              <w:left w:w="60" w:type="dxa"/>
               <w:right w:w="60" w:type="dxa"/>
             </w:tcMar>
             <w:tcBorders>
@@ -2851,10 +2737,8 @@
             <w:tcW w:type="dxa" w:w="4876"/>
             <w:tcMar>
               <w:top w:w="55" w:type="dxa"/>
-              <w:start w:w="60" w:type="dxa"/>
+              <w:left w:w="60" w:type="dxa"/>
               <w:bottom w:w="55" w:type="dxa"/>
-              <w:end w:w="60" w:type="dxa"/>
-              <w:left w:w="60" w:type="dxa"/>
               <w:right w:w="60" w:type="dxa"/>
             </w:tcMar>
             <w:tcBorders>
@@ -2876,10 +2760,8 @@
             <w:tcW w:type="dxa" w:w="4876"/>
             <w:tcMar>
               <w:top w:w="55" w:type="dxa"/>
-              <w:start w:w="60" w:type="dxa"/>
+              <w:left w:w="60" w:type="dxa"/>
               <w:bottom w:w="55" w:type="dxa"/>
-              <w:end w:w="60" w:type="dxa"/>
-              <w:left w:w="60" w:type="dxa"/>
               <w:right w:w="60" w:type="dxa"/>
             </w:tcMar>
             <w:tcBorders>
@@ -2906,10 +2788,8 @@
             <w:tcW w:type="dxa" w:w="4876"/>
             <w:tcMar>
               <w:top w:w="55" w:type="dxa"/>
-              <w:start w:w="60" w:type="dxa"/>
+              <w:left w:w="60" w:type="dxa"/>
               <w:bottom w:w="55" w:type="dxa"/>
-              <w:end w:w="60" w:type="dxa"/>
-              <w:left w:w="60" w:type="dxa"/>
               <w:right w:w="60" w:type="dxa"/>
             </w:tcMar>
             <w:tcBorders>
@@ -2931,10 +2811,8 @@
             <w:tcW w:type="dxa" w:w="4876"/>
             <w:tcMar>
               <w:top w:w="55" w:type="dxa"/>
-              <w:start w:w="60" w:type="dxa"/>
+              <w:left w:w="60" w:type="dxa"/>
               <w:bottom w:w="55" w:type="dxa"/>
-              <w:end w:w="60" w:type="dxa"/>
-              <w:left w:w="60" w:type="dxa"/>
               <w:right w:w="60" w:type="dxa"/>
             </w:tcMar>
             <w:tcBorders>
@@ -2995,10 +2873,8 @@
             <w:tcW w:type="dxa" w:w="4876"/>
             <w:tcMar>
               <w:top w:w="55" w:type="dxa"/>
-              <w:start w:w="60" w:type="dxa"/>
+              <w:left w:w="60" w:type="dxa"/>
               <w:bottom w:w="55" w:type="dxa"/>
-              <w:end w:w="60" w:type="dxa"/>
-              <w:left w:w="60" w:type="dxa"/>
               <w:right w:w="60" w:type="dxa"/>
             </w:tcMar>
             <w:tcBorders>
@@ -3020,10 +2896,8 @@
             <w:tcW w:type="dxa" w:w="4876"/>
             <w:tcMar>
               <w:top w:w="55" w:type="dxa"/>
-              <w:start w:w="60" w:type="dxa"/>
+              <w:left w:w="60" w:type="dxa"/>
               <w:bottom w:w="55" w:type="dxa"/>
-              <w:end w:w="60" w:type="dxa"/>
-              <w:left w:w="60" w:type="dxa"/>
               <w:right w:w="60" w:type="dxa"/>
             </w:tcMar>
             <w:tcBorders>
@@ -3050,10 +2924,8 @@
             <w:tcW w:type="dxa" w:w="4876"/>
             <w:tcMar>
               <w:top w:w="55" w:type="dxa"/>
-              <w:start w:w="60" w:type="dxa"/>
+              <w:left w:w="60" w:type="dxa"/>
               <w:bottom w:w="55" w:type="dxa"/>
-              <w:end w:w="60" w:type="dxa"/>
-              <w:left w:w="60" w:type="dxa"/>
               <w:right w:w="60" w:type="dxa"/>
             </w:tcMar>
             <w:tcBorders>
@@ -3075,10 +2947,8 @@
             <w:tcW w:type="dxa" w:w="4876"/>
             <w:tcMar>
               <w:top w:w="55" w:type="dxa"/>
-              <w:start w:w="60" w:type="dxa"/>
+              <w:left w:w="60" w:type="dxa"/>
               <w:bottom w:w="55" w:type="dxa"/>
-              <w:end w:w="60" w:type="dxa"/>
-              <w:left w:w="60" w:type="dxa"/>
               <w:right w:w="60" w:type="dxa"/>
             </w:tcMar>
             <w:tcBorders>
@@ -3105,10 +2975,8 @@
             <w:tcW w:type="dxa" w:w="4876"/>
             <w:tcMar>
               <w:top w:w="55" w:type="dxa"/>
-              <w:start w:w="60" w:type="dxa"/>
+              <w:left w:w="60" w:type="dxa"/>
               <w:bottom w:w="55" w:type="dxa"/>
-              <w:end w:w="60" w:type="dxa"/>
-              <w:left w:w="60" w:type="dxa"/>
               <w:right w:w="60" w:type="dxa"/>
             </w:tcMar>
             <w:tcBorders>
@@ -3130,10 +2998,8 @@
             <w:tcW w:type="dxa" w:w="4876"/>
             <w:tcMar>
               <w:top w:w="55" w:type="dxa"/>
-              <w:start w:w="60" w:type="dxa"/>
+              <w:left w:w="60" w:type="dxa"/>
               <w:bottom w:w="55" w:type="dxa"/>
-              <w:end w:w="60" w:type="dxa"/>
-              <w:left w:w="60" w:type="dxa"/>
               <w:right w:w="60" w:type="dxa"/>
             </w:tcMar>
             <w:tcBorders>

--- a/hw/P1.docx
+++ b/hw/P1.docx
@@ -49,7 +49,7 @@
               <w:rPr>
                 <w:rFonts w:ascii="Arial" w:hAnsi="Arial"/>
                 <w:color w:val="CBD5E1"/>
-                <w:sz w:val="19"/>
+                <w:sz w:val="20"/>
               </w:rPr>
               <w:t>Hardware A1–A14  ·  ca. 35–40 Minuten  ·  ohne Kursseiten</w:t>
             </w:r>
@@ -97,7 +97,7 @@
               <w:rPr>
                 <w:b/>
                 <w:color w:val="64748B"/>
-                <w:sz w:val="15"/>
+                <w:sz w:val="20"/>
               </w:rPr>
               <w:t>VORNAME / NAME</w:t>
             </w:r>
@@ -130,7 +130,7 @@
               <w:rPr>
                 <w:b/>
                 <w:color w:val="64748B"/>
-                <w:sz w:val="15"/>
+                <w:sz w:val="20"/>
               </w:rPr>
               <w:t>KLASSE</w:t>
             </w:r>
@@ -163,7 +163,7 @@
               <w:rPr>
                 <w:b/>
                 <w:color w:val="64748B"/>
-                <w:sz w:val="15"/>
+                <w:sz w:val="20"/>
               </w:rPr>
               <w:t>DATUM</w:t>
             </w:r>
@@ -220,7 +220,7 @@
               <w:rPr>
                 <w:b/>
                 <w:color w:val="64748B"/>
-                <w:sz w:val="15"/>
+                <w:sz w:val="20"/>
               </w:rPr>
               <w:t>ERREICHTE PUNKTE</w:t>
               <w:br/>
@@ -260,7 +260,7 @@
               <w:rPr>
                 <w:b/>
                 <w:color w:val="64748B"/>
-                <w:sz w:val="15"/>
+                <w:sz w:val="20"/>
               </w:rPr>
               <w:t>GESAMTPUNKTE</w:t>
               <w:br/>
@@ -300,7 +300,7 @@
               <w:rPr>
                 <w:b/>
                 <w:color w:val="64748B"/>
-                <w:sz w:val="15"/>
+                <w:sz w:val="20"/>
               </w:rPr>
               <w:t>NOTE</w:t>
               <w:br/>
@@ -325,7 +325,7 @@
         <w:rPr>
           <w:b/>
           <w:color w:val="64748B"/>
-          <w:sz w:val="16"/>
+          <w:sz w:val="20"/>
         </w:rPr>
         <w:t>NOTENSCHLÜSSEL</w:t>
       </w:r>
@@ -375,7 +375,7 @@
               <w:rPr>
                 <w:b w:val="0"/>
                 <w:color w:val="64748B"/>
-                <w:sz w:val="17"/>
+                <w:sz w:val="20"/>
               </w:rPr>
               <w:t>41 P</w:t>
             </w:r>
@@ -407,7 +407,7 @@
               <w:rPr>
                 <w:b w:val="0"/>
                 <w:color w:val="64748B"/>
-                <w:sz w:val="17"/>
+                <w:sz w:val="20"/>
               </w:rPr>
               <w:t>33 P</w:t>
             </w:r>
@@ -439,7 +439,7 @@
               <w:rPr>
                 <w:b w:val="0"/>
                 <w:color w:val="64748B"/>
-                <w:sz w:val="17"/>
+                <w:sz w:val="20"/>
               </w:rPr>
               <w:t>25 P</w:t>
             </w:r>
@@ -471,7 +471,7 @@
               <w:rPr>
                 <w:b w:val="0"/>
                 <w:color w:val="64748B"/>
-                <w:sz w:val="17"/>
+                <w:sz w:val="20"/>
               </w:rPr>
               <w:t>17 P</w:t>
             </w:r>
@@ -503,7 +503,7 @@
               <w:rPr>
                 <w:b w:val="0"/>
                 <w:color w:val="64748B"/>
-                <w:sz w:val="17"/>
+                <w:sz w:val="20"/>
               </w:rPr>
               <w:t>9 P</w:t>
             </w:r>
@@ -535,7 +535,7 @@
               <w:rPr>
                 <w:b w:val="0"/>
                 <w:color w:val="64748B"/>
-                <w:sz w:val="17"/>
+                <w:sz w:val="20"/>
               </w:rPr>
               <w:t>0 P</w:t>
             </w:r>
@@ -571,7 +571,7 @@
               <w:rPr>
                 <w:b/>
                 <w:color w:val="0F172A"/>
-                <w:sz w:val="17"/>
+                <w:sz w:val="20"/>
               </w:rPr>
               <w:t>6.0</w:t>
             </w:r>
@@ -602,7 +602,7 @@
               <w:rPr>
                 <w:b/>
                 <w:color w:val="0F172A"/>
-                <w:sz w:val="17"/>
+                <w:sz w:val="20"/>
               </w:rPr>
               <w:t>5.0</w:t>
             </w:r>
@@ -633,7 +633,7 @@
               <w:rPr>
                 <w:b/>
                 <w:color w:val="0F172A"/>
-                <w:sz w:val="17"/>
+                <w:sz w:val="20"/>
               </w:rPr>
               <w:t>4.0</w:t>
             </w:r>
@@ -664,7 +664,7 @@
               <w:rPr>
                 <w:b/>
                 <w:color w:val="0F172A"/>
-                <w:sz w:val="17"/>
+                <w:sz w:val="20"/>
               </w:rPr>
               <w:t>3.0</w:t>
             </w:r>
@@ -695,7 +695,7 @@
               <w:rPr>
                 <w:b/>
                 <w:color w:val="0F172A"/>
-                <w:sz w:val="17"/>
+                <w:sz w:val="20"/>
               </w:rPr>
               <w:t>2.0</w:t>
             </w:r>
@@ -726,7 +726,7 @@
               <w:rPr>
                 <w:b/>
                 <w:color w:val="0F172A"/>
-                <w:sz w:val="17"/>
+                <w:sz w:val="20"/>
               </w:rPr>
               <w:t>1.0</w:t>
             </w:r>
@@ -775,7 +775,7 @@
       <w:r>
         <w:rPr>
           <w:color w:val="64748B"/>
-          <w:sz w:val="19"/>
+          <w:sz w:val="20"/>
         </w:rPr>
         <w:t>Kreuze bei jeder Komponente die richtige Aussage an. Genau eine Aussage ist korrekt.</w:t>
       </w:r>
@@ -799,7 +799,7 @@
       <w:r>
         <w:rPr>
           <w:rFonts w:ascii="Arial" w:hAnsi="Arial"/>
-          <w:sz w:val="18"/>
+          <w:sz w:val="20"/>
         </w:rPr>
         <w:t>☐  Speichert Dateien auch ohne Strom dauerhaft.</w:t>
       </w:r>
@@ -813,7 +813,7 @@
       <w:r>
         <w:rPr>
           <w:rFonts w:ascii="Arial" w:hAnsi="Arial"/>
-          <w:sz w:val="18"/>
+          <w:sz w:val="20"/>
         </w:rPr>
         <w:t>☐  Führt Berechnungen aus und verarbeitet Befehle von Programmen.</w:t>
       </w:r>
@@ -827,7 +827,7 @@
       <w:r>
         <w:rPr>
           <w:rFonts w:ascii="Arial" w:hAnsi="Arial"/>
-          <w:sz w:val="18"/>
+          <w:sz w:val="20"/>
         </w:rPr>
         <w:t>☐  Liefert dem Computer die benötigte elektrische Energie.</w:t>
       </w:r>
@@ -841,7 +841,7 @@
       <w:r>
         <w:rPr>
           <w:rFonts w:ascii="Arial" w:hAnsi="Arial"/>
-          <w:sz w:val="18"/>
+          <w:sz w:val="20"/>
         </w:rPr>
         <w:t>☐  Ist hauptsächlich dafür zuständig, Bilder auf dem Bildschirm darzustellen.</w:t>
       </w:r>
@@ -865,7 +865,7 @@
       <w:r>
         <w:rPr>
           <w:rFonts w:ascii="Arial" w:hAnsi="Arial"/>
-          <w:sz w:val="18"/>
+          <w:sz w:val="20"/>
         </w:rPr>
         <w:t>☐  Speichert Fotos und Dokumente dauerhaft.</w:t>
       </w:r>
@@ -879,7 +879,7 @@
       <w:r>
         <w:rPr>
           <w:rFonts w:ascii="Arial" w:hAnsi="Arial"/>
-          <w:sz w:val="18"/>
+          <w:sz w:val="20"/>
         </w:rPr>
         <w:t>☐  Verbindet die verschiedenen Hardware-Komponenten miteinander.</w:t>
       </w:r>
@@ -893,7 +893,7 @@
       <w:r>
         <w:rPr>
           <w:rFonts w:ascii="Arial" w:hAnsi="Arial"/>
-          <w:sz w:val="18"/>
+          <w:sz w:val="20"/>
         </w:rPr>
         <w:t>☐  Hält aktuell benötigte Daten und Programme kurzfristig bereit.</w:t>
       </w:r>
@@ -907,7 +907,7 @@
       <w:r>
         <w:rPr>
           <w:rFonts w:ascii="Arial" w:hAnsi="Arial"/>
-          <w:sz w:val="18"/>
+          <w:sz w:val="20"/>
         </w:rPr>
         <w:t>☐  Wandelt den Strom aus der Steckdose für die PC-Komponenten um.</w:t>
       </w:r>
@@ -931,7 +931,7 @@
       <w:r>
         <w:rPr>
           <w:rFonts w:ascii="Arial" w:hAnsi="Arial"/>
-          <w:sz w:val="18"/>
+          <w:sz w:val="20"/>
         </w:rPr>
         <w:t>☐  Speichert Daten dauerhaft und verwendet keine beweglichen mechanischen Teile.</w:t>
       </w:r>
@@ -945,7 +945,7 @@
       <w:r>
         <w:rPr>
           <w:rFonts w:ascii="Arial" w:hAnsi="Arial"/>
-          <w:sz w:val="18"/>
+          <w:sz w:val="20"/>
         </w:rPr>
         <w:t>☐  Führt die eigentlichen Berechnungen eines Programms aus.</w:t>
       </w:r>
@@ -959,7 +959,7 @@
       <w:r>
         <w:rPr>
           <w:rFonts w:ascii="Arial" w:hAnsi="Arial"/>
-          <w:sz w:val="18"/>
+          <w:sz w:val="20"/>
         </w:rPr>
         <w:t>☐  Speichert Daten nur solange der Computer eingeschaltet ist.</w:t>
       </w:r>
@@ -973,7 +973,7 @@
       <w:r>
         <w:rPr>
           <w:rFonts w:ascii="Arial" w:hAnsi="Arial"/>
-          <w:sz w:val="18"/>
+          <w:sz w:val="20"/>
         </w:rPr>
         <w:t>☐  Ist eine langsamere Variante des Arbeitsspeichers.</w:t>
       </w:r>
@@ -997,7 +997,7 @@
       <w:r>
         <w:rPr>
           <w:rFonts w:ascii="Arial" w:hAnsi="Arial"/>
-          <w:sz w:val="18"/>
+          <w:sz w:val="20"/>
         </w:rPr>
         <w:t>☐  Berechnet 3D-Grafiken für Spiele.</w:t>
       </w:r>
@@ -1011,7 +1011,7 @@
       <w:r>
         <w:rPr>
           <w:rFonts w:ascii="Arial" w:hAnsi="Arial"/>
-          <w:sz w:val="18"/>
+          <w:sz w:val="20"/>
         </w:rPr>
         <w:t>☐  Ist ein dauerhafter Speicher mit mechanisch beweglichen Teilen.</w:t>
       </w:r>
@@ -1025,7 +1025,7 @@
       <w:r>
         <w:rPr>
           <w:rFonts w:ascii="Arial" w:hAnsi="Arial"/>
-          <w:sz w:val="18"/>
+          <w:sz w:val="20"/>
         </w:rPr>
         <w:t>☐  Ist grundsätzlich schneller als eine SSD.</w:t>
       </w:r>
@@ -1039,7 +1039,7 @@
       <w:r>
         <w:rPr>
           <w:rFonts w:ascii="Arial" w:hAnsi="Arial"/>
-          <w:sz w:val="18"/>
+          <w:sz w:val="20"/>
         </w:rPr>
         <w:t>☐  Wird als kurzfristiger Arbeitsspeicher für geöffnete Programme verwendet.</w:t>
       </w:r>
@@ -1063,7 +1063,7 @@
       <w:r>
         <w:rPr>
           <w:rFonts w:ascii="Arial" w:hAnsi="Arial"/>
-          <w:sz w:val="18"/>
+          <w:sz w:val="20"/>
         </w:rPr>
         <w:t>☐  Speichert das Betriebssystem dauerhaft.</w:t>
       </w:r>
@@ -1077,7 +1077,7 @@
       <w:r>
         <w:rPr>
           <w:rFonts w:ascii="Arial" w:hAnsi="Arial"/>
-          <w:sz w:val="18"/>
+          <w:sz w:val="20"/>
         </w:rPr>
         <w:t>☐  Versorgt sämtliche Komponenten direkt mit Strom aus der Steckdose.</w:t>
       </w:r>
@@ -1091,7 +1091,7 @@
       <w:r>
         <w:rPr>
           <w:rFonts w:ascii="Arial" w:hAnsi="Arial"/>
-          <w:sz w:val="18"/>
+          <w:sz w:val="20"/>
         </w:rPr>
         <w:t>☐  Kühlt Prozessor und Grafikkarte.</w:t>
       </w:r>
@@ -1105,7 +1105,7 @@
       <w:r>
         <w:rPr>
           <w:rFonts w:ascii="Arial" w:hAnsi="Arial"/>
-          <w:sz w:val="18"/>
+          <w:sz w:val="20"/>
         </w:rPr>
         <w:t>☐  Verbindet zentrale Komponenten und ermöglicht deren Kommunikation untereinander.</w:t>
       </w:r>
@@ -1129,7 +1129,7 @@
       <w:r>
         <w:rPr>
           <w:rFonts w:ascii="Arial" w:hAnsi="Arial"/>
-          <w:sz w:val="18"/>
+          <w:sz w:val="20"/>
         </w:rPr>
         <w:t>☐  Wandelt Netzstrom um und versorgt die PC-Komponenten mit geeigneter elektrischer Energie.</w:t>
       </w:r>
@@ -1143,7 +1143,7 @@
       <w:r>
         <w:rPr>
           <w:rFonts w:ascii="Arial" w:hAnsi="Arial"/>
-          <w:sz w:val="18"/>
+          <w:sz w:val="20"/>
         </w:rPr>
         <w:t>☐  Speichert besonders grosse Dateien günstig.</w:t>
       </w:r>
@@ -1157,7 +1157,7 @@
       <w:r>
         <w:rPr>
           <w:rFonts w:ascii="Arial" w:hAnsi="Arial"/>
-          <w:sz w:val="18"/>
+          <w:sz w:val="20"/>
         </w:rPr>
         <w:t>☐  Verbindet CPU, RAM und Grafikkarte miteinander.</w:t>
       </w:r>
@@ -1171,7 +1171,7 @@
       <w:r>
         <w:rPr>
           <w:rFonts w:ascii="Arial" w:hAnsi="Arial"/>
-          <w:sz w:val="18"/>
+          <w:sz w:val="20"/>
         </w:rPr>
         <w:t>☐  Beschleunigt Programme, indem es häufig benötigte Daten zwischenspeichert.</w:t>
       </w:r>
@@ -1195,7 +1195,7 @@
       <w:r>
         <w:rPr>
           <w:rFonts w:ascii="Arial" w:hAnsi="Arial"/>
-          <w:sz w:val="18"/>
+          <w:sz w:val="20"/>
         </w:rPr>
         <w:t>☐  Speichert Dokumente dauerhaft auf dem Computer.</w:t>
       </w:r>
@@ -1209,7 +1209,7 @@
       <w:r>
         <w:rPr>
           <w:rFonts w:ascii="Arial" w:hAnsi="Arial"/>
-          <w:sz w:val="18"/>
+          <w:sz w:val="20"/>
         </w:rPr>
         <w:t>☐  Berechnet vor allem Grafiken und Bildinformationen für die Ausgabe.</w:t>
       </w:r>
@@ -1223,7 +1223,7 @@
       <w:r>
         <w:rPr>
           <w:rFonts w:ascii="Arial" w:hAnsi="Arial"/>
-          <w:sz w:val="18"/>
+          <w:sz w:val="20"/>
         </w:rPr>
         <w:t>☐  Verteilt den Strom an Mainboard und Laufwerke.</w:t>
       </w:r>
@@ -1237,7 +1237,7 @@
       <w:r>
         <w:rPr>
           <w:rFonts w:ascii="Arial" w:hAnsi="Arial"/>
-          <w:sz w:val="18"/>
+          <w:sz w:val="20"/>
         </w:rPr>
         <w:t>☐  Ist für die allgemeine Verarbeitung aller Programmbefehle verantwortlich.</w:t>
       </w:r>
@@ -1270,7 +1270,7 @@
       <w:r>
         <w:rPr>
           <w:color w:val="64748B"/>
-          <w:sz w:val="19"/>
+          <w:sz w:val="20"/>
         </w:rPr>
         <w:t>Ordne jeweils Eingabe, Verarbeitung oder Ausgabe zu.</w:t>
       </w:r>
@@ -1307,7 +1307,7 @@
               <w:rPr>
                 <w:b/>
                 <w:color w:val="FFFFFF"/>
-                <w:sz w:val="17"/>
+                <w:sz w:val="20"/>
               </w:rPr>
               <w:t>Situation</w:t>
             </w:r>
@@ -1329,7 +1329,7 @@
               <w:rPr>
                 <w:b/>
                 <w:color w:val="FFFFFF"/>
-                <w:sz w:val="17"/>
+                <w:sz w:val="20"/>
               </w:rPr>
               <w:t>Antwort (E / V / A)</w:t>
             </w:r>
@@ -1357,7 +1357,7 @@
             <w:r>
               <w:rPr>
                 <w:rFonts w:ascii="Arial" w:hAnsi="Arial"/>
-                <w:sz w:val="18"/>
+                <w:sz w:val="20"/>
               </w:rPr>
               <w:t>1. Der Preis erscheint auf dem Display.</w:t>
             </w:r>
@@ -1408,7 +1408,7 @@
             <w:r>
               <w:rPr>
                 <w:rFonts w:ascii="Arial" w:hAnsi="Arial"/>
-                <w:sz w:val="18"/>
+                <w:sz w:val="20"/>
               </w:rPr>
               <w:t>2. Du bewegst die Maus.</w:t>
             </w:r>
@@ -1459,7 +1459,7 @@
             <w:r>
               <w:rPr>
                 <w:rFonts w:ascii="Arial" w:hAnsi="Arial"/>
-                <w:sz w:val="18"/>
+                <w:sz w:val="20"/>
               </w:rPr>
               <w:t>3. Das Kassensystem berechnet den Gesamtpreis.</w:t>
             </w:r>
@@ -1510,7 +1510,7 @@
             <w:r>
               <w:rPr>
                 <w:rFonts w:ascii="Arial" w:hAnsi="Arial"/>
-                <w:sz w:val="18"/>
+                <w:sz w:val="20"/>
               </w:rPr>
               <w:t>4. Ein Barcode wird an der Kasse eingescannt.</w:t>
             </w:r>
@@ -1561,7 +1561,7 @@
             <w:r>
               <w:rPr>
                 <w:rFonts w:ascii="Arial" w:hAnsi="Arial"/>
-                <w:sz w:val="18"/>
+                <w:sz w:val="20"/>
               </w:rPr>
               <w:t>5. Der Mauszeiger erscheint an einer neuen Stelle auf dem Bildschirm.</w:t>
             </w:r>
@@ -1612,7 +1612,7 @@
             <w:r>
               <w:rPr>
                 <w:rFonts w:ascii="Arial" w:hAnsi="Arial"/>
-                <w:sz w:val="18"/>
+                <w:sz w:val="20"/>
               </w:rPr>
               <w:t>6. Der Computer berechnet die neue Position des Mauszeigers.</w:t>
             </w:r>
@@ -1671,7 +1671,7 @@
       <w:r>
         <w:rPr>
           <w:color w:val="64748B"/>
-          <w:sz w:val="19"/>
+          <w:sz w:val="20"/>
         </w:rPr>
         <w:t>Ein Schüler sagt: „Der Monitor verarbeitet die Daten, weil er das Bild erzeugt.“ Beantworte die drei Teilfragen. Jede Teilfrage gibt 1 Punkt.</w:t>
       </w:r>
@@ -1682,7 +1682,7 @@
       </w:pPr>
       <w:r>
         <w:rPr>
-          <w:sz w:val="18"/>
+          <w:sz w:val="20"/>
         </w:rPr>
         <w:t>1. Welche Rolle hat der Monitor im EVA-Prinzip: Eingabe, Verarbeitung oder Ausgabe?</w:t>
       </w:r>
@@ -1701,7 +1701,7 @@
       </w:pPr>
       <w:r>
         <w:rPr>
-          <w:sz w:val="18"/>
+          <w:sz w:val="20"/>
         </w:rPr>
         <w:t>2. Welche Komponente verarbeitet bzw. berechnet die Bildinformationen hauptsächlich?</w:t>
       </w:r>
@@ -1721,7 +1721,7 @@
       <w:r>
         <w:rPr>
           <w:rFonts w:ascii="Arial" w:hAnsi="Arial"/>
-          <w:sz w:val="18"/>
+          <w:sz w:val="20"/>
         </w:rPr>
         <w:t>3. Nenne ein passendes Beispiel für die Eingabe dieser EVA-Kette: Grafikkarte/CPU verarbeitet → Monitor zeigt das Ergebnis.</w:t>
       </w:r>
@@ -1762,7 +1762,7 @@
       <w:r>
         <w:rPr>
           <w:color w:val="64748B"/>
-          <w:sz w:val="19"/>
+          <w:sz w:val="20"/>
         </w:rPr>
         <w:t>Wähle den passendsten Anschluss aus der Auswahl und schreibe ihn hin. Jeder Anschluss wird genau einmal verwendet.</w:t>
       </w:r>
@@ -1774,7 +1774,7 @@
       <w:r>
         <w:rPr>
           <w:b/>
-          <w:sz w:val="18"/>
+          <w:sz w:val="20"/>
         </w:rPr>
         <w:t>Auswahl: HDMI · RJ45/Ethernet · 3,5-mm-Klinke · USB-C · VGA · M.2</w:t>
       </w:r>
@@ -1810,7 +1810,7 @@
           <w:p>
             <w:r>
               <w:rPr>
-                <w:sz w:val="18"/>
+                <w:sz w:val="20"/>
               </w:rPr>
               <w:t>1. Moderner Monitor oder Fernseher mit Bild und Ton</w:t>
             </w:r>
@@ -1859,7 +1859,7 @@
           <w:p>
             <w:r>
               <w:rPr>
-                <w:sz w:val="18"/>
+                <w:sz w:val="20"/>
               </w:rPr>
               <w:t>2. Netzwerkkabel zum Router</w:t>
             </w:r>
@@ -1908,7 +1908,7 @@
           <w:p>
             <w:r>
               <w:rPr>
-                <w:sz w:val="18"/>
+                <w:sz w:val="20"/>
               </w:rPr>
               <w:t>3. Kopfhörer mit klassischem Audiostecker</w:t>
             </w:r>
@@ -1957,7 +1957,7 @@
           <w:p>
             <w:r>
               <w:rPr>
-                <w:sz w:val="18"/>
+                <w:sz w:val="20"/>
               </w:rPr>
               <w:t>4. Modernes Smartphone mit einem kleinen, beidseitig einsteckbaren Anschluss zum Laden und zur Datenübertragung</w:t>
             </w:r>
@@ -2006,7 +2006,7 @@
           <w:p>
             <w:r>
               <w:rPr>
-                <w:sz w:val="18"/>
+                <w:sz w:val="20"/>
               </w:rPr>
               <w:t>5. Älterer Monitor mit analogem Bildsignal</w:t>
             </w:r>
@@ -2055,7 +2055,7 @@
           <w:p>
             <w:r>
               <w:rPr>
-                <w:sz w:val="18"/>
+                <w:sz w:val="20"/>
               </w:rPr>
               <w:t>6. Interne SSD direkt auf dem Mainboard</w:t>
             </w:r>
@@ -2114,7 +2114,7 @@
       <w:r>
         <w:rPr>
           <w:color w:val="64748B"/>
-          <w:sz w:val="19"/>
+          <w:sz w:val="20"/>
         </w:rPr>
         <w:t>Wähle jeweils die beste Lösung. Bei den offenen Fragen antworte kurz und präzise.</w:t>
       </w:r>
@@ -2125,7 +2125,7 @@
       </w:pPr>
       <w:r>
         <w:rPr>
-          <w:sz w:val="18"/>
+          <w:sz w:val="20"/>
         </w:rPr>
         <w:t>1. Ein PC soll schneller starten und Programme schneller öffnen.</w:t>
       </w:r>
@@ -2138,7 +2138,7 @@
       <w:r>
         <w:rPr>
           <w:b/>
-          <w:sz w:val="18"/>
+          <w:sz w:val="20"/>
         </w:rPr>
         <w:t>☐ RAM    ☐ HDD    ☐ SSD</w:t>
       </w:r>
@@ -2149,7 +2149,7 @@
       </w:pPr>
       <w:r>
         <w:rPr>
-          <w:sz w:val="18"/>
+          <w:sz w:val="20"/>
         </w:rPr>
         <w:t>2. 4 TB Fotos sollen möglichst günstig archiviert werden.</w:t>
       </w:r>
@@ -2162,7 +2162,7 @@
       <w:r>
         <w:rPr>
           <w:b/>
-          <w:sz w:val="18"/>
+          <w:sz w:val="20"/>
         </w:rPr>
         <w:t>☐ RAM    ☐ HDD    ☐ SSD</w:t>
       </w:r>
@@ -2173,7 +2173,7 @@
       </w:pPr>
       <w:r>
         <w:rPr>
-          <w:sz w:val="18"/>
+          <w:sz w:val="20"/>
         </w:rPr>
         <w:t>3. Ein Schüler hat nur 4 GB RAM. Beim gleichzeitigen Arbeiten mit Browser, Teams, PowerPoint und Bildbearbeitung zeigt der Task-Manager 95 % RAM-Auslastung, während der Datenträger nur bei 20 % liegt. Welche Aufrüstung hilft hier am direktesten?</w:t>
       </w:r>
@@ -2186,7 +2186,7 @@
       <w:r>
         <w:rPr>
           <w:b/>
-          <w:sz w:val="18"/>
+          <w:sz w:val="20"/>
         </w:rPr>
         <w:t>☐ RAM    ☐ HDD    ☐ SSD</w:t>
       </w:r>
@@ -2194,7 +2194,7 @@
     <w:p>
       <w:r>
         <w:rPr>
-          <w:sz w:val="18"/>
+          <w:sz w:val="20"/>
         </w:rPr>
         <w:t>4. Was passiert mit den Daten im RAM, wenn der Strom ausgeschaltet wird?</w:t>
       </w:r>
@@ -2210,7 +2210,7 @@
     <w:p>
       <w:r>
         <w:rPr>
-          <w:sz w:val="18"/>
+          <w:sz w:val="20"/>
         </w:rPr>
         <w:t>5. Nenne einen Vorteil einer SSD gegenüber einer HDD.</w:t>
       </w:r>
@@ -2251,7 +2251,7 @@
       <w:r>
         <w:rPr>
           <w:color w:val="64748B"/>
-          <w:sz w:val="19"/>
+          <w:sz w:val="20"/>
         </w:rPr>
         <w:t>Eine Kundin braucht einen Laptop für Word/PowerPoint, viele Browser-Tabs, Videokonferenzen und Schule. Anspruchsvolle Games spielt sie nicht.</w:t>
       </w:r>
@@ -2344,7 +2344,7 @@
             <w:r>
               <w:rPr>
                 <w:b/>
-                <w:sz w:val="19"/>
+                <w:sz w:val="20"/>
               </w:rPr>
               <w:t>8 GB RAM</w:t>
               <w:br/>
@@ -2374,7 +2374,7 @@
             <w:r>
               <w:rPr>
                 <w:b/>
-                <w:sz w:val="19"/>
+                <w:sz w:val="20"/>
               </w:rPr>
               <w:t>16 GB RAM</w:t>
               <w:br/>
@@ -2403,7 +2403,7 @@
       <w:r>
         <w:rPr>
           <w:color w:val="64748B"/>
-          <w:sz w:val="17"/>
+          <w:sz w:val="20"/>
         </w:rPr>
         <w:t>Entscheidung: 1 P · Gründe: je 1 P, max. 3 P</w:t>
       </w:r>
@@ -2452,7 +2452,7 @@
       <w:r>
         <w:rPr>
           <w:rFonts w:ascii="Arial" w:hAnsi="Arial"/>
-          <w:sz w:val="19"/>
+          <w:sz w:val="20"/>
         </w:rPr>
         <w:t>Kreuze bei jedem Fall genau zwei sinnvolle erste Troubleshooting-Schritte an. Je korrekt gewähltem Schritt 1 P. Werden in einem Fall mehr als zwei Schritte angekreuzt, gibt dieser Fall 0 P.</w:t>
       </w:r>
@@ -2474,7 +2474,7 @@
       <w:r>
         <w:rPr>
           <w:color w:val="64748B"/>
-          <w:sz w:val="17"/>
+          <w:sz w:val="20"/>
         </w:rPr>
         <w:t>Beim Drücken des Einschaltknopfs passiert nichts: keine LEDs, keine Lüfter, kein Geräusch.</w:t>
       </w:r>
@@ -2511,7 +2511,7 @@
             <w:r>
               <w:rPr>
                 <w:rFonts w:ascii="Arial" w:hAnsi="Arial"/>
-                <w:sz w:val="17"/>
+                <w:sz w:val="20"/>
               </w:rPr>
               <w:t>□  Prüfen, ob das Stromkabel fest am PC und an der Steckdose steckt</w:t>
             </w:r>
@@ -2534,7 +2534,7 @@
             <w:r>
               <w:rPr>
                 <w:rFonts w:ascii="Arial" w:hAnsi="Arial"/>
-                <w:sz w:val="17"/>
+                <w:sz w:val="20"/>
               </w:rPr>
               <w:t>□  Eine andere Steckdose testen</w:t>
             </w:r>
@@ -2562,7 +2562,7 @@
             <w:r>
               <w:rPr>
                 <w:rFonts w:ascii="Arial" w:hAnsi="Arial"/>
-                <w:sz w:val="17"/>
+                <w:sz w:val="20"/>
               </w:rPr>
               <w:t>□  HDMI-/DisplayPort-Kabel zum Monitor prüfen</w:t>
             </w:r>
@@ -2585,7 +2585,7 @@
             <w:r>
               <w:rPr>
                 <w:rFonts w:ascii="Arial" w:hAnsi="Arial"/>
-                <w:sz w:val="17"/>
+                <w:sz w:val="20"/>
               </w:rPr>
               <w:t>□  Maus an einem anderen USB-Anschluss testen</w:t>
             </w:r>
@@ -2613,7 +2613,7 @@
             <w:r>
               <w:rPr>
                 <w:rFonts w:ascii="Arial" w:hAnsi="Arial"/>
-                <w:sz w:val="17"/>
+                <w:sz w:val="20"/>
               </w:rPr>
               <w:t>□  Netzwerkkabel austauschen</w:t>
             </w:r>
@@ -2636,7 +2636,7 @@
             <w:r>
               <w:rPr>
                 <w:rFonts w:ascii="Arial" w:hAnsi="Arial"/>
-                <w:sz w:val="17"/>
+                <w:sz w:val="20"/>
               </w:rPr>
               <w:t>□  Browser neu öffnen</w:t>
             </w:r>
@@ -2661,7 +2661,7 @@
       <w:r>
         <w:rPr>
           <w:color w:val="64748B"/>
-          <w:sz w:val="17"/>
+          <w:sz w:val="20"/>
         </w:rPr>
         <w:t>Der PC läuft: LEDs und Lüfter sind an, aber der Monitor meldet direkt beim Einschalten „Kein Signal“.</w:t>
       </w:r>
@@ -2698,7 +2698,7 @@
             <w:r>
               <w:rPr>
                 <w:rFonts w:ascii="Arial" w:hAnsi="Arial"/>
-                <w:sz w:val="17"/>
+                <w:sz w:val="20"/>
               </w:rPr>
               <w:t>□  HDMI-/DisplayPort-Kabel prüfen</w:t>
             </w:r>
@@ -2721,7 +2721,7 @@
             <w:r>
               <w:rPr>
                 <w:rFonts w:ascii="Arial" w:hAnsi="Arial"/>
-                <w:sz w:val="17"/>
+                <w:sz w:val="20"/>
               </w:rPr>
               <w:t>□  Richtigen Eingang am Monitor auswählen</w:t>
             </w:r>
@@ -2749,7 +2749,7 @@
             <w:r>
               <w:rPr>
                 <w:rFonts w:ascii="Arial" w:hAnsi="Arial"/>
-                <w:sz w:val="17"/>
+                <w:sz w:val="20"/>
               </w:rPr>
               <w:t>□  Netzwerkkabel zum Router prüfen</w:t>
             </w:r>
@@ -2772,7 +2772,7 @@
             <w:r>
               <w:rPr>
                 <w:rFonts w:ascii="Arial" w:hAnsi="Arial"/>
-                <w:sz w:val="17"/>
+                <w:sz w:val="20"/>
               </w:rPr>
               <w:t>□  Maus neu anschliessen</w:t>
             </w:r>
@@ -2800,7 +2800,7 @@
             <w:r>
               <w:rPr>
                 <w:rFonts w:ascii="Arial" w:hAnsi="Arial"/>
-                <w:sz w:val="17"/>
+                <w:sz w:val="20"/>
               </w:rPr>
               <w:t>□  Drucker aus- und einschalten</w:t>
             </w:r>
@@ -2823,7 +2823,7 @@
             <w:r>
               <w:rPr>
                 <w:rFonts w:ascii="Arial" w:hAnsi="Arial"/>
-                <w:sz w:val="17"/>
+                <w:sz w:val="20"/>
               </w:rPr>
               <w:t>□  Eine andere Webseite öffnen</w:t>
             </w:r>
@@ -2848,7 +2848,7 @@
       <w:r>
         <w:rPr>
           <w:color w:val="64748B"/>
-          <w:sz w:val="17"/>
+          <w:sz w:val="20"/>
         </w:rPr>
         <w:t>Am PC steht „Netzwerkkabel nicht angeschlossen“.</w:t>
       </w:r>
@@ -2885,7 +2885,7 @@
             <w:r>
               <w:rPr>
                 <w:rFonts w:ascii="Arial" w:hAnsi="Arial"/>
-                <w:sz w:val="17"/>
+                <w:sz w:val="20"/>
               </w:rPr>
               <w:t>□  Prüfen, ob das RJ45-Kabel am PC und am Router/Switch richtig steckt</w:t>
             </w:r>
@@ -2908,7 +2908,7 @@
             <w:r>
               <w:rPr>
                 <w:rFonts w:ascii="Arial" w:hAnsi="Arial"/>
-                <w:sz w:val="17"/>
+                <w:sz w:val="20"/>
               </w:rPr>
               <w:t>□  Ein anderes Netzwerkkabel testen</w:t>
             </w:r>
@@ -2936,7 +2936,7 @@
             <w:r>
               <w:rPr>
                 <w:rFonts w:ascii="Arial" w:hAnsi="Arial"/>
-                <w:sz w:val="17"/>
+                <w:sz w:val="20"/>
               </w:rPr>
               <w:t>□  HDMI-/DisplayPort-Kabel zum Monitor prüfen</w:t>
             </w:r>
@@ -2959,7 +2959,7 @@
             <w:r>
               <w:rPr>
                 <w:rFonts w:ascii="Arial" w:hAnsi="Arial"/>
-                <w:sz w:val="17"/>
+                <w:sz w:val="20"/>
               </w:rPr>
               <w:t>□  WLAN-Passwort neu eingeben</w:t>
             </w:r>
@@ -2987,7 +2987,7 @@
             <w:r>
               <w:rPr>
                 <w:rFonts w:ascii="Arial" w:hAnsi="Arial"/>
-                <w:sz w:val="17"/>
+                <w:sz w:val="20"/>
               </w:rPr>
               <w:t>□  Lautsprecher neu anschliessen</w:t>
             </w:r>
@@ -3010,7 +3010,7 @@
             <w:r>
               <w:rPr>
                 <w:rFonts w:ascii="Arial" w:hAnsi="Arial"/>
-                <w:sz w:val="17"/>
+                <w:sz w:val="20"/>
               </w:rPr>
               <w:t>□  Bildschirmhelligkeit ändern</w:t>
             </w:r>
@@ -3047,7 +3047,7 @@
       <w:r>
         <w:rPr>
           <w:color w:val="64748B"/>
-          <w:sz w:val="19"/>
+          <w:sz w:val="20"/>
         </w:rPr>
         <w:t>Beantworte die Fragen zur nachhaltigen Nutzung von Geräten.</w:t>
       </w:r>
@@ -3066,7 +3066,7 @@
       </w:pPr>
       <w:r>
         <w:rPr>
-          <w:sz w:val="18"/>
+          <w:sz w:val="20"/>
         </w:rPr>
         <w:t>☐ A: Neues Gerät kaufen      ☐ B: Akku ersetzen und Laptop weiterverwenden</w:t>
       </w:r>
@@ -3074,7 +3074,7 @@
     <w:p>
       <w:r>
         <w:rPr>
-          <w:sz w:val="18"/>
+          <w:sz w:val="20"/>
         </w:rPr>
         <w:t>Begründe deine Entscheidung. (2 P)</w:t>
       </w:r>
@@ -3098,7 +3098,7 @@
     <w:p>
       <w:r>
         <w:rPr>
-          <w:sz w:val="18"/>
+          <w:sz w:val="20"/>
         </w:rPr>
         <w:t>2. Warum ist die Herstellung von Elektronik ökologisch relevant? Nenne einen Grund. (1 P)</w:t>
       </w:r>
@@ -3114,7 +3114,7 @@
     <w:p>
       <w:r>
         <w:rPr>
-          <w:sz w:val="18"/>
+          <w:sz w:val="20"/>
         </w:rPr>
         <w:t>3. Was sollte mit einem defekten Smartphone gemacht werden? (1 P)</w:t>
       </w:r>
@@ -3125,7 +3125,7 @@
       </w:pPr>
       <w:r>
         <w:rPr>
-          <w:sz w:val="18"/>
+          <w:sz w:val="20"/>
         </w:rPr>
         <w:t>☐ A: Hausmüll      ☐ B: Schublade      ☐ C: Fachgerecht zurückgeben/recyceln</w:t>
       </w:r>
@@ -3153,7 +3153,7 @@
           <w:rFonts w:ascii="Arial" w:hAnsi="Arial"/>
           <w:b w:val="0"/>
           <w:color w:val="64748B"/>
-          <w:sz w:val="19"/>
+          <w:sz w:val="20"/>
         </w:rPr>
         <w:t>Zwei freiwillige Transferfragen. Jede richtige Lösung gibt +1 Bonuspunkt.</w:t>
       </w:r>
@@ -3181,7 +3181,7 @@
           <w:rFonts w:ascii="Arial" w:hAnsi="Arial"/>
           <w:b w:val="0"/>
           <w:color w:val="0F172A"/>
-          <w:sz w:val="18"/>
+          <w:sz w:val="20"/>
         </w:rPr>
         <w:t>Ein Schüler sagt: „Mein PC ist langsam, also brauche ich sicher eine neue Grafikkarte.“</w:t>
       </w:r>
@@ -3195,7 +3195,7 @@
           <w:rFonts w:ascii="Arial" w:hAnsi="Arial"/>
           <w:b w:val="0"/>
           <w:color w:val="64748B"/>
-          <w:sz w:val="18"/>
+          <w:sz w:val="20"/>
         </w:rPr>
         <w:t>Der PC hat: 4 GB RAM · HDD · CPU 35 % · GPU 8 % · 17 Browser-Tabs geöffnet</w:t>
       </w:r>
@@ -3209,7 +3209,7 @@
           <w:rFonts w:ascii="Arial" w:hAnsi="Arial"/>
           <w:b/>
           <w:color w:val="0F172A"/>
-          <w:sz w:val="18"/>
+          <w:sz w:val="20"/>
         </w:rPr>
         <w:t>Was würdest du zuerst ändern – und warum?</w:t>
       </w:r>
@@ -3245,7 +3245,7 @@
           <w:rFonts w:ascii="Arial" w:hAnsi="Arial"/>
           <w:b w:val="0"/>
           <w:color w:val="0F172A"/>
-          <w:sz w:val="18"/>
+          <w:sz w:val="20"/>
         </w:rPr>
         <w:t>Ein PC hat: 32 GB RAM · starke CPU · starke Grafikkarte · 5400-rpm-HDD · Windows startet in 2 Minuten</w:t>
       </w:r>
@@ -3259,7 +3259,7 @@
           <w:rFonts w:ascii="Arial" w:hAnsi="Arial"/>
           <w:b/>
           <w:color w:val="0F172A"/>
-          <w:sz w:val="18"/>
+          <w:sz w:val="20"/>
         </w:rPr>
         <w:t>Welche Komponente ist der wahrscheinlichste Flaschenhals? Begründe kurz.</w:t>
       </w:r>
@@ -3281,7 +3281,7 @@
           <w:rFonts w:ascii="Arial" w:hAnsi="Arial"/>
           <w:b w:val="0"/>
           <w:color w:val="64748B"/>
-          <w:sz w:val="16"/>
+          <w:sz w:val="20"/>
         </w:rPr>
         <w:t>Bonuspunkte zählen zusätzlich zu den 41 regulären Punkten. Maximalnote: 6.0.</w:t>
       </w:r>
@@ -3302,6 +3302,11 @@
     </w:p>
     <w:sectPr>
       <w:footerReference w:type="default" r:id="rId9"/>
+      <w:headerReference w:type="default" r:id="rId10"/>
+      <w:headerReference w:type="first" r:id="rId11"/>
+      <w:headerReference w:type="even" r:id="rId12"/>
+      <w:footerReference w:type="first" r:id="rId13"/>
+      <w:footerReference w:type="even" r:id="rId14"/>
       <w:pgSz w:w="11906" w:h="16838"/>
       <w:pgMar w:top="709" w:right="879" w:bottom="709" w:left="879" w:header="720" w:footer="720" w:gutter="0"/>
       <w:cols w:space="720"/>
@@ -3322,14 +3327,14 @@
       <w:rPr>
         <w:rFonts w:ascii="Arial" w:hAnsi="Arial"/>
         <w:color w:val="64748B"/>
-        <w:sz w:val="16"/>
+        <w:sz w:val="20"/>
       </w:rPr>
       <w:t xml:space="preserve">P1 · Übungstest Hardware · </w:t>
     </w:r>
     <w:r>
       <w:rPr>
         <w:color w:val="64748B"/>
-        <w:sz w:val="16"/>
+        <w:sz w:val="20"/>
       </w:rPr>
       <w:t xml:space="preserve">Seite </w:t>
       <w:fldChar w:fldCharType="begin"/>
@@ -3338,6 +3343,56 @@
     </w:r>
   </w:p>
 </w:ftr>
+</file>
+
+<file path=word/footer2.xml><?xml version="1.0" encoding="utf-8"?>
+<w:ftr xmlns:m="http://schemas.openxmlformats.org/officeDocument/2006/math" xmlns:mc="http://schemas.openxmlformats.org/markup-compatibility/2006" xmlns:mo="http://schemas.microsoft.com/office/mac/office/2008/main" xmlns:mv="urn:schemas-microsoft-com:mac:vml" xmlns:o="urn:schemas-microsoft-com:office:office" xmlns:r="http://schemas.openxmlformats.org/officeDocument/2006/relationships" xmlns:v="urn:schemas-microsoft-com:vml" xmlns:w10="urn:schemas-microsoft-com:office:word" xmlns:w14="http://schemas.microsoft.com/office/word/2010/wordml" xmlns:w="http://schemas.openxmlformats.org/wordprocessingml/2006/main" xmlns:wne="http://schemas.microsoft.com/office/word/2006/wordml" xmlns:wp14="http://schemas.microsoft.com/office/word/2010/wordprocessingDrawing" xmlns:wp="http://schemas.openxmlformats.org/drawingml/2006/wordprocessingDrawing" xmlns:wpc="http://schemas.microsoft.com/office/word/2010/wordprocessingCanvas" xmlns:wpg="http://schemas.microsoft.com/office/word/2010/wordprocessingGroup" xmlns:wpi="http://schemas.microsoft.com/office/word/2010/wordprocessingInk" xmlns:wps="http://schemas.microsoft.com/office/word/2010/wordprocessingShape" mc:Ignorable="w14 wp14">
+  <w:p>
+    <w:pPr>
+      <w:pStyle w:val="Footer"/>
+    </w:pPr>
+  </w:p>
+</w:ftr>
+</file>
+
+<file path=word/footer3.xml><?xml version="1.0" encoding="utf-8"?>
+<w:ftr xmlns:m="http://schemas.openxmlformats.org/officeDocument/2006/math" xmlns:mc="http://schemas.openxmlformats.org/markup-compatibility/2006" xmlns:mo="http://schemas.microsoft.com/office/mac/office/2008/main" xmlns:mv="urn:schemas-microsoft-com:mac:vml" xmlns:o="urn:schemas-microsoft-com:office:office" xmlns:r="http://schemas.openxmlformats.org/officeDocument/2006/relationships" xmlns:v="urn:schemas-microsoft-com:vml" xmlns:w10="urn:schemas-microsoft-com:office:word" xmlns:w14="http://schemas.microsoft.com/office/word/2010/wordml" xmlns:w="http://schemas.openxmlformats.org/wordprocessingml/2006/main" xmlns:wne="http://schemas.microsoft.com/office/word/2006/wordml" xmlns:wp14="http://schemas.microsoft.com/office/word/2010/wordprocessingDrawing" xmlns:wp="http://schemas.openxmlformats.org/drawingml/2006/wordprocessingDrawing" xmlns:wpc="http://schemas.microsoft.com/office/word/2010/wordprocessingCanvas" xmlns:wpg="http://schemas.microsoft.com/office/word/2010/wordprocessingGroup" xmlns:wpi="http://schemas.microsoft.com/office/word/2010/wordprocessingInk" xmlns:wps="http://schemas.microsoft.com/office/word/2010/wordprocessingShape" mc:Ignorable="w14 wp14">
+  <w:p>
+    <w:pPr>
+      <w:pStyle w:val="Footer"/>
+    </w:pPr>
+  </w:p>
+</w:ftr>
+</file>
+
+<file path=word/header1.xml><?xml version="1.0" encoding="utf-8"?>
+<w:hdr xmlns:m="http://schemas.openxmlformats.org/officeDocument/2006/math" xmlns:mc="http://schemas.openxmlformats.org/markup-compatibility/2006" xmlns:mo="http://schemas.microsoft.com/office/mac/office/2008/main" xmlns:mv="urn:schemas-microsoft-com:mac:vml" xmlns:o="urn:schemas-microsoft-com:office:office" xmlns:r="http://schemas.openxmlformats.org/officeDocument/2006/relationships" xmlns:v="urn:schemas-microsoft-com:vml" xmlns:w10="urn:schemas-microsoft-com:office:word" xmlns:w14="http://schemas.microsoft.com/office/word/2010/wordml" xmlns:w="http://schemas.openxmlformats.org/wordprocessingml/2006/main" xmlns:wne="http://schemas.microsoft.com/office/word/2006/wordml" xmlns:wp14="http://schemas.microsoft.com/office/word/2010/wordprocessingDrawing" xmlns:wp="http://schemas.openxmlformats.org/drawingml/2006/wordprocessingDrawing" xmlns:wpc="http://schemas.microsoft.com/office/word/2010/wordprocessingCanvas" xmlns:wpg="http://schemas.microsoft.com/office/word/2010/wordprocessingGroup" xmlns:wpi="http://schemas.microsoft.com/office/word/2010/wordprocessingInk" xmlns:wps="http://schemas.microsoft.com/office/word/2010/wordprocessingShape" mc:Ignorable="w14 wp14">
+  <w:p>
+    <w:pPr>
+      <w:pStyle w:val="Header"/>
+    </w:pPr>
+  </w:p>
+</w:hdr>
+</file>
+
+<file path=word/header2.xml><?xml version="1.0" encoding="utf-8"?>
+<w:hdr xmlns:m="http://schemas.openxmlformats.org/officeDocument/2006/math" xmlns:mc="http://schemas.openxmlformats.org/markup-compatibility/2006" xmlns:mo="http://schemas.microsoft.com/office/mac/office/2008/main" xmlns:mv="urn:schemas-microsoft-com:mac:vml" xmlns:o="urn:schemas-microsoft-com:office:office" xmlns:r="http://schemas.openxmlformats.org/officeDocument/2006/relationships" xmlns:v="urn:schemas-microsoft-com:vml" xmlns:w10="urn:schemas-microsoft-com:office:word" xmlns:w14="http://schemas.microsoft.com/office/word/2010/wordml" xmlns:w="http://schemas.openxmlformats.org/wordprocessingml/2006/main" xmlns:wne="http://schemas.microsoft.com/office/word/2006/wordml" xmlns:wp14="http://schemas.microsoft.com/office/word/2010/wordprocessingDrawing" xmlns:wp="http://schemas.openxmlformats.org/drawingml/2006/wordprocessingDrawing" xmlns:wpc="http://schemas.microsoft.com/office/word/2010/wordprocessingCanvas" xmlns:wpg="http://schemas.microsoft.com/office/word/2010/wordprocessingGroup" xmlns:wpi="http://schemas.microsoft.com/office/word/2010/wordprocessingInk" xmlns:wps="http://schemas.microsoft.com/office/word/2010/wordprocessingShape" mc:Ignorable="w14 wp14">
+  <w:p>
+    <w:pPr>
+      <w:pStyle w:val="Header"/>
+    </w:pPr>
+  </w:p>
+</w:hdr>
+</file>
+
+<file path=word/header3.xml><?xml version="1.0" encoding="utf-8"?>
+<w:hdr xmlns:m="http://schemas.openxmlformats.org/officeDocument/2006/math" xmlns:mc="http://schemas.openxmlformats.org/markup-compatibility/2006" xmlns:mo="http://schemas.microsoft.com/office/mac/office/2008/main" xmlns:mv="urn:schemas-microsoft-com:mac:vml" xmlns:o="urn:schemas-microsoft-com:office:office" xmlns:r="http://schemas.openxmlformats.org/officeDocument/2006/relationships" xmlns:v="urn:schemas-microsoft-com:vml" xmlns:w10="urn:schemas-microsoft-com:office:word" xmlns:w14="http://schemas.microsoft.com/office/word/2010/wordml" xmlns:w="http://schemas.openxmlformats.org/wordprocessingml/2006/main" xmlns:wne="http://schemas.microsoft.com/office/word/2006/wordml" xmlns:wp14="http://schemas.microsoft.com/office/word/2010/wordprocessingDrawing" xmlns:wp="http://schemas.openxmlformats.org/drawingml/2006/wordprocessingDrawing" xmlns:wpc="http://schemas.microsoft.com/office/word/2010/wordprocessingCanvas" xmlns:wpg="http://schemas.microsoft.com/office/word/2010/wordprocessingGroup" xmlns:wpi="http://schemas.microsoft.com/office/word/2010/wordprocessingInk" xmlns:wps="http://schemas.microsoft.com/office/word/2010/wordprocessingShape" mc:Ignorable="w14 wp14">
+  <w:p>
+    <w:pPr>
+      <w:pStyle w:val="Header"/>
+    </w:pPr>
+  </w:p>
+</w:hdr>
 </file>
 
 <file path=word/numbering.xml><?xml version="1.0" encoding="utf-8"?>
@@ -4180,7 +4235,7 @@
       <w:spacing w:after="120"/>
     </w:pPr>
     <w:rPr>
-      <w:sz w:val="16"/>
+      <w:sz w:val="20"/>
       <w:szCs w:val="16"/>
     </w:rPr>
   </w:style>
@@ -4191,7 +4246,7 @@
     <w:uiPriority w:val="99"/>
     <w:rsid w:val="00AA1D8D"/>
     <w:rPr>
-      <w:sz w:val="16"/>
+      <w:sz w:val="20"/>
       <w:szCs w:val="16"/>
     </w:rPr>
   </w:style>
@@ -4505,7 +4560,7 @@
       <w:b/>
       <w:bCs/>
       <w:color w:val="4F81BD" w:themeColor="accent1"/>
-      <w:sz w:val="18"/>
+      <w:sz w:val="20"/>
       <w:szCs w:val="18"/>
     </w:rPr>
   </w:style>

--- a/hw/P1.docx
+++ b/hw/P1.docx
@@ -1296,13 +1296,16 @@
             <w:tcW w:type="dxa" w:w="7767"/>
             <w:shd w:fill="0F172A"/>
             <w:tcMar>
-              <w:top w:w="90" w:type="dxa"/>
+              <w:top w:w="35" w:type="dxa"/>
               <w:left w:w="90" w:type="dxa"/>
-              <w:bottom w:w="90" w:type="dxa"/>
+              <w:bottom w:w="35" w:type="dxa"/>
               <w:right w:w="90" w:type="dxa"/>
             </w:tcMar>
           </w:tcPr>
           <w:p>
+            <w:pPr>
+              <w:spacing w:before="0" w:after="0" w:line="240" w:lineRule="auto"/>
+            </w:pPr>
             <w:r>
               <w:rPr>
                 <w:b/>
@@ -1318,13 +1321,16 @@
             <w:tcW w:type="dxa" w:w="1984"/>
             <w:shd w:fill="0F172A"/>
             <w:tcMar>
-              <w:top w:w="90" w:type="dxa"/>
+              <w:top w:w="35" w:type="dxa"/>
               <w:left w:w="90" w:type="dxa"/>
-              <w:bottom w:w="90" w:type="dxa"/>
+              <w:bottom w:w="35" w:type="dxa"/>
               <w:right w:w="90" w:type="dxa"/>
             </w:tcMar>
           </w:tcPr>
           <w:p>
+            <w:pPr>
+              <w:spacing w:before="0" w:after="0" w:line="240" w:lineRule="auto"/>
+            </w:pPr>
             <w:r>
               <w:rPr>
                 <w:b/>
@@ -1344,9 +1350,9 @@
           <w:tcPr>
             <w:tcW w:type="dxa" w:w="7767"/>
             <w:tcMar>
-              <w:top w:w="90" w:type="dxa"/>
+              <w:top w:w="35" w:type="dxa"/>
               <w:left w:w="90" w:type="dxa"/>
-              <w:bottom w:w="90" w:type="dxa"/>
+              <w:bottom w:w="35" w:type="dxa"/>
               <w:right w:w="90" w:type="dxa"/>
             </w:tcMar>
             <w:tcBorders>
@@ -1354,6 +1360,9 @@
             </w:tcBorders>
           </w:tcPr>
           <w:p>
+            <w:pPr>
+              <w:spacing w:before="0" w:after="0" w:line="240" w:lineRule="auto"/>
+            </w:pPr>
             <w:r>
               <w:rPr>
                 <w:rFonts w:ascii="Arial" w:hAnsi="Arial"/>
@@ -1367,9 +1376,9 @@
           <w:tcPr>
             <w:tcW w:type="dxa" w:w="1984"/>
             <w:tcMar>
-              <w:top w:w="90" w:type="dxa"/>
+              <w:top w:w="35" w:type="dxa"/>
               <w:left w:w="90" w:type="dxa"/>
-              <w:bottom w:w="90" w:type="dxa"/>
+              <w:bottom w:w="35" w:type="dxa"/>
               <w:right w:w="90" w:type="dxa"/>
             </w:tcMar>
             <w:tcBorders>
@@ -1395,9 +1404,9 @@
           <w:tcPr>
             <w:tcW w:type="dxa" w:w="7767"/>
             <w:tcMar>
-              <w:top w:w="90" w:type="dxa"/>
+              <w:top w:w="35" w:type="dxa"/>
               <w:left w:w="90" w:type="dxa"/>
-              <w:bottom w:w="90" w:type="dxa"/>
+              <w:bottom w:w="35" w:type="dxa"/>
               <w:right w:w="90" w:type="dxa"/>
             </w:tcMar>
             <w:tcBorders>
@@ -1405,6 +1414,9 @@
             </w:tcBorders>
           </w:tcPr>
           <w:p>
+            <w:pPr>
+              <w:spacing w:before="0" w:after="0" w:line="240" w:lineRule="auto"/>
+            </w:pPr>
             <w:r>
               <w:rPr>
                 <w:rFonts w:ascii="Arial" w:hAnsi="Arial"/>
@@ -1418,9 +1430,9 @@
           <w:tcPr>
             <w:tcW w:type="dxa" w:w="1984"/>
             <w:tcMar>
-              <w:top w:w="90" w:type="dxa"/>
+              <w:top w:w="35" w:type="dxa"/>
               <w:left w:w="90" w:type="dxa"/>
-              <w:bottom w:w="90" w:type="dxa"/>
+              <w:bottom w:w="35" w:type="dxa"/>
               <w:right w:w="90" w:type="dxa"/>
             </w:tcMar>
             <w:tcBorders>
@@ -1446,9 +1458,9 @@
           <w:tcPr>
             <w:tcW w:type="dxa" w:w="7767"/>
             <w:tcMar>
-              <w:top w:w="90" w:type="dxa"/>
+              <w:top w:w="35" w:type="dxa"/>
               <w:left w:w="90" w:type="dxa"/>
-              <w:bottom w:w="90" w:type="dxa"/>
+              <w:bottom w:w="35" w:type="dxa"/>
               <w:right w:w="90" w:type="dxa"/>
             </w:tcMar>
             <w:tcBorders>
@@ -1456,6 +1468,9 @@
             </w:tcBorders>
           </w:tcPr>
           <w:p>
+            <w:pPr>
+              <w:spacing w:before="0" w:after="0" w:line="240" w:lineRule="auto"/>
+            </w:pPr>
             <w:r>
               <w:rPr>
                 <w:rFonts w:ascii="Arial" w:hAnsi="Arial"/>
@@ -1469,9 +1484,9 @@
           <w:tcPr>
             <w:tcW w:type="dxa" w:w="1984"/>
             <w:tcMar>
-              <w:top w:w="90" w:type="dxa"/>
+              <w:top w:w="35" w:type="dxa"/>
               <w:left w:w="90" w:type="dxa"/>
-              <w:bottom w:w="90" w:type="dxa"/>
+              <w:bottom w:w="35" w:type="dxa"/>
               <w:right w:w="90" w:type="dxa"/>
             </w:tcMar>
             <w:tcBorders>
@@ -1497,9 +1512,9 @@
           <w:tcPr>
             <w:tcW w:type="dxa" w:w="7767"/>
             <w:tcMar>
-              <w:top w:w="90" w:type="dxa"/>
+              <w:top w:w="35" w:type="dxa"/>
               <w:left w:w="90" w:type="dxa"/>
-              <w:bottom w:w="90" w:type="dxa"/>
+              <w:bottom w:w="35" w:type="dxa"/>
               <w:right w:w="90" w:type="dxa"/>
             </w:tcMar>
             <w:tcBorders>
@@ -1507,6 +1522,9 @@
             </w:tcBorders>
           </w:tcPr>
           <w:p>
+            <w:pPr>
+              <w:spacing w:before="0" w:after="0" w:line="240" w:lineRule="auto"/>
+            </w:pPr>
             <w:r>
               <w:rPr>
                 <w:rFonts w:ascii="Arial" w:hAnsi="Arial"/>
@@ -1520,9 +1538,9 @@
           <w:tcPr>
             <w:tcW w:type="dxa" w:w="1984"/>
             <w:tcMar>
-              <w:top w:w="90" w:type="dxa"/>
+              <w:top w:w="35" w:type="dxa"/>
               <w:left w:w="90" w:type="dxa"/>
-              <w:bottom w:w="90" w:type="dxa"/>
+              <w:bottom w:w="35" w:type="dxa"/>
               <w:right w:w="90" w:type="dxa"/>
             </w:tcMar>
             <w:tcBorders>
@@ -1548,9 +1566,9 @@
           <w:tcPr>
             <w:tcW w:type="dxa" w:w="7767"/>
             <w:tcMar>
-              <w:top w:w="90" w:type="dxa"/>
+              <w:top w:w="35" w:type="dxa"/>
               <w:left w:w="90" w:type="dxa"/>
-              <w:bottom w:w="90" w:type="dxa"/>
+              <w:bottom w:w="35" w:type="dxa"/>
               <w:right w:w="90" w:type="dxa"/>
             </w:tcMar>
             <w:tcBorders>
@@ -1558,6 +1576,9 @@
             </w:tcBorders>
           </w:tcPr>
           <w:p>
+            <w:pPr>
+              <w:spacing w:before="0" w:after="0" w:line="240" w:lineRule="auto"/>
+            </w:pPr>
             <w:r>
               <w:rPr>
                 <w:rFonts w:ascii="Arial" w:hAnsi="Arial"/>
@@ -1571,9 +1592,9 @@
           <w:tcPr>
             <w:tcW w:type="dxa" w:w="1984"/>
             <w:tcMar>
-              <w:top w:w="90" w:type="dxa"/>
+              <w:top w:w="35" w:type="dxa"/>
               <w:left w:w="90" w:type="dxa"/>
-              <w:bottom w:w="90" w:type="dxa"/>
+              <w:bottom w:w="35" w:type="dxa"/>
               <w:right w:w="90" w:type="dxa"/>
             </w:tcMar>
             <w:tcBorders>
@@ -1599,9 +1620,9 @@
           <w:tcPr>
             <w:tcW w:type="dxa" w:w="7767"/>
             <w:tcMar>
-              <w:top w:w="90" w:type="dxa"/>
+              <w:top w:w="35" w:type="dxa"/>
               <w:left w:w="90" w:type="dxa"/>
-              <w:bottom w:w="90" w:type="dxa"/>
+              <w:bottom w:w="35" w:type="dxa"/>
               <w:right w:w="90" w:type="dxa"/>
             </w:tcMar>
             <w:tcBorders>
@@ -1609,6 +1630,9 @@
             </w:tcBorders>
           </w:tcPr>
           <w:p>
+            <w:pPr>
+              <w:spacing w:before="0" w:after="0" w:line="240" w:lineRule="auto"/>
+            </w:pPr>
             <w:r>
               <w:rPr>
                 <w:rFonts w:ascii="Arial" w:hAnsi="Arial"/>
@@ -1622,9 +1646,9 @@
           <w:tcPr>
             <w:tcW w:type="dxa" w:w="1984"/>
             <w:tcMar>
-              <w:top w:w="90" w:type="dxa"/>
+              <w:top w:w="35" w:type="dxa"/>
               <w:left w:w="90" w:type="dxa"/>
-              <w:bottom w:w="90" w:type="dxa"/>
+              <w:bottom w:w="35" w:type="dxa"/>
               <w:right w:w="90" w:type="dxa"/>
             </w:tcMar>
             <w:tcBorders>
@@ -1798,9 +1822,9 @@
           <w:tcPr>
             <w:tcW w:type="dxa" w:w="7710"/>
             <w:tcMar>
-              <w:top w:w="75" w:type="dxa"/>
+              <w:top w:w="35" w:type="dxa"/>
               <w:left w:w="90" w:type="dxa"/>
-              <w:bottom w:w="75" w:type="dxa"/>
+              <w:bottom w:w="35" w:type="dxa"/>
               <w:right w:w="90" w:type="dxa"/>
             </w:tcMar>
             <w:tcBorders>
@@ -1808,6 +1832,9 @@
             </w:tcBorders>
           </w:tcPr>
           <w:p>
+            <w:pPr>
+              <w:spacing w:before="0" w:after="0" w:line="240" w:lineRule="auto"/>
+            </w:pPr>
             <w:r>
               <w:rPr>
                 <w:sz w:val="20"/>
@@ -1820,9 +1847,9 @@
           <w:tcPr>
             <w:tcW w:type="dxa" w:w="2041"/>
             <w:tcMar>
-              <w:top w:w="75" w:type="dxa"/>
+              <w:top w:w="35" w:type="dxa"/>
               <w:left w:w="90" w:type="dxa"/>
-              <w:bottom w:w="75" w:type="dxa"/>
+              <w:bottom w:w="35" w:type="dxa"/>
               <w:right w:w="90" w:type="dxa"/>
             </w:tcMar>
             <w:tcBorders>
@@ -1847,9 +1874,9 @@
           <w:tcPr>
             <w:tcW w:type="dxa" w:w="7710"/>
             <w:tcMar>
-              <w:top w:w="75" w:type="dxa"/>
+              <w:top w:w="35" w:type="dxa"/>
               <w:left w:w="90" w:type="dxa"/>
-              <w:bottom w:w="75" w:type="dxa"/>
+              <w:bottom w:w="35" w:type="dxa"/>
               <w:right w:w="90" w:type="dxa"/>
             </w:tcMar>
             <w:tcBorders>
@@ -1857,6 +1884,9 @@
             </w:tcBorders>
           </w:tcPr>
           <w:p>
+            <w:pPr>
+              <w:spacing w:before="0" w:after="0" w:line="240" w:lineRule="auto"/>
+            </w:pPr>
             <w:r>
               <w:rPr>
                 <w:sz w:val="20"/>
@@ -1869,9 +1899,9 @@
           <w:tcPr>
             <w:tcW w:type="dxa" w:w="2041"/>
             <w:tcMar>
-              <w:top w:w="75" w:type="dxa"/>
+              <w:top w:w="35" w:type="dxa"/>
               <w:left w:w="90" w:type="dxa"/>
-              <w:bottom w:w="75" w:type="dxa"/>
+              <w:bottom w:w="35" w:type="dxa"/>
               <w:right w:w="90" w:type="dxa"/>
             </w:tcMar>
             <w:tcBorders>
@@ -1896,9 +1926,9 @@
           <w:tcPr>
             <w:tcW w:type="dxa" w:w="7710"/>
             <w:tcMar>
-              <w:top w:w="75" w:type="dxa"/>
+              <w:top w:w="35" w:type="dxa"/>
               <w:left w:w="90" w:type="dxa"/>
-              <w:bottom w:w="75" w:type="dxa"/>
+              <w:bottom w:w="35" w:type="dxa"/>
               <w:right w:w="90" w:type="dxa"/>
             </w:tcMar>
             <w:tcBorders>
@@ -1906,6 +1936,9 @@
             </w:tcBorders>
           </w:tcPr>
           <w:p>
+            <w:pPr>
+              <w:spacing w:before="0" w:after="0" w:line="240" w:lineRule="auto"/>
+            </w:pPr>
             <w:r>
               <w:rPr>
                 <w:sz w:val="20"/>
@@ -1918,9 +1951,9 @@
           <w:tcPr>
             <w:tcW w:type="dxa" w:w="2041"/>
             <w:tcMar>
-              <w:top w:w="75" w:type="dxa"/>
+              <w:top w:w="35" w:type="dxa"/>
               <w:left w:w="90" w:type="dxa"/>
-              <w:bottom w:w="75" w:type="dxa"/>
+              <w:bottom w:w="35" w:type="dxa"/>
               <w:right w:w="90" w:type="dxa"/>
             </w:tcMar>
             <w:tcBorders>
@@ -1945,9 +1978,9 @@
           <w:tcPr>
             <w:tcW w:type="dxa" w:w="7710"/>
             <w:tcMar>
-              <w:top w:w="75" w:type="dxa"/>
+              <w:top w:w="35" w:type="dxa"/>
               <w:left w:w="90" w:type="dxa"/>
-              <w:bottom w:w="75" w:type="dxa"/>
+              <w:bottom w:w="35" w:type="dxa"/>
               <w:right w:w="90" w:type="dxa"/>
             </w:tcMar>
             <w:tcBorders>
@@ -1955,6 +1988,9 @@
             </w:tcBorders>
           </w:tcPr>
           <w:p>
+            <w:pPr>
+              <w:spacing w:before="0" w:after="0" w:line="240" w:lineRule="auto"/>
+            </w:pPr>
             <w:r>
               <w:rPr>
                 <w:sz w:val="20"/>
@@ -1967,9 +2003,9 @@
           <w:tcPr>
             <w:tcW w:type="dxa" w:w="2041"/>
             <w:tcMar>
-              <w:top w:w="75" w:type="dxa"/>
+              <w:top w:w="35" w:type="dxa"/>
               <w:left w:w="90" w:type="dxa"/>
-              <w:bottom w:w="75" w:type="dxa"/>
+              <w:bottom w:w="35" w:type="dxa"/>
               <w:right w:w="90" w:type="dxa"/>
             </w:tcMar>
             <w:tcBorders>
@@ -1994,9 +2030,9 @@
           <w:tcPr>
             <w:tcW w:type="dxa" w:w="7710"/>
             <w:tcMar>
-              <w:top w:w="75" w:type="dxa"/>
+              <w:top w:w="35" w:type="dxa"/>
               <w:left w:w="90" w:type="dxa"/>
-              <w:bottom w:w="75" w:type="dxa"/>
+              <w:bottom w:w="35" w:type="dxa"/>
               <w:right w:w="90" w:type="dxa"/>
             </w:tcMar>
             <w:tcBorders>
@@ -2004,6 +2040,9 @@
             </w:tcBorders>
           </w:tcPr>
           <w:p>
+            <w:pPr>
+              <w:spacing w:before="0" w:after="0" w:line="240" w:lineRule="auto"/>
+            </w:pPr>
             <w:r>
               <w:rPr>
                 <w:sz w:val="20"/>
@@ -2016,9 +2055,9 @@
           <w:tcPr>
             <w:tcW w:type="dxa" w:w="2041"/>
             <w:tcMar>
-              <w:top w:w="75" w:type="dxa"/>
+              <w:top w:w="35" w:type="dxa"/>
               <w:left w:w="90" w:type="dxa"/>
-              <w:bottom w:w="75" w:type="dxa"/>
+              <w:bottom w:w="35" w:type="dxa"/>
               <w:right w:w="90" w:type="dxa"/>
             </w:tcMar>
             <w:tcBorders>
@@ -2043,9 +2082,9 @@
           <w:tcPr>
             <w:tcW w:type="dxa" w:w="7710"/>
             <w:tcMar>
-              <w:top w:w="75" w:type="dxa"/>
+              <w:top w:w="35" w:type="dxa"/>
               <w:left w:w="90" w:type="dxa"/>
-              <w:bottom w:w="75" w:type="dxa"/>
+              <w:bottom w:w="35" w:type="dxa"/>
               <w:right w:w="90" w:type="dxa"/>
             </w:tcMar>
             <w:tcBorders>
@@ -2053,6 +2092,9 @@
             </w:tcBorders>
           </w:tcPr>
           <w:p>
+            <w:pPr>
+              <w:spacing w:before="0" w:after="0" w:line="240" w:lineRule="auto"/>
+            </w:pPr>
             <w:r>
               <w:rPr>
                 <w:sz w:val="20"/>
@@ -2065,9 +2107,9 @@
           <w:tcPr>
             <w:tcW w:type="dxa" w:w="2041"/>
             <w:tcMar>
-              <w:top w:w="75" w:type="dxa"/>
+              <w:top w:w="35" w:type="dxa"/>
               <w:left w:w="90" w:type="dxa"/>
-              <w:bottom w:w="75" w:type="dxa"/>
+              <w:bottom w:w="35" w:type="dxa"/>
               <w:right w:w="90" w:type="dxa"/>
             </w:tcMar>
             <w:tcBorders>

--- a/hw/P1.docx
+++ b/hw/P1.docx
@@ -106,7 +106,7 @@
             <w:pPr>
               <w:spacing w:before="20" w:after="20" w:line="240" w:lineRule="auto"/>
               <w:pBdr>
-                <w:bottom w:val="single" w:sz="5" w:space="1" w:color="CBD5E1"/>
+                <w:bottom w:val="single" w:sz="10" w:space="1" w:color="0F172A"/>
               </w:pBdr>
             </w:pPr>
           </w:p>
@@ -139,7 +139,7 @@
             <w:pPr>
               <w:spacing w:before="20" w:after="20" w:line="240" w:lineRule="auto"/>
               <w:pBdr>
-                <w:bottom w:val="single" w:sz="5" w:space="1" w:color="CBD5E1"/>
+                <w:bottom w:val="single" w:sz="10" w:space="1" w:color="0F172A"/>
               </w:pBdr>
             </w:pPr>
           </w:p>
@@ -172,7 +172,7 @@
             <w:pPr>
               <w:spacing w:before="20" w:after="20" w:line="240" w:lineRule="auto"/>
               <w:pBdr>
-                <w:bottom w:val="single" w:sz="5" w:space="1" w:color="CBD5E1"/>
+                <w:bottom w:val="single" w:sz="10" w:space="1" w:color="0F172A"/>
               </w:pBdr>
             </w:pPr>
           </w:p>
@@ -206,10 +206,10 @@
               <w:right w:w="120" w:type="dxa"/>
             </w:tcMar>
             <w:tcBorders>
-              <w:top w:val="single" w:sz="5" w:color="BFDBFE"/>
-              <w:left w:val="single" w:sz="5" w:color="BFDBFE"/>
-              <w:bottom w:val="single" w:sz="5" w:color="BFDBFE"/>
-              <w:right w:val="single" w:sz="5" w:color="BFDBFE"/>
+              <w:top w:val="single" w:sz="8" w:color="0F172A" w:space="0"/>
+              <w:left w:val="single" w:sz="8" w:color="0F172A" w:space="0"/>
+              <w:bottom w:val="single" w:sz="8" w:color="0F172A" w:space="0"/>
+              <w:right w:val="single" w:sz="8" w:color="0F172A" w:space="0"/>
             </w:tcBorders>
           </w:tcPr>
           <w:p>
@@ -246,10 +246,10 @@
               <w:right w:w="120" w:type="dxa"/>
             </w:tcMar>
             <w:tcBorders>
-              <w:top w:val="single" w:sz="5" w:color="BFDBFE"/>
-              <w:left w:val="single" w:sz="5" w:color="BFDBFE"/>
-              <w:bottom w:val="single" w:sz="5" w:color="BFDBFE"/>
-              <w:right w:val="single" w:sz="5" w:color="BFDBFE"/>
+              <w:top w:val="single" w:sz="8" w:color="0F172A" w:space="0"/>
+              <w:left w:val="single" w:sz="8" w:color="0F172A" w:space="0"/>
+              <w:bottom w:val="single" w:sz="8" w:color="0F172A" w:space="0"/>
+              <w:right w:val="single" w:sz="8" w:color="0F172A" w:space="0"/>
             </w:tcBorders>
           </w:tcPr>
           <w:p>
@@ -286,10 +286,10 @@
               <w:right w:w="120" w:type="dxa"/>
             </w:tcMar>
             <w:tcBorders>
-              <w:top w:val="single" w:sz="5" w:color="BFDBFE"/>
-              <w:left w:val="single" w:sz="5" w:color="BFDBFE"/>
-              <w:bottom w:val="single" w:sz="5" w:color="BFDBFE"/>
-              <w:right w:val="single" w:sz="5" w:color="BFDBFE"/>
+              <w:top w:val="single" w:sz="8" w:color="0F172A" w:space="0"/>
+              <w:left w:val="single" w:sz="8" w:color="0F172A" w:space="0"/>
+              <w:bottom w:val="single" w:sz="8" w:color="0F172A" w:space="0"/>
+              <w:right w:val="single" w:sz="8" w:color="0F172A" w:space="0"/>
             </w:tcBorders>
           </w:tcPr>
           <w:p>
@@ -1301,6 +1301,12 @@
               <w:bottom w:w="35" w:type="dxa"/>
               <w:right w:w="90" w:type="dxa"/>
             </w:tcMar>
+            <w:tcBorders>
+              <w:top w:val="single" w:sz="8" w:space="0" w:color="0F172A"/>
+              <w:left w:val="single" w:sz="8" w:space="0" w:color="0F172A"/>
+              <w:bottom w:val="single" w:sz="8" w:space="0" w:color="0F172A"/>
+              <w:right w:val="single" w:sz="8" w:space="0" w:color="0F172A"/>
+            </w:tcBorders>
           </w:tcPr>
           <w:p>
             <w:pPr>
@@ -1326,6 +1332,12 @@
               <w:bottom w:w="35" w:type="dxa"/>
               <w:right w:w="90" w:type="dxa"/>
             </w:tcMar>
+            <w:tcBorders>
+              <w:top w:val="single" w:sz="8" w:space="0" w:color="0F172A"/>
+              <w:left w:val="single" w:sz="8" w:space="0" w:color="0F172A"/>
+              <w:bottom w:val="single" w:sz="8" w:space="0" w:color="0F172A"/>
+              <w:right w:val="single" w:sz="8" w:space="0" w:color="0F172A"/>
+            </w:tcBorders>
           </w:tcPr>
           <w:p>
             <w:pPr>
@@ -1356,7 +1368,10 @@
               <w:right w:w="90" w:type="dxa"/>
             </w:tcMar>
             <w:tcBorders>
-              <w:bottom w:val="single" w:sz="4" w:color="CBD5E1"/>
+              <w:bottom w:val="single" w:sz="8" w:color="334155" w:space="0"/>
+              <w:top w:val="single" w:sz="8" w:space="0" w:color="334155"/>
+              <w:left w:val="single" w:sz="8" w:space="0" w:color="334155"/>
+              <w:right w:val="single" w:sz="8" w:space="0" w:color="334155"/>
             </w:tcBorders>
           </w:tcPr>
           <w:p>
@@ -1382,7 +1397,10 @@
               <w:right w:w="90" w:type="dxa"/>
             </w:tcMar>
             <w:tcBorders>
-              <w:bottom w:val="single" w:sz="4" w:color="CBD5E1"/>
+              <w:bottom w:val="single" w:sz="14" w:color="0F172A" w:space="0"/>
+              <w:top w:val="single" w:sz="14" w:space="0" w:color="0F172A"/>
+              <w:left w:val="single" w:sz="14" w:space="0" w:color="0F172A"/>
+              <w:right w:val="single" w:sz="14" w:space="0" w:color="0F172A"/>
             </w:tcBorders>
           </w:tcPr>
           <w:p>
@@ -1390,7 +1408,7 @@
               <w:spacing w:before="20" w:after="20" w:line="240" w:lineRule="auto"/>
               <w:jc w:val="center"/>
               <w:pBdr>
-                <w:bottom w:val="single" w:sz="5" w:space="1" w:color="CBD5E1"/>
+                <w:bottom w:val="single" w:sz="10" w:space="1" w:color="0F172A"/>
               </w:pBdr>
             </w:pPr>
           </w:p>
@@ -1410,7 +1428,10 @@
               <w:right w:w="90" w:type="dxa"/>
             </w:tcMar>
             <w:tcBorders>
-              <w:bottom w:val="single" w:sz="4" w:color="CBD5E1"/>
+              <w:bottom w:val="single" w:sz="8" w:color="334155" w:space="0"/>
+              <w:top w:val="single" w:sz="8" w:space="0" w:color="334155"/>
+              <w:left w:val="single" w:sz="8" w:space="0" w:color="334155"/>
+              <w:right w:val="single" w:sz="8" w:space="0" w:color="334155"/>
             </w:tcBorders>
           </w:tcPr>
           <w:p>
@@ -1436,7 +1457,10 @@
               <w:right w:w="90" w:type="dxa"/>
             </w:tcMar>
             <w:tcBorders>
-              <w:bottom w:val="single" w:sz="4" w:color="CBD5E1"/>
+              <w:bottom w:val="single" w:sz="14" w:color="0F172A" w:space="0"/>
+              <w:top w:val="single" w:sz="14" w:space="0" w:color="0F172A"/>
+              <w:left w:val="single" w:sz="14" w:space="0" w:color="0F172A"/>
+              <w:right w:val="single" w:sz="14" w:space="0" w:color="0F172A"/>
             </w:tcBorders>
           </w:tcPr>
           <w:p>
@@ -1444,7 +1468,7 @@
               <w:spacing w:before="20" w:after="20" w:line="240" w:lineRule="auto"/>
               <w:jc w:val="center"/>
               <w:pBdr>
-                <w:bottom w:val="single" w:sz="5" w:space="1" w:color="CBD5E1"/>
+                <w:bottom w:val="single" w:sz="10" w:space="1" w:color="0F172A"/>
               </w:pBdr>
             </w:pPr>
           </w:p>
@@ -1464,7 +1488,10 @@
               <w:right w:w="90" w:type="dxa"/>
             </w:tcMar>
             <w:tcBorders>
-              <w:bottom w:val="single" w:sz="4" w:color="CBD5E1"/>
+              <w:bottom w:val="single" w:sz="8" w:color="334155" w:space="0"/>
+              <w:top w:val="single" w:sz="8" w:space="0" w:color="334155"/>
+              <w:left w:val="single" w:sz="8" w:space="0" w:color="334155"/>
+              <w:right w:val="single" w:sz="8" w:space="0" w:color="334155"/>
             </w:tcBorders>
           </w:tcPr>
           <w:p>
@@ -1490,7 +1517,10 @@
               <w:right w:w="90" w:type="dxa"/>
             </w:tcMar>
             <w:tcBorders>
-              <w:bottom w:val="single" w:sz="4" w:color="CBD5E1"/>
+              <w:bottom w:val="single" w:sz="14" w:color="0F172A" w:space="0"/>
+              <w:top w:val="single" w:sz="14" w:space="0" w:color="0F172A"/>
+              <w:left w:val="single" w:sz="14" w:space="0" w:color="0F172A"/>
+              <w:right w:val="single" w:sz="14" w:space="0" w:color="0F172A"/>
             </w:tcBorders>
           </w:tcPr>
           <w:p>
@@ -1498,7 +1528,7 @@
               <w:spacing w:before="20" w:after="20" w:line="240" w:lineRule="auto"/>
               <w:jc w:val="center"/>
               <w:pBdr>
-                <w:bottom w:val="single" w:sz="5" w:space="1" w:color="CBD5E1"/>
+                <w:bottom w:val="single" w:sz="10" w:space="1" w:color="0F172A"/>
               </w:pBdr>
             </w:pPr>
           </w:p>
@@ -1518,7 +1548,10 @@
               <w:right w:w="90" w:type="dxa"/>
             </w:tcMar>
             <w:tcBorders>
-              <w:bottom w:val="single" w:sz="4" w:color="CBD5E1"/>
+              <w:bottom w:val="single" w:sz="8" w:color="334155" w:space="0"/>
+              <w:top w:val="single" w:sz="8" w:space="0" w:color="334155"/>
+              <w:left w:val="single" w:sz="8" w:space="0" w:color="334155"/>
+              <w:right w:val="single" w:sz="8" w:space="0" w:color="334155"/>
             </w:tcBorders>
           </w:tcPr>
           <w:p>
@@ -1544,7 +1577,10 @@
               <w:right w:w="90" w:type="dxa"/>
             </w:tcMar>
             <w:tcBorders>
-              <w:bottom w:val="single" w:sz="4" w:color="CBD5E1"/>
+              <w:bottom w:val="single" w:sz="14" w:color="0F172A" w:space="0"/>
+              <w:top w:val="single" w:sz="14" w:space="0" w:color="0F172A"/>
+              <w:left w:val="single" w:sz="14" w:space="0" w:color="0F172A"/>
+              <w:right w:val="single" w:sz="14" w:space="0" w:color="0F172A"/>
             </w:tcBorders>
           </w:tcPr>
           <w:p>
@@ -1552,7 +1588,7 @@
               <w:spacing w:before="20" w:after="20" w:line="240" w:lineRule="auto"/>
               <w:jc w:val="center"/>
               <w:pBdr>
-                <w:bottom w:val="single" w:sz="5" w:space="1" w:color="CBD5E1"/>
+                <w:bottom w:val="single" w:sz="10" w:space="1" w:color="0F172A"/>
               </w:pBdr>
             </w:pPr>
           </w:p>
@@ -1572,7 +1608,10 @@
               <w:right w:w="90" w:type="dxa"/>
             </w:tcMar>
             <w:tcBorders>
-              <w:bottom w:val="single" w:sz="4" w:color="CBD5E1"/>
+              <w:bottom w:val="single" w:sz="8" w:color="334155" w:space="0"/>
+              <w:top w:val="single" w:sz="8" w:space="0" w:color="334155"/>
+              <w:left w:val="single" w:sz="8" w:space="0" w:color="334155"/>
+              <w:right w:val="single" w:sz="8" w:space="0" w:color="334155"/>
             </w:tcBorders>
           </w:tcPr>
           <w:p>
@@ -1598,7 +1637,10 @@
               <w:right w:w="90" w:type="dxa"/>
             </w:tcMar>
             <w:tcBorders>
-              <w:bottom w:val="single" w:sz="4" w:color="CBD5E1"/>
+              <w:bottom w:val="single" w:sz="14" w:color="0F172A" w:space="0"/>
+              <w:top w:val="single" w:sz="14" w:space="0" w:color="0F172A"/>
+              <w:left w:val="single" w:sz="14" w:space="0" w:color="0F172A"/>
+              <w:right w:val="single" w:sz="14" w:space="0" w:color="0F172A"/>
             </w:tcBorders>
           </w:tcPr>
           <w:p>
@@ -1606,7 +1648,7 @@
               <w:spacing w:before="20" w:after="20" w:line="240" w:lineRule="auto"/>
               <w:jc w:val="center"/>
               <w:pBdr>
-                <w:bottom w:val="single" w:sz="5" w:space="1" w:color="CBD5E1"/>
+                <w:bottom w:val="single" w:sz="10" w:space="1" w:color="0F172A"/>
               </w:pBdr>
             </w:pPr>
           </w:p>
@@ -1626,7 +1668,10 @@
               <w:right w:w="90" w:type="dxa"/>
             </w:tcMar>
             <w:tcBorders>
-              <w:bottom w:val="single" w:sz="4" w:color="CBD5E1"/>
+              <w:bottom w:val="single" w:sz="8" w:color="334155" w:space="0"/>
+              <w:top w:val="single" w:sz="8" w:space="0" w:color="334155"/>
+              <w:left w:val="single" w:sz="8" w:space="0" w:color="334155"/>
+              <w:right w:val="single" w:sz="8" w:space="0" w:color="334155"/>
             </w:tcBorders>
           </w:tcPr>
           <w:p>
@@ -1652,7 +1697,10 @@
               <w:right w:w="90" w:type="dxa"/>
             </w:tcMar>
             <w:tcBorders>
-              <w:bottom w:val="single" w:sz="4" w:color="CBD5E1"/>
+              <w:bottom w:val="single" w:sz="14" w:color="0F172A" w:space="0"/>
+              <w:top w:val="single" w:sz="14" w:space="0" w:color="0F172A"/>
+              <w:left w:val="single" w:sz="14" w:space="0" w:color="0F172A"/>
+              <w:right w:val="single" w:sz="14" w:space="0" w:color="0F172A"/>
             </w:tcBorders>
           </w:tcPr>
           <w:p>
@@ -1660,7 +1708,7 @@
               <w:spacing w:before="20" w:after="20" w:line="240" w:lineRule="auto"/>
               <w:jc w:val="center"/>
               <w:pBdr>
-                <w:bottom w:val="single" w:sz="5" w:space="1" w:color="CBD5E1"/>
+                <w:bottom w:val="single" w:sz="10" w:space="1" w:color="0F172A"/>
               </w:pBdr>
             </w:pPr>
           </w:p>
@@ -1715,7 +1763,7 @@
       <w:pPr>
         <w:spacing w:after="80" w:before="20" w:line="240" w:lineRule="auto"/>
         <w:pBdr>
-          <w:bottom w:val="single" w:sz="5" w:space="1" w:color="94A3B8"/>
+          <w:bottom w:val="single" w:sz="10" w:space="1" w:color="0F172A"/>
         </w:pBdr>
       </w:pPr>
     </w:p>
@@ -1734,7 +1782,7 @@
       <w:pPr>
         <w:spacing w:after="80" w:before="20" w:line="240" w:lineRule="auto"/>
         <w:pBdr>
-          <w:bottom w:val="single" w:sz="5" w:space="1" w:color="94A3B8"/>
+          <w:bottom w:val="single" w:sz="10" w:space="1" w:color="0F172A"/>
         </w:pBdr>
       </w:pPr>
     </w:p>
@@ -1754,7 +1802,7 @@
       <w:pPr>
         <w:spacing w:after="80" w:before="20" w:line="240" w:lineRule="auto"/>
         <w:pBdr>
-          <w:bottom w:val="single" w:sz="5" w:space="1" w:color="94A3B8"/>
+          <w:bottom w:val="single" w:sz="10" w:space="1" w:color="0F172A"/>
         </w:pBdr>
       </w:pPr>
     </w:p>
@@ -1828,7 +1876,10 @@
               <w:right w:w="90" w:type="dxa"/>
             </w:tcMar>
             <w:tcBorders>
-              <w:bottom w:val="single" w:sz="4" w:color="CBD5E1"/>
+              <w:bottom w:val="single" w:sz="8" w:color="334155" w:space="0"/>
+              <w:top w:val="single" w:sz="8" w:space="0" w:color="334155"/>
+              <w:left w:val="single" w:sz="8" w:space="0" w:color="334155"/>
+              <w:right w:val="single" w:sz="8" w:space="0" w:color="334155"/>
             </w:tcBorders>
           </w:tcPr>
           <w:p>
@@ -1853,14 +1904,17 @@
               <w:right w:w="90" w:type="dxa"/>
             </w:tcMar>
             <w:tcBorders>
-              <w:bottom w:val="single" w:sz="4" w:color="CBD5E1"/>
+              <w:bottom w:val="single" w:sz="14" w:color="0F172A" w:space="0"/>
+              <w:top w:val="single" w:sz="14" w:space="0" w:color="0F172A"/>
+              <w:left w:val="single" w:sz="14" w:space="0" w:color="0F172A"/>
+              <w:right w:val="single" w:sz="14" w:space="0" w:color="0F172A"/>
             </w:tcBorders>
           </w:tcPr>
           <w:p>
             <w:pPr>
               <w:spacing w:before="20" w:after="20" w:line="240" w:lineRule="auto"/>
               <w:pBdr>
-                <w:bottom w:val="single" w:sz="5" w:space="1" w:color="CBD5E1"/>
+                <w:bottom w:val="single" w:sz="10" w:space="1" w:color="0F172A"/>
               </w:pBdr>
             </w:pPr>
           </w:p>
@@ -1880,7 +1934,10 @@
               <w:right w:w="90" w:type="dxa"/>
             </w:tcMar>
             <w:tcBorders>
-              <w:bottom w:val="single" w:sz="4" w:color="CBD5E1"/>
+              <w:bottom w:val="single" w:sz="8" w:color="334155" w:space="0"/>
+              <w:top w:val="single" w:sz="8" w:space="0" w:color="334155"/>
+              <w:left w:val="single" w:sz="8" w:space="0" w:color="334155"/>
+              <w:right w:val="single" w:sz="8" w:space="0" w:color="334155"/>
             </w:tcBorders>
           </w:tcPr>
           <w:p>
@@ -1905,14 +1962,17 @@
               <w:right w:w="90" w:type="dxa"/>
             </w:tcMar>
             <w:tcBorders>
-              <w:bottom w:val="single" w:sz="4" w:color="CBD5E1"/>
+              <w:bottom w:val="single" w:sz="14" w:color="0F172A" w:space="0"/>
+              <w:top w:val="single" w:sz="14" w:space="0" w:color="0F172A"/>
+              <w:left w:val="single" w:sz="14" w:space="0" w:color="0F172A"/>
+              <w:right w:val="single" w:sz="14" w:space="0" w:color="0F172A"/>
             </w:tcBorders>
           </w:tcPr>
           <w:p>
             <w:pPr>
               <w:spacing w:before="20" w:after="20" w:line="240" w:lineRule="auto"/>
               <w:pBdr>
-                <w:bottom w:val="single" w:sz="5" w:space="1" w:color="CBD5E1"/>
+                <w:bottom w:val="single" w:sz="10" w:space="1" w:color="0F172A"/>
               </w:pBdr>
             </w:pPr>
           </w:p>
@@ -1932,7 +1992,10 @@
               <w:right w:w="90" w:type="dxa"/>
             </w:tcMar>
             <w:tcBorders>
-              <w:bottom w:val="single" w:sz="4" w:color="CBD5E1"/>
+              <w:bottom w:val="single" w:sz="8" w:color="334155" w:space="0"/>
+              <w:top w:val="single" w:sz="8" w:space="0" w:color="334155"/>
+              <w:left w:val="single" w:sz="8" w:space="0" w:color="334155"/>
+              <w:right w:val="single" w:sz="8" w:space="0" w:color="334155"/>
             </w:tcBorders>
           </w:tcPr>
           <w:p>
@@ -1957,14 +2020,17 @@
               <w:right w:w="90" w:type="dxa"/>
             </w:tcMar>
             <w:tcBorders>
-              <w:bottom w:val="single" w:sz="4" w:color="CBD5E1"/>
+              <w:bottom w:val="single" w:sz="14" w:color="0F172A" w:space="0"/>
+              <w:top w:val="single" w:sz="14" w:space="0" w:color="0F172A"/>
+              <w:left w:val="single" w:sz="14" w:space="0" w:color="0F172A"/>
+              <w:right w:val="single" w:sz="14" w:space="0" w:color="0F172A"/>
             </w:tcBorders>
           </w:tcPr>
           <w:p>
             <w:pPr>
               <w:spacing w:before="20" w:after="20" w:line="240" w:lineRule="auto"/>
               <w:pBdr>
-                <w:bottom w:val="single" w:sz="5" w:space="1" w:color="CBD5E1"/>
+                <w:bottom w:val="single" w:sz="10" w:space="1" w:color="0F172A"/>
               </w:pBdr>
             </w:pPr>
           </w:p>
@@ -1984,7 +2050,10 @@
               <w:right w:w="90" w:type="dxa"/>
             </w:tcMar>
             <w:tcBorders>
-              <w:bottom w:val="single" w:sz="4" w:color="CBD5E1"/>
+              <w:bottom w:val="single" w:sz="8" w:color="334155" w:space="0"/>
+              <w:top w:val="single" w:sz="8" w:space="0" w:color="334155"/>
+              <w:left w:val="single" w:sz="8" w:space="0" w:color="334155"/>
+              <w:right w:val="single" w:sz="8" w:space="0" w:color="334155"/>
             </w:tcBorders>
           </w:tcPr>
           <w:p>
@@ -2009,14 +2078,17 @@
               <w:right w:w="90" w:type="dxa"/>
             </w:tcMar>
             <w:tcBorders>
-              <w:bottom w:val="single" w:sz="4" w:color="CBD5E1"/>
+              <w:bottom w:val="single" w:sz="14" w:color="0F172A" w:space="0"/>
+              <w:top w:val="single" w:sz="14" w:space="0" w:color="0F172A"/>
+              <w:left w:val="single" w:sz="14" w:space="0" w:color="0F172A"/>
+              <w:right w:val="single" w:sz="14" w:space="0" w:color="0F172A"/>
             </w:tcBorders>
           </w:tcPr>
           <w:p>
             <w:pPr>
               <w:spacing w:before="20" w:after="20" w:line="240" w:lineRule="auto"/>
               <w:pBdr>
-                <w:bottom w:val="single" w:sz="5" w:space="1" w:color="CBD5E1"/>
+                <w:bottom w:val="single" w:sz="10" w:space="1" w:color="0F172A"/>
               </w:pBdr>
             </w:pPr>
           </w:p>
@@ -2036,7 +2108,10 @@
               <w:right w:w="90" w:type="dxa"/>
             </w:tcMar>
             <w:tcBorders>
-              <w:bottom w:val="single" w:sz="4" w:color="CBD5E1"/>
+              <w:bottom w:val="single" w:sz="8" w:color="334155" w:space="0"/>
+              <w:top w:val="single" w:sz="8" w:space="0" w:color="334155"/>
+              <w:left w:val="single" w:sz="8" w:space="0" w:color="334155"/>
+              <w:right w:val="single" w:sz="8" w:space="0" w:color="334155"/>
             </w:tcBorders>
           </w:tcPr>
           <w:p>
@@ -2061,14 +2136,17 @@
               <w:right w:w="90" w:type="dxa"/>
             </w:tcMar>
             <w:tcBorders>
-              <w:bottom w:val="single" w:sz="4" w:color="CBD5E1"/>
+              <w:bottom w:val="single" w:sz="14" w:color="0F172A" w:space="0"/>
+              <w:top w:val="single" w:sz="14" w:space="0" w:color="0F172A"/>
+              <w:left w:val="single" w:sz="14" w:space="0" w:color="0F172A"/>
+              <w:right w:val="single" w:sz="14" w:space="0" w:color="0F172A"/>
             </w:tcBorders>
           </w:tcPr>
           <w:p>
             <w:pPr>
               <w:spacing w:before="20" w:after="20" w:line="240" w:lineRule="auto"/>
               <w:pBdr>
-                <w:bottom w:val="single" w:sz="5" w:space="1" w:color="CBD5E1"/>
+                <w:bottom w:val="single" w:sz="10" w:space="1" w:color="0F172A"/>
               </w:pBdr>
             </w:pPr>
           </w:p>
@@ -2088,7 +2166,10 @@
               <w:right w:w="90" w:type="dxa"/>
             </w:tcMar>
             <w:tcBorders>
-              <w:bottom w:val="single" w:sz="4" w:color="CBD5E1"/>
+              <w:bottom w:val="single" w:sz="8" w:color="334155" w:space="0"/>
+              <w:top w:val="single" w:sz="8" w:space="0" w:color="334155"/>
+              <w:left w:val="single" w:sz="8" w:space="0" w:color="334155"/>
+              <w:right w:val="single" w:sz="8" w:space="0" w:color="334155"/>
             </w:tcBorders>
           </w:tcPr>
           <w:p>
@@ -2113,14 +2194,17 @@
               <w:right w:w="90" w:type="dxa"/>
             </w:tcMar>
             <w:tcBorders>
-              <w:bottom w:val="single" w:sz="4" w:color="CBD5E1"/>
+              <w:bottom w:val="single" w:sz="14" w:color="0F172A" w:space="0"/>
+              <w:top w:val="single" w:sz="14" w:space="0" w:color="0F172A"/>
+              <w:left w:val="single" w:sz="14" w:space="0" w:color="0F172A"/>
+              <w:right w:val="single" w:sz="14" w:space="0" w:color="0F172A"/>
             </w:tcBorders>
           </w:tcPr>
           <w:p>
             <w:pPr>
               <w:spacing w:before="20" w:after="20" w:line="240" w:lineRule="auto"/>
               <w:pBdr>
-                <w:bottom w:val="single" w:sz="5" w:space="1" w:color="CBD5E1"/>
+                <w:bottom w:val="single" w:sz="10" w:space="1" w:color="0F172A"/>
               </w:pBdr>
             </w:pPr>
           </w:p>
@@ -2245,7 +2329,7 @@
       <w:pPr>
         <w:spacing w:after="80" w:before="20" w:line="240" w:lineRule="auto"/>
         <w:pBdr>
-          <w:bottom w:val="single" w:sz="5" w:space="1" w:color="94A3B8"/>
+          <w:bottom w:val="single" w:sz="10" w:space="1" w:color="0F172A"/>
         </w:pBdr>
       </w:pPr>
     </w:p>
@@ -2261,7 +2345,7 @@
       <w:pPr>
         <w:spacing w:after="80" w:before="20" w:line="240" w:lineRule="auto"/>
         <w:pBdr>
-          <w:bottom w:val="single" w:sz="5" w:space="1" w:color="94A3B8"/>
+          <w:bottom w:val="single" w:sz="10" w:space="1" w:color="0F172A"/>
         </w:pBdr>
       </w:pPr>
     </w:p>
@@ -2323,6 +2407,12 @@
               <w:bottom w:w="90" w:type="dxa"/>
               <w:right w:w="100" w:type="dxa"/>
             </w:tcMar>
+            <w:tcBorders>
+              <w:top w:val="single" w:sz="8" w:space="0" w:color="0F172A"/>
+              <w:left w:val="single" w:sz="8" w:space="0" w:color="0F172A"/>
+              <w:bottom w:val="single" w:sz="8" w:space="0" w:color="0F172A"/>
+              <w:right w:val="single" w:sz="8" w:space="0" w:color="0F172A"/>
+            </w:tcBorders>
           </w:tcPr>
           <w:p>
             <w:pPr>
@@ -2348,6 +2438,12 @@
               <w:bottom w:w="90" w:type="dxa"/>
               <w:right w:w="100" w:type="dxa"/>
             </w:tcMar>
+            <w:tcBorders>
+              <w:top w:val="single" w:sz="8" w:space="0" w:color="0F172A"/>
+              <w:left w:val="single" w:sz="8" w:space="0" w:color="0F172A"/>
+              <w:bottom w:val="single" w:sz="8" w:space="0" w:color="0F172A"/>
+              <w:right w:val="single" w:sz="8" w:space="0" w:color="0F172A"/>
+            </w:tcBorders>
           </w:tcPr>
           <w:p>
             <w:pPr>
@@ -2378,6 +2474,12 @@
               <w:bottom w:w="120" w:type="dxa"/>
               <w:right w:w="140" w:type="dxa"/>
             </w:tcMar>
+            <w:tcBorders>
+              <w:top w:val="single" w:sz="8" w:space="0" w:color="0F172A"/>
+              <w:left w:val="single" w:sz="8" w:space="0" w:color="0F172A"/>
+              <w:bottom w:val="single" w:sz="8" w:space="0" w:color="0F172A"/>
+              <w:right w:val="single" w:sz="8" w:space="0" w:color="0F172A"/>
+            </w:tcBorders>
           </w:tcPr>
           <w:p>
             <w:pPr>
@@ -2408,6 +2510,12 @@
               <w:bottom w:w="120" w:type="dxa"/>
               <w:right w:w="140" w:type="dxa"/>
             </w:tcMar>
+            <w:tcBorders>
+              <w:top w:val="single" w:sz="8" w:space="0" w:color="0F172A"/>
+              <w:left w:val="single" w:sz="8" w:space="0" w:color="0F172A"/>
+              <w:bottom w:val="single" w:sz="8" w:space="0" w:color="0F172A"/>
+              <w:right w:val="single" w:sz="8" w:space="0" w:color="0F172A"/>
+            </w:tcBorders>
           </w:tcPr>
           <w:p>
             <w:pPr>
@@ -2454,7 +2562,7 @@
       <w:pPr>
         <w:spacing w:after="80" w:before="20" w:line="240" w:lineRule="auto"/>
         <w:pBdr>
-          <w:bottom w:val="single" w:sz="5" w:space="1" w:color="94A3B8"/>
+          <w:bottom w:val="single" w:sz="10" w:space="1" w:color="0F172A"/>
         </w:pBdr>
       </w:pPr>
     </w:p>
@@ -2462,7 +2570,7 @@
       <w:pPr>
         <w:spacing w:after="80" w:before="20" w:line="240" w:lineRule="auto"/>
         <w:pBdr>
-          <w:bottom w:val="single" w:sz="5" w:space="1" w:color="94A3B8"/>
+          <w:bottom w:val="single" w:sz="10" w:space="1" w:color="0F172A"/>
         </w:pBdr>
       </w:pPr>
     </w:p>
@@ -2546,7 +2654,10 @@
               <w:right w:w="60" w:type="dxa"/>
             </w:tcMar>
             <w:tcBorders>
-              <w:bottom w:val="single" w:sz="3" w:color="E2E8F0"/>
+              <w:bottom w:val="single" w:sz="8" w:color="334155" w:space="0"/>
+              <w:top w:val="single" w:sz="8" w:space="0" w:color="334155"/>
+              <w:left w:val="single" w:sz="8" w:space="0" w:color="334155"/>
+              <w:right w:val="single" w:sz="8" w:space="0" w:color="334155"/>
             </w:tcBorders>
           </w:tcPr>
           <w:p>
@@ -2569,7 +2680,10 @@
               <w:right w:w="60" w:type="dxa"/>
             </w:tcMar>
             <w:tcBorders>
-              <w:bottom w:val="single" w:sz="3" w:color="E2E8F0"/>
+              <w:bottom w:val="single" w:sz="8" w:color="334155" w:space="0"/>
+              <w:top w:val="single" w:sz="8" w:space="0" w:color="334155"/>
+              <w:left w:val="single" w:sz="8" w:space="0" w:color="334155"/>
+              <w:right w:val="single" w:sz="8" w:space="0" w:color="334155"/>
             </w:tcBorders>
           </w:tcPr>
           <w:p>
@@ -2597,7 +2711,10 @@
               <w:right w:w="60" w:type="dxa"/>
             </w:tcMar>
             <w:tcBorders>
-              <w:bottom w:val="single" w:sz="3" w:color="E2E8F0"/>
+              <w:bottom w:val="single" w:sz="8" w:color="334155" w:space="0"/>
+              <w:top w:val="single" w:sz="8" w:space="0" w:color="334155"/>
+              <w:left w:val="single" w:sz="8" w:space="0" w:color="334155"/>
+              <w:right w:val="single" w:sz="8" w:space="0" w:color="334155"/>
             </w:tcBorders>
           </w:tcPr>
           <w:p>
@@ -2620,7 +2737,10 @@
               <w:right w:w="60" w:type="dxa"/>
             </w:tcMar>
             <w:tcBorders>
-              <w:bottom w:val="single" w:sz="3" w:color="E2E8F0"/>
+              <w:bottom w:val="single" w:sz="8" w:color="334155" w:space="0"/>
+              <w:top w:val="single" w:sz="8" w:space="0" w:color="334155"/>
+              <w:left w:val="single" w:sz="8" w:space="0" w:color="334155"/>
+              <w:right w:val="single" w:sz="8" w:space="0" w:color="334155"/>
             </w:tcBorders>
           </w:tcPr>
           <w:p>
@@ -2648,7 +2768,10 @@
               <w:right w:w="60" w:type="dxa"/>
             </w:tcMar>
             <w:tcBorders>
-              <w:bottom w:val="single" w:sz="3" w:color="E2E8F0"/>
+              <w:bottom w:val="single" w:sz="8" w:color="334155" w:space="0"/>
+              <w:top w:val="single" w:sz="8" w:space="0" w:color="334155"/>
+              <w:left w:val="single" w:sz="8" w:space="0" w:color="334155"/>
+              <w:right w:val="single" w:sz="8" w:space="0" w:color="334155"/>
             </w:tcBorders>
           </w:tcPr>
           <w:p>
@@ -2671,7 +2794,10 @@
               <w:right w:w="60" w:type="dxa"/>
             </w:tcMar>
             <w:tcBorders>
-              <w:bottom w:val="single" w:sz="3" w:color="E2E8F0"/>
+              <w:bottom w:val="single" w:sz="8" w:color="334155" w:space="0"/>
+              <w:top w:val="single" w:sz="8" w:space="0" w:color="334155"/>
+              <w:left w:val="single" w:sz="8" w:space="0" w:color="334155"/>
+              <w:right w:val="single" w:sz="8" w:space="0" w:color="334155"/>
             </w:tcBorders>
           </w:tcPr>
           <w:p>
@@ -2733,7 +2859,10 @@
               <w:right w:w="60" w:type="dxa"/>
             </w:tcMar>
             <w:tcBorders>
-              <w:bottom w:val="single" w:sz="3" w:color="E2E8F0"/>
+              <w:bottom w:val="single" w:sz="8" w:color="334155" w:space="0"/>
+              <w:top w:val="single" w:sz="8" w:space="0" w:color="334155"/>
+              <w:left w:val="single" w:sz="8" w:space="0" w:color="334155"/>
+              <w:right w:val="single" w:sz="8" w:space="0" w:color="334155"/>
             </w:tcBorders>
           </w:tcPr>
           <w:p>
@@ -2756,7 +2885,10 @@
               <w:right w:w="60" w:type="dxa"/>
             </w:tcMar>
             <w:tcBorders>
-              <w:bottom w:val="single" w:sz="3" w:color="E2E8F0"/>
+              <w:bottom w:val="single" w:sz="8" w:color="334155" w:space="0"/>
+              <w:top w:val="single" w:sz="8" w:space="0" w:color="334155"/>
+              <w:left w:val="single" w:sz="8" w:space="0" w:color="334155"/>
+              <w:right w:val="single" w:sz="8" w:space="0" w:color="334155"/>
             </w:tcBorders>
           </w:tcPr>
           <w:p>
@@ -2784,7 +2916,10 @@
               <w:right w:w="60" w:type="dxa"/>
             </w:tcMar>
             <w:tcBorders>
-              <w:bottom w:val="single" w:sz="3" w:color="E2E8F0"/>
+              <w:bottom w:val="single" w:sz="8" w:color="334155" w:space="0"/>
+              <w:top w:val="single" w:sz="8" w:space="0" w:color="334155"/>
+              <w:left w:val="single" w:sz="8" w:space="0" w:color="334155"/>
+              <w:right w:val="single" w:sz="8" w:space="0" w:color="334155"/>
             </w:tcBorders>
           </w:tcPr>
           <w:p>
@@ -2807,7 +2942,10 @@
               <w:right w:w="60" w:type="dxa"/>
             </w:tcMar>
             <w:tcBorders>
-              <w:bottom w:val="single" w:sz="3" w:color="E2E8F0"/>
+              <w:bottom w:val="single" w:sz="8" w:color="334155" w:space="0"/>
+              <w:top w:val="single" w:sz="8" w:space="0" w:color="334155"/>
+              <w:left w:val="single" w:sz="8" w:space="0" w:color="334155"/>
+              <w:right w:val="single" w:sz="8" w:space="0" w:color="334155"/>
             </w:tcBorders>
           </w:tcPr>
           <w:p>
@@ -2835,7 +2973,10 @@
               <w:right w:w="60" w:type="dxa"/>
             </w:tcMar>
             <w:tcBorders>
-              <w:bottom w:val="single" w:sz="3" w:color="E2E8F0"/>
+              <w:bottom w:val="single" w:sz="8" w:color="334155" w:space="0"/>
+              <w:top w:val="single" w:sz="8" w:space="0" w:color="334155"/>
+              <w:left w:val="single" w:sz="8" w:space="0" w:color="334155"/>
+              <w:right w:val="single" w:sz="8" w:space="0" w:color="334155"/>
             </w:tcBorders>
           </w:tcPr>
           <w:p>
@@ -2858,7 +2999,10 @@
               <w:right w:w="60" w:type="dxa"/>
             </w:tcMar>
             <w:tcBorders>
-              <w:bottom w:val="single" w:sz="3" w:color="E2E8F0"/>
+              <w:bottom w:val="single" w:sz="8" w:color="334155" w:space="0"/>
+              <w:top w:val="single" w:sz="8" w:space="0" w:color="334155"/>
+              <w:left w:val="single" w:sz="8" w:space="0" w:color="334155"/>
+              <w:right w:val="single" w:sz="8" w:space="0" w:color="334155"/>
             </w:tcBorders>
           </w:tcPr>
           <w:p>
@@ -2920,7 +3064,10 @@
               <w:right w:w="60" w:type="dxa"/>
             </w:tcMar>
             <w:tcBorders>
-              <w:bottom w:val="single" w:sz="3" w:color="E2E8F0"/>
+              <w:bottom w:val="single" w:sz="8" w:color="334155" w:space="0"/>
+              <w:top w:val="single" w:sz="8" w:space="0" w:color="334155"/>
+              <w:left w:val="single" w:sz="8" w:space="0" w:color="334155"/>
+              <w:right w:val="single" w:sz="8" w:space="0" w:color="334155"/>
             </w:tcBorders>
           </w:tcPr>
           <w:p>
@@ -2943,7 +3090,10 @@
               <w:right w:w="60" w:type="dxa"/>
             </w:tcMar>
             <w:tcBorders>
-              <w:bottom w:val="single" w:sz="3" w:color="E2E8F0"/>
+              <w:bottom w:val="single" w:sz="8" w:color="334155" w:space="0"/>
+              <w:top w:val="single" w:sz="8" w:space="0" w:color="334155"/>
+              <w:left w:val="single" w:sz="8" w:space="0" w:color="334155"/>
+              <w:right w:val="single" w:sz="8" w:space="0" w:color="334155"/>
             </w:tcBorders>
           </w:tcPr>
           <w:p>
@@ -2971,7 +3121,10 @@
               <w:right w:w="60" w:type="dxa"/>
             </w:tcMar>
             <w:tcBorders>
-              <w:bottom w:val="single" w:sz="3" w:color="E2E8F0"/>
+              <w:bottom w:val="single" w:sz="8" w:color="334155" w:space="0"/>
+              <w:top w:val="single" w:sz="8" w:space="0" w:color="334155"/>
+              <w:left w:val="single" w:sz="8" w:space="0" w:color="334155"/>
+              <w:right w:val="single" w:sz="8" w:space="0" w:color="334155"/>
             </w:tcBorders>
           </w:tcPr>
           <w:p>
@@ -2994,7 +3147,10 @@
               <w:right w:w="60" w:type="dxa"/>
             </w:tcMar>
             <w:tcBorders>
-              <w:bottom w:val="single" w:sz="3" w:color="E2E8F0"/>
+              <w:bottom w:val="single" w:sz="8" w:color="334155" w:space="0"/>
+              <w:top w:val="single" w:sz="8" w:space="0" w:color="334155"/>
+              <w:left w:val="single" w:sz="8" w:space="0" w:color="334155"/>
+              <w:right w:val="single" w:sz="8" w:space="0" w:color="334155"/>
             </w:tcBorders>
           </w:tcPr>
           <w:p>
@@ -3022,7 +3178,10 @@
               <w:right w:w="60" w:type="dxa"/>
             </w:tcMar>
             <w:tcBorders>
-              <w:bottom w:val="single" w:sz="3" w:color="E2E8F0"/>
+              <w:bottom w:val="single" w:sz="8" w:color="334155" w:space="0"/>
+              <w:top w:val="single" w:sz="8" w:space="0" w:color="334155"/>
+              <w:left w:val="single" w:sz="8" w:space="0" w:color="334155"/>
+              <w:right w:val="single" w:sz="8" w:space="0" w:color="334155"/>
             </w:tcBorders>
           </w:tcPr>
           <w:p>
@@ -3045,7 +3204,10 @@
               <w:right w:w="60" w:type="dxa"/>
             </w:tcMar>
             <w:tcBorders>
-              <w:bottom w:val="single" w:sz="3" w:color="E2E8F0"/>
+              <w:bottom w:val="single" w:sz="8" w:color="334155" w:space="0"/>
+              <w:top w:val="single" w:sz="8" w:space="0" w:color="334155"/>
+              <w:left w:val="single" w:sz="8" w:space="0" w:color="334155"/>
+              <w:right w:val="single" w:sz="8" w:space="0" w:color="334155"/>
             </w:tcBorders>
           </w:tcPr>
           <w:p>
@@ -3125,7 +3287,7 @@
       <w:pPr>
         <w:spacing w:after="80" w:before="20" w:line="240" w:lineRule="auto"/>
         <w:pBdr>
-          <w:bottom w:val="single" w:sz="5" w:space="1" w:color="94A3B8"/>
+          <w:bottom w:val="single" w:sz="10" w:space="1" w:color="0F172A"/>
         </w:pBdr>
       </w:pPr>
     </w:p>
@@ -3133,7 +3295,7 @@
       <w:pPr>
         <w:spacing w:after="80" w:before="20" w:line="240" w:lineRule="auto"/>
         <w:pBdr>
-          <w:bottom w:val="single" w:sz="5" w:space="1" w:color="94A3B8"/>
+          <w:bottom w:val="single" w:sz="10" w:space="1" w:color="0F172A"/>
         </w:pBdr>
       </w:pPr>
     </w:p>
@@ -3149,7 +3311,7 @@
       <w:pPr>
         <w:spacing w:after="80" w:before="20" w:line="240" w:lineRule="auto"/>
         <w:pBdr>
-          <w:bottom w:val="single" w:sz="5" w:space="1" w:color="94A3B8"/>
+          <w:bottom w:val="single" w:sz="10" w:space="1" w:color="0F172A"/>
         </w:pBdr>
       </w:pPr>
     </w:p>
@@ -3260,7 +3422,7 @@
       <w:pPr>
         <w:spacing w:before="20" w:after="80" w:line="240" w:lineRule="auto"/>
         <w:pBdr>
-          <w:bottom w:val="single" w:sz="5" w:space="1" w:color="94A3B8"/>
+          <w:bottom w:val="single" w:sz="10" w:space="1" w:color="0F172A"/>
         </w:pBdr>
       </w:pPr>
     </w:p>
@@ -3310,7 +3472,7 @@
       <w:pPr>
         <w:spacing w:before="20" w:after="80" w:line="240" w:lineRule="auto"/>
         <w:pBdr>
-          <w:bottom w:val="single" w:sz="5" w:space="1" w:color="94A3B8"/>
+          <w:bottom w:val="single" w:sz="10" w:space="1" w:color="0F172A"/>
         </w:pBdr>
       </w:pPr>
     </w:p>
